--- a/part2-豐兆/ChatGPT桌面版與Antigravity_新手安裝教學講義.docx
+++ b/part2-豐兆/ChatGPT桌面版與Antigravity_新手安裝教學講義.docx
@@ -4,146 +4,613 @@
   <w:body>
     <w:p>
       <w:pPr>
-        <w:spacing w:after="40"/>
+        <w:keepNext w:val="0"/>
+        <w:spacing w:before="480" w:after="120" w:line="259" w:lineRule="auto"/>
         <w:jc w:val="center"/>
       </w:pPr>
       <w:r>
         <w:rPr>
           <w:rFonts w:ascii="Microsoft JhengHei" w:hAnsi="Microsoft JhengHei" w:eastAsia="Microsoft JhengHei"/>
           <w:b/>
-          <w:color w:val="1C7293"/>
-          <w:sz w:val="24"/>
+          <w:color w:val="D9A441"/>
+          <w:sz w:val="30"/>
         </w:rPr>
-        <w:t>花蓮地區科學社團教師研習・行前準備</w:t>
+        <w:t>花蓮地區科學社團教師研習</w:t>
       </w:r>
     </w:p>
     <w:p>
       <w:pPr>
-        <w:spacing w:after="40"/>
+        <w:keepNext w:val="0"/>
+        <w:spacing w:before="0" w:after="40" w:line="259" w:lineRule="auto"/>
         <w:jc w:val="center"/>
       </w:pPr>
       <w:r>
         <w:rPr>
           <w:rFonts w:ascii="Microsoft JhengHei" w:hAnsi="Microsoft JhengHei" w:eastAsia="Microsoft JhengHei"/>
           <w:b/>
-          <w:color w:val="0B1F3A"/>
-          <w:sz w:val="44"/>
+          <w:color w:val="0E7C7B"/>
+          <w:sz w:val="50"/>
         </w:rPr>
-        <w:t>ChatGPT 桌面版與 Antigravity</w:t>
+        <w:t>行前安裝與關 0 操作講義</w:t>
       </w:r>
     </w:p>
     <w:p>
       <w:pPr>
-        <w:spacing w:after="80"/>
+        <w:keepNext w:val="0"/>
+        <w:spacing w:before="0" w:after="240" w:line="259" w:lineRule="auto"/>
         <w:jc w:val="center"/>
       </w:pPr>
       <w:r>
         <w:rPr>
           <w:rFonts w:ascii="Microsoft JhengHei" w:hAnsi="Microsoft JhengHei" w:eastAsia="Microsoft JhengHei"/>
           <w:b/>
-          <w:color w:val="0B1F3A"/>
-          <w:sz w:val="36"/>
+          <w:color w:val="1A1A1A"/>
+          <w:sz w:val="26"/>
         </w:rPr>
-        <w:t>新手安裝教學講義（Windows 版）</w:t>
+        <w:t>ChatGPT／Codex・Antigravity・GitHub 版本接力</w:t>
       </w:r>
+    </w:p>
+    <w:tbl>
+      <w:tblPr>
+        <w:tblW w:type="auto" w:w="0"/>
+        <w:jc w:val="center"/>
+        <w:tblLayout w:type="autofit"/>
+        <w:tblLook w:firstColumn="1" w:firstRow="1" w:lastColumn="0" w:lastRow="0" w:noHBand="0" w:noVBand="1" w:val="04A0"/>
+      </w:tblPr>
+      <w:tblGrid>
+        <w:gridCol w:w="10262"/>
+      </w:tblGrid>
+      <w:tr>
+        <w:trPr>
+          <w:tblHeader w:val="true"/>
+        </w:trPr>
+        <w:tc>
+          <w:tcPr>
+            <w:tcW w:type="dxa" w:w="10262"/>
+            <w:vAlign w:val="center"/>
+            <w:shd w:fill="EAF4F3"/>
+            <w:tcBorders>
+              <w:top w:val="single" w:sz="8" w:color="B8CBC9"/>
+              <w:bottom w:val="single" w:sz="8" w:color="B8CBC9"/>
+              <w:left w:val="single" w:sz="8" w:color="B8CBC9"/>
+              <w:right w:val="single" w:sz="8" w:color="B8CBC9"/>
+            </w:tcBorders>
+          </w:tcPr>
+          <w:p>
+            <w:pPr>
+              <w:keepNext w:val="0"/>
+              <w:spacing w:before="0" w:after="20" w:line="259" w:lineRule="auto"/>
+            </w:pPr>
+            <w:r>
+              <w:rPr>
+                <w:rFonts w:ascii="Microsoft JhengHei" w:hAnsi="Microsoft JhengHei" w:eastAsia="Microsoft JhengHei"/>
+                <w:b/>
+                <w:color w:val="0E7C7B"/>
+                <w:sz w:val="20"/>
+              </w:rPr>
+              <w:t xml:space="preserve">這份講義做到哪裡　</w:t>
+            </w:r>
+            <w:r>
+              <w:rPr>
+                <w:rFonts w:ascii="Microsoft JhengHei" w:hAnsi="Microsoft JhengHei" w:eastAsia="Microsoft JhengHei"/>
+                <w:b w:val="0"/>
+                <w:color w:val="1A1A1A"/>
+                <w:sz w:val="19"/>
+              </w:rPr>
+              <w:t>從安裝軟體、建立 club2026 專案資料夾，到兩個 AI 開啟同一個位置，以及 GitHub 版本控制的行前驗收。部署網站是另一個選配步驟，不在本講義測試。</w:t>
+            </w:r>
+          </w:p>
+        </w:tc>
+      </w:tr>
+    </w:tbl>
+    <w:p>
+      <w:pPr>
+        <w:spacing w:after="0"/>
+      </w:pPr>
     </w:p>
     <w:p>
       <w:pPr>
-        <w:spacing w:after="40"/>
-        <w:jc w:val="center"/>
-      </w:pPr>
-      <w:r>
-        <w:rPr>
-          <w:rFonts w:ascii="Microsoft JhengHei" w:hAnsi="Microsoft JhengHei" w:eastAsia="Microsoft JhengHei"/>
-          <w:b w:val="0"/>
-          <w:color w:val="64748B"/>
-          <w:sz w:val="22"/>
-        </w:rPr>
-        <w:t>仰望教育基金會 × 國立東華大學｜2026/8/19（三）東華大學環境學院 A124</w:t>
-      </w:r>
-    </w:p>
-    <w:p>
-      <w:pPr>
-        <w:spacing w:after="200"/>
-        <w:jc w:val="center"/>
-      </w:pPr>
-      <w:r>
-        <w:rPr>
-          <w:rFonts w:ascii="Microsoft JhengHei" w:hAnsi="Microsoft JhengHei" w:eastAsia="Microsoft JhengHei"/>
-          <w:b w:val="0"/>
-          <w:color w:val="64748B"/>
-          <w:sz w:val="22"/>
-        </w:rPr>
-        <w:t>本講義每一步驟均為實際安裝過程之螢幕截圖，紅框處為該步驟要點選或確認的位置。</w:t>
-      </w:r>
-    </w:p>
-    <w:p>
-      <w:pPr>
-        <w:spacing w:after="80"/>
+        <w:pStyle w:val="Heading1"/>
+        <w:keepNext/>
+        <w:spacing w:before="140" w:after="80" w:line="259" w:lineRule="auto"/>
+        <w:pBdr>
+          <w:bottom w:val="single" w:sz="10" w:space="4" w:color="D9A441"/>
+        </w:pBdr>
       </w:pPr>
       <w:r>
         <w:rPr>
           <w:rFonts w:ascii="Microsoft JhengHei" w:hAnsi="Microsoft JhengHei" w:eastAsia="Microsoft JhengHei"/>
           <w:b/>
-          <w:color w:val="B43B3B"/>
-          <w:sz w:val="28"/>
+          <w:color w:val="0E7C7B"/>
+          <w:sz w:val="32"/>
         </w:rPr>
-        <w:t>出發前請確認三件事</w:t>
+        <w:t>出發前先準備</w:t>
       </w:r>
     </w:p>
     <w:p>
       <w:pPr>
-        <w:spacing w:after="60"/>
-      </w:pPr>
-      <w:r>
-        <w:rPr>
-          <w:rFonts w:ascii="Microsoft JhengHei" w:hAnsi="Microsoft JhengHei" w:eastAsia="Microsoft JhengHei"/>
-          <w:b w:val="0"/>
-          <w:sz w:val="24"/>
-        </w:rPr>
-        <w:t>1. 帶自己的筆電（Windows 10/11），電量充足或帶充電器。</w:t>
-      </w:r>
-    </w:p>
-    <w:p>
-      <w:pPr>
-        <w:spacing w:after="60"/>
-      </w:pPr>
-      <w:r>
-        <w:rPr>
-          <w:rFonts w:ascii="Microsoft JhengHei" w:hAnsi="Microsoft JhengHei" w:eastAsia="Microsoft JhengHei"/>
-          <w:b w:val="0"/>
-          <w:sz w:val="24"/>
-        </w:rPr>
-        <w:t>2. 準備一組 Google 帳號（Gmail）——兩套軟體都可以用它登入；沒有的請先申請。</w:t>
-      </w:r>
-    </w:p>
-    <w:p>
-      <w:pPr>
-        <w:spacing w:after="60"/>
-      </w:pPr>
-      <w:r>
-        <w:rPr>
-          <w:rFonts w:ascii="Microsoft JhengHei" w:hAnsi="Microsoft JhengHei" w:eastAsia="Microsoft JhengHei"/>
-          <w:b w:val="0"/>
-          <w:sz w:val="24"/>
-        </w:rPr>
-        <w:t>3. 請在家先照本講義裝好並「登入過一次」，研習當天進教室連上校內網路後再各開一次確認能登入。</w:t>
-      </w:r>
-    </w:p>
-    <w:p>
-      <w:pPr>
-        <w:spacing w:after="200"/>
+        <w:keepNext w:val="0"/>
+        <w:spacing w:before="0" w:after="30" w:line="259" w:lineRule="auto"/>
+        <w:ind w:left="283" w:hanging="227"/>
       </w:pPr>
       <w:r>
         <w:rPr>
           <w:rFonts w:ascii="Microsoft JhengHei" w:hAnsi="Microsoft JhengHei" w:eastAsia="Microsoft JhengHei"/>
           <w:b/>
-          <w:color w:val="B43B3B"/>
-          <w:sz w:val="24"/>
+          <w:color w:val="0E7C7B"/>
+          <w:sz w:val="21"/>
         </w:rPr>
-        <w:t>⚠ 重要：Antigravity 的免費額度是「一週給一次」。裝好登入確認能開啟即可，請不要先拿額度來玩，留到 8/19 當天上課用！</w:t>
+        <w:t xml:space="preserve">□ </w:t>
+      </w:r>
+      <w:r>
+        <w:rPr>
+          <w:rFonts w:ascii="Microsoft JhengHei" w:hAnsi="Microsoft JhengHei" w:eastAsia="Microsoft JhengHei"/>
+          <w:b w:val="0"/>
+          <w:color w:val="1A1A1A"/>
+          <w:sz w:val="20"/>
+        </w:rPr>
+        <w:t>自己的 Windows 10／11 筆電、充電器與可用的網路。</w:t>
       </w:r>
     </w:p>
+    <w:p>
+      <w:pPr>
+        <w:keepNext w:val="0"/>
+        <w:spacing w:before="0" w:after="30" w:line="259" w:lineRule="auto"/>
+        <w:ind w:left="283" w:hanging="227"/>
+      </w:pPr>
+      <w:r>
+        <w:rPr>
+          <w:rFonts w:ascii="Microsoft JhengHei" w:hAnsi="Microsoft JhengHei" w:eastAsia="Microsoft JhengHei"/>
+          <w:b/>
+          <w:color w:val="0E7C7B"/>
+          <w:sz w:val="21"/>
+        </w:rPr>
+        <w:t xml:space="preserve">□ </w:t>
+      </w:r>
+      <w:r>
+        <w:rPr>
+          <w:rFonts w:ascii="Microsoft JhengHei" w:hAnsi="Microsoft JhengHei" w:eastAsia="Microsoft JhengHei"/>
+          <w:b w:val="0"/>
+          <w:color w:val="1A1A1A"/>
+          <w:sz w:val="20"/>
+        </w:rPr>
+        <w:t>ChatGPT／OpenAI 帳號、個人 Gmail，以及可收驗證信的 GitHub 帳號。</w:t>
+      </w:r>
+    </w:p>
+    <w:p>
+      <w:pPr>
+        <w:keepNext w:val="0"/>
+        <w:spacing w:before="0" w:after="30" w:line="259" w:lineRule="auto"/>
+        <w:ind w:left="283" w:hanging="227"/>
+      </w:pPr>
+      <w:r>
+        <w:rPr>
+          <w:rFonts w:ascii="Microsoft JhengHei" w:hAnsi="Microsoft JhengHei" w:eastAsia="Microsoft JhengHei"/>
+          <w:b/>
+          <w:color w:val="0E7C7B"/>
+          <w:sz w:val="21"/>
+        </w:rPr>
+        <w:t xml:space="preserve">□ </w:t>
+      </w:r>
+      <w:r>
+        <w:rPr>
+          <w:rFonts w:ascii="Microsoft JhengHei" w:hAnsi="Microsoft JhengHei" w:eastAsia="Microsoft JhengHei"/>
+          <w:b w:val="0"/>
+          <w:color w:val="1A1A1A"/>
+          <w:sz w:val="20"/>
+        </w:rPr>
+        <w:t>行前信裡的教材包 ZIP、本校去除個資的社團計畫書、基金會成果報告書範本。</w:t>
+      </w:r>
+    </w:p>
+    <w:p>
+      <w:pPr>
+        <w:keepNext w:val="0"/>
+        <w:spacing w:before="0" w:after="30" w:line="259" w:lineRule="auto"/>
+        <w:ind w:left="283" w:hanging="227"/>
+      </w:pPr>
+      <w:r>
+        <w:rPr>
+          <w:rFonts w:ascii="Microsoft JhengHei" w:hAnsi="Microsoft JhengHei" w:eastAsia="Microsoft JhengHei"/>
+          <w:b/>
+          <w:color w:val="0E7C7B"/>
+          <w:sz w:val="21"/>
+        </w:rPr>
+        <w:t xml:space="preserve">□ </w:t>
+      </w:r>
+      <w:r>
+        <w:rPr>
+          <w:rFonts w:ascii="Microsoft JhengHei" w:hAnsi="Microsoft JhengHei" w:eastAsia="Microsoft JhengHei"/>
+          <w:b w:val="0"/>
+          <w:color w:val="1A1A1A"/>
+          <w:sz w:val="20"/>
+        </w:rPr>
+        <w:t>行前只確認工具能登入、能開資料夾；不要先大量生成作品，把免費額度留到研習當天。</w:t>
+      </w:r>
+    </w:p>
+    <w:p>
+      <w:pPr>
+        <w:pStyle w:val="Heading1"/>
+        <w:keepNext/>
+        <w:spacing w:before="140" w:after="80" w:line="259" w:lineRule="auto"/>
+        <w:pBdr>
+          <w:bottom w:val="single" w:sz="10" w:space="4" w:color="D9A441"/>
+        </w:pBdr>
+      </w:pPr>
+      <w:r>
+        <w:rPr>
+          <w:rFonts w:ascii="Microsoft JhengHei" w:hAnsi="Microsoft JhengHei" w:eastAsia="Microsoft JhengHei"/>
+          <w:b/>
+          <w:color w:val="0E7C7B"/>
+          <w:sz w:val="32"/>
+        </w:rPr>
+        <w:t>完成後，你的電腦應該是這樣</w:t>
+      </w:r>
+    </w:p>
+    <w:tbl>
+      <w:tblPr>
+        <w:tblW w:type="auto" w:w="0"/>
+        <w:jc w:val="center"/>
+        <w:tblLayout w:type="fixed"/>
+        <w:tblLook w:firstColumn="1" w:firstRow="1" w:lastColumn="0" w:lastRow="0" w:noHBand="0" w:noVBand="1" w:val="04A0"/>
+      </w:tblPr>
+      <w:tblGrid>
+        <w:gridCol w:w="3421"/>
+        <w:gridCol w:w="3421"/>
+        <w:gridCol w:w="3421"/>
+      </w:tblGrid>
+      <w:tr>
+        <w:trPr>
+          <w:tblHeader w:val="true"/>
+        </w:trPr>
+        <w:tc>
+          <w:tcPr>
+            <w:tcW w:type="dxa" w:w="1757"/>
+            <w:shd w:fill="0E7C7B"/>
+            <w:vAlign w:val="center"/>
+          </w:tcPr>
+          <w:p>
+            <w:pPr>
+              <w:jc w:val="center"/>
+            </w:pPr>
+            <w:r>
+              <w:rPr>
+                <w:rFonts w:ascii="Microsoft JhengHei" w:hAnsi="Microsoft JhengHei" w:eastAsia="Microsoft JhengHei"/>
+                <w:b/>
+                <w:color w:val="FFFFFF"/>
+                <w:sz w:val="19"/>
+              </w:rPr>
+              <w:t>項目</w:t>
+            </w:r>
+          </w:p>
+        </w:tc>
+        <w:tc>
+          <w:tcPr>
+            <w:tcW w:type="dxa" w:w="4082"/>
+            <w:shd w:fill="0E7C7B"/>
+            <w:vAlign w:val="center"/>
+          </w:tcPr>
+          <w:p>
+            <w:pPr>
+              <w:jc w:val="center"/>
+            </w:pPr>
+            <w:r>
+              <w:rPr>
+                <w:rFonts w:ascii="Microsoft JhengHei" w:hAnsi="Microsoft JhengHei" w:eastAsia="Microsoft JhengHei"/>
+                <w:b/>
+                <w:color w:val="FFFFFF"/>
+                <w:sz w:val="19"/>
+              </w:rPr>
+              <w:t>研習要用的功能</w:t>
+            </w:r>
+          </w:p>
+        </w:tc>
+        <w:tc>
+          <w:tcPr>
+            <w:tcW w:type="dxa" w:w="4082"/>
+            <w:shd w:fill="0E7C7B"/>
+            <w:vAlign w:val="center"/>
+          </w:tcPr>
+          <w:p>
+            <w:pPr>
+              <w:jc w:val="center"/>
+            </w:pPr>
+            <w:r>
+              <w:rPr>
+                <w:rFonts w:ascii="Microsoft JhengHei" w:hAnsi="Microsoft JhengHei" w:eastAsia="Microsoft JhengHei"/>
+                <w:b/>
+                <w:color w:val="FFFFFF"/>
+                <w:sz w:val="19"/>
+              </w:rPr>
+              <w:t>通過訊號</w:t>
+            </w:r>
+          </w:p>
+        </w:tc>
+      </w:tr>
+      <w:tr>
+        <w:tc>
+          <w:tcPr>
+            <w:tcW w:type="dxa" w:w="1757"/>
+            <w:vAlign w:val="center"/>
+            <w:tcBorders>
+              <w:top w:val="single" w:sz="6" w:color="B8CBC9"/>
+              <w:bottom w:val="single" w:sz="6" w:color="B8CBC9"/>
+              <w:left w:val="single" w:sz="6" w:color="B8CBC9"/>
+              <w:right w:val="single" w:sz="6" w:color="B8CBC9"/>
+            </w:tcBorders>
+          </w:tcPr>
+          <w:p>
+            <w:r>
+              <w:rPr>
+                <w:rFonts w:ascii="Microsoft JhengHei" w:hAnsi="Microsoft JhengHei" w:eastAsia="Microsoft JhengHei"/>
+                <w:b/>
+                <w:color w:val="0E7C7B"/>
+                <w:sz w:val="18"/>
+              </w:rPr>
+              <w:t>ChatGPT／Codex</w:t>
+            </w:r>
+          </w:p>
+        </w:tc>
+        <w:tc>
+          <w:tcPr>
+            <w:tcW w:type="dxa" w:w="4082"/>
+            <w:vAlign w:val="center"/>
+            <w:tcBorders>
+              <w:top w:val="single" w:sz="6" w:color="B8CBC9"/>
+              <w:bottom w:val="single" w:sz="6" w:color="B8CBC9"/>
+              <w:left w:val="single" w:sz="6" w:color="B8CBC9"/>
+              <w:right w:val="single" w:sz="6" w:color="B8CBC9"/>
+            </w:tcBorders>
+          </w:tcPr>
+          <w:p>
+            <w:r>
+              <w:rPr>
+                <w:rFonts w:ascii="Microsoft JhengHei" w:hAnsi="Microsoft JhengHei" w:eastAsia="Microsoft JhengHei"/>
+                <w:b w:val="0"/>
+                <w:color w:val="1A1A1A"/>
+                <w:sz w:val="18"/>
+              </w:rPr>
+              <w:t>上半場規劃與複核</w:t>
+            </w:r>
+          </w:p>
+        </w:tc>
+        <w:tc>
+          <w:tcPr>
+            <w:tcW w:type="dxa" w:w="4082"/>
+            <w:vAlign w:val="center"/>
+            <w:tcBorders>
+              <w:top w:val="single" w:sz="6" w:color="B8CBC9"/>
+              <w:bottom w:val="single" w:sz="6" w:color="B8CBC9"/>
+              <w:left w:val="single" w:sz="6" w:color="B8CBC9"/>
+              <w:right w:val="single" w:sz="6" w:color="B8CBC9"/>
+            </w:tcBorders>
+          </w:tcPr>
+          <w:p>
+            <w:r>
+              <w:rPr>
+                <w:rFonts w:ascii="Microsoft JhengHei" w:hAnsi="Microsoft JhengHei" w:eastAsia="Microsoft JhengHei"/>
+                <w:b w:val="0"/>
+                <w:color w:val="1A1A1A"/>
+                <w:sz w:val="18"/>
+              </w:rPr>
+              <w:t>能切到 Codex，並選取整個 club2026</w:t>
+            </w:r>
+          </w:p>
+        </w:tc>
+      </w:tr>
+      <w:tr>
+        <w:tc>
+          <w:tcPr>
+            <w:tcW w:type="dxa" w:w="1757"/>
+            <w:vAlign w:val="center"/>
+            <w:tcBorders>
+              <w:top w:val="single" w:sz="6" w:color="B8CBC9"/>
+              <w:bottom w:val="single" w:sz="6" w:color="B8CBC9"/>
+              <w:left w:val="single" w:sz="6" w:color="B8CBC9"/>
+              <w:right w:val="single" w:sz="6" w:color="B8CBC9"/>
+            </w:tcBorders>
+          </w:tcPr>
+          <w:p>
+            <w:r>
+              <w:rPr>
+                <w:rFonts w:ascii="Microsoft JhengHei" w:hAnsi="Microsoft JhengHei" w:eastAsia="Microsoft JhengHei"/>
+                <w:b/>
+                <w:color w:val="0E7C7B"/>
+                <w:sz w:val="18"/>
+              </w:rPr>
+              <w:t>Antigravity</w:t>
+            </w:r>
+          </w:p>
+        </w:tc>
+        <w:tc>
+          <w:tcPr>
+            <w:tcW w:type="dxa" w:w="4082"/>
+            <w:vAlign w:val="center"/>
+            <w:tcBorders>
+              <w:top w:val="single" w:sz="6" w:color="B8CBC9"/>
+              <w:bottom w:val="single" w:sz="6" w:color="B8CBC9"/>
+              <w:left w:val="single" w:sz="6" w:color="B8CBC9"/>
+              <w:right w:val="single" w:sz="6" w:color="B8CBC9"/>
+            </w:tcBorders>
+          </w:tcPr>
+          <w:p>
+            <w:r>
+              <w:rPr>
+                <w:rFonts w:ascii="Microsoft JhengHei" w:hAnsi="Microsoft JhengHei" w:eastAsia="Microsoft JhengHei"/>
+                <w:b w:val="0"/>
+                <w:color w:val="1A1A1A"/>
+                <w:sz w:val="18"/>
+              </w:rPr>
+              <w:t>上半場實作；下半場單一 AI</w:t>
+            </w:r>
+          </w:p>
+        </w:tc>
+        <w:tc>
+          <w:tcPr>
+            <w:tcW w:type="dxa" w:w="4082"/>
+            <w:vAlign w:val="center"/>
+            <w:tcBorders>
+              <w:top w:val="single" w:sz="6" w:color="B8CBC9"/>
+              <w:bottom w:val="single" w:sz="6" w:color="B8CBC9"/>
+              <w:left w:val="single" w:sz="6" w:color="B8CBC9"/>
+              <w:right w:val="single" w:sz="6" w:color="B8CBC9"/>
+            </w:tcBorders>
+          </w:tcPr>
+          <w:p>
+            <w:r>
+              <w:rPr>
+                <w:rFonts w:ascii="Microsoft JhengHei" w:hAnsi="Microsoft JhengHei" w:eastAsia="Microsoft JhengHei"/>
+                <w:b w:val="0"/>
+                <w:color w:val="1A1A1A"/>
+                <w:sz w:val="18"/>
+              </w:rPr>
+              <w:t>能登入、使用 Default＋Always Ask，並開 club2026</w:t>
+            </w:r>
+          </w:p>
+        </w:tc>
+      </w:tr>
+      <w:tr>
+        <w:tc>
+          <w:tcPr>
+            <w:tcW w:type="dxa" w:w="1757"/>
+            <w:vAlign w:val="center"/>
+            <w:tcBorders>
+              <w:top w:val="single" w:sz="6" w:color="B8CBC9"/>
+              <w:bottom w:val="single" w:sz="6" w:color="B8CBC9"/>
+              <w:left w:val="single" w:sz="6" w:color="B8CBC9"/>
+              <w:right w:val="single" w:sz="6" w:color="B8CBC9"/>
+            </w:tcBorders>
+          </w:tcPr>
+          <w:p>
+            <w:r>
+              <w:rPr>
+                <w:rFonts w:ascii="Microsoft JhengHei" w:hAnsi="Microsoft JhengHei" w:eastAsia="Microsoft JhengHei"/>
+                <w:b/>
+                <w:color w:val="0E7C7B"/>
+                <w:sz w:val="18"/>
+              </w:rPr>
+              <w:t>GitHub＋Git</w:t>
+            </w:r>
+          </w:p>
+        </w:tc>
+        <w:tc>
+          <w:tcPr>
+            <w:tcW w:type="dxa" w:w="4082"/>
+            <w:vAlign w:val="center"/>
+            <w:tcBorders>
+              <w:top w:val="single" w:sz="6" w:color="B8CBC9"/>
+              <w:bottom w:val="single" w:sz="6" w:color="B8CBC9"/>
+              <w:left w:val="single" w:sz="6" w:color="B8CBC9"/>
+              <w:right w:val="single" w:sz="6" w:color="B8CBC9"/>
+            </w:tcBorders>
+          </w:tcPr>
+          <w:p>
+            <w:r>
+              <w:rPr>
+                <w:rFonts w:ascii="Microsoft JhengHei" w:hAnsi="Microsoft JhengHei" w:eastAsia="Microsoft JhengHei"/>
+                <w:b w:val="0"/>
+                <w:color w:val="1A1A1A"/>
+                <w:sz w:val="18"/>
+              </w:rPr>
+              <w:t>保存版本、換電腦接手</w:t>
+            </w:r>
+          </w:p>
+        </w:tc>
+        <w:tc>
+          <w:tcPr>
+            <w:tcW w:type="dxa" w:w="4082"/>
+            <w:vAlign w:val="center"/>
+            <w:tcBorders>
+              <w:top w:val="single" w:sz="6" w:color="B8CBC9"/>
+              <w:bottom w:val="single" w:sz="6" w:color="B8CBC9"/>
+              <w:left w:val="single" w:sz="6" w:color="B8CBC9"/>
+              <w:right w:val="single" w:sz="6" w:color="B8CBC9"/>
+            </w:tcBorders>
+          </w:tcPr>
+          <w:p>
+            <w:r>
+              <w:rPr>
+                <w:rFonts w:ascii="Microsoft JhengHei" w:hAnsi="Microsoft JhengHei" w:eastAsia="Microsoft JhengHei"/>
+                <w:b w:val="0"/>
+                <w:color w:val="1A1A1A"/>
+                <w:sz w:val="18"/>
+              </w:rPr>
+              <w:t>git --version、gh auth status、Git 作者資料均通過</w:t>
+            </w:r>
+          </w:p>
+        </w:tc>
+      </w:tr>
+      <w:tr>
+        <w:tc>
+          <w:tcPr>
+            <w:tcW w:type="dxa" w:w="1757"/>
+            <w:vAlign w:val="center"/>
+            <w:tcBorders>
+              <w:top w:val="single" w:sz="6" w:color="B8CBC9"/>
+              <w:bottom w:val="single" w:sz="6" w:color="B8CBC9"/>
+              <w:left w:val="single" w:sz="6" w:color="B8CBC9"/>
+              <w:right w:val="single" w:sz="6" w:color="B8CBC9"/>
+            </w:tcBorders>
+          </w:tcPr>
+          <w:p>
+            <w:r>
+              <w:rPr>
+                <w:rFonts w:ascii="Microsoft JhengHei" w:hAnsi="Microsoft JhengHei" w:eastAsia="Microsoft JhengHei"/>
+                <w:b/>
+                <w:color w:val="0E7C7B"/>
+                <w:sz w:val="18"/>
+              </w:rPr>
+              <w:t>教材資料夾</w:t>
+            </w:r>
+          </w:p>
+        </w:tc>
+        <w:tc>
+          <w:tcPr>
+            <w:tcW w:type="dxa" w:w="4082"/>
+            <w:vAlign w:val="center"/>
+            <w:tcBorders>
+              <w:top w:val="single" w:sz="6" w:color="B8CBC9"/>
+              <w:bottom w:val="single" w:sz="6" w:color="B8CBC9"/>
+              <w:left w:val="single" w:sz="6" w:color="B8CBC9"/>
+              <w:right w:val="single" w:sz="6" w:color="B8CBC9"/>
+            </w:tcBorders>
+          </w:tcPr>
+          <w:p>
+            <w:r>
+              <w:rPr>
+                <w:rFonts w:ascii="Microsoft JhengHei" w:hAnsi="Microsoft JhengHei" w:eastAsia="Microsoft JhengHei"/>
+                <w:b w:val="0"/>
+                <w:color w:val="1A1A1A"/>
+                <w:sz w:val="18"/>
+              </w:rPr>
+              <w:t>所有提示詞與成品的共同位置</w:t>
+            </w:r>
+          </w:p>
+        </w:tc>
+        <w:tc>
+          <w:tcPr>
+            <w:tcW w:type="dxa" w:w="4082"/>
+            <w:vAlign w:val="center"/>
+            <w:tcBorders>
+              <w:top w:val="single" w:sz="6" w:color="B8CBC9"/>
+              <w:bottom w:val="single" w:sz="6" w:color="B8CBC9"/>
+              <w:left w:val="single" w:sz="6" w:color="B8CBC9"/>
+              <w:right w:val="single" w:sz="6" w:color="B8CBC9"/>
+            </w:tcBorders>
+          </w:tcPr>
+          <w:p>
+            <w:r>
+              <w:rPr>
+                <w:rFonts w:ascii="Microsoft JhengHei" w:hAnsi="Microsoft JhengHei" w:eastAsia="Microsoft JhengHei"/>
+                <w:b w:val="0"/>
+                <w:color w:val="1A1A1A"/>
+                <w:sz w:val="18"/>
+              </w:rPr>
+              <w:t>教材檔、去識別計畫書、官方範本都在 club2026</w:t>
+            </w:r>
+          </w:p>
+        </w:tc>
+      </w:tr>
+    </w:tbl>
     <w:p>
       <w:r>
         <w:br w:type="page"/>
@@ -151,63 +618,73 @@
     </w:p>
     <w:p>
       <w:pPr>
-        <w:spacing w:after="160"/>
+        <w:pStyle w:val="Heading1"/>
+        <w:keepNext/>
+        <w:spacing w:before="140" w:after="80" w:line="259" w:lineRule="auto"/>
+        <w:pBdr>
+          <w:bottom w:val="single" w:sz="10" w:space="4" w:color="D9A441"/>
+        </w:pBdr>
       </w:pPr>
       <w:r>
         <w:rPr>
           <w:rFonts w:ascii="Microsoft JhengHei" w:hAnsi="Microsoft JhengHei" w:eastAsia="Microsoft JhengHei"/>
           <w:b/>
-          <w:color w:val="0B1F3A"/>
+          <w:color w:val="0E7C7B"/>
           <w:sz w:val="32"/>
         </w:rPr>
-        <w:t>第一部分：安裝 ChatGPT 桌面版（由 Microsoft Store 安裝，約 5 分鐘）</w:t>
+        <w:t>一、安裝 ChatGPT，確認看得到 Codex</w:t>
       </w:r>
     </w:p>
     <w:p>
       <w:pPr>
-        <w:spacing w:before="200" w:after="40"/>
+        <w:keepNext/>
+        <w:spacing w:before="100" w:after="40" w:line="259" w:lineRule="auto"/>
       </w:pPr>
       <w:r>
         <w:rPr>
           <w:rFonts w:ascii="Microsoft JhengHei" w:hAnsi="Microsoft JhengHei" w:eastAsia="Microsoft JhengHei"/>
           <w:b/>
-          <w:color w:val="1C7293"/>
-          <w:sz w:val="28"/>
+          <w:color w:val="D9A441"/>
+          <w:sz w:val="22"/>
         </w:rPr>
-        <w:t>步驟 A-1｜</w:t>
+        <w:t>A-1｜</w:t>
       </w:r>
       <w:r>
         <w:rPr>
           <w:rFonts w:ascii="Microsoft JhengHei" w:hAnsi="Microsoft JhengHei" w:eastAsia="Microsoft JhengHei"/>
           <w:b/>
-          <w:sz w:val="28"/>
+          <w:color w:val="1A1A1A"/>
+          <w:sz w:val="22"/>
         </w:rPr>
-        <w:t>開啟 Microsoft Store</w:t>
+        <w:t>從 Microsoft Store 找官方 ChatGPT</w:t>
       </w:r>
     </w:p>
     <w:p>
       <w:pPr>
-        <w:spacing w:after="80"/>
+        <w:keepNext w:val="0"/>
+        <w:spacing w:before="0" w:after="60" w:line="259" w:lineRule="auto"/>
       </w:pPr>
       <w:r>
         <w:rPr>
           <w:rFonts w:ascii="Microsoft JhengHei" w:hAnsi="Microsoft JhengHei" w:eastAsia="Microsoft JhengHei"/>
           <w:b w:val="0"/>
-          <w:sz w:val="24"/>
+          <w:color w:val="1A1A1A"/>
+          <w:sz w:val="21"/>
         </w:rPr>
-        <w:t>點工作列的「開始」按鈕，輸入「store」或找到「Microsoft Store」開啟。開啟後，視窗最上方中間就是搜尋框（紅框處）。</w:t>
+        <w:t>開啟 Microsoft Store，在搜尋框輸入 ChatGPT。搜尋結果很多，請點名稱為 ChatGPT、發行者為 OpenAI 的項目。不要只看圖示或名稱相近就安裝。</w:t>
       </w:r>
     </w:p>
     <w:p>
       <w:pPr>
-        <w:spacing w:after="200"/>
+        <w:keepNext w:val="0"/>
+        <w:spacing w:before="0" w:after="40" w:line="259" w:lineRule="auto"/>
         <w:jc w:val="center"/>
       </w:pPr>
       <w:r>
         <w:drawing>
           <wp:inline xmlns:a="http://schemas.openxmlformats.org/drawingml/2006/main" xmlns:pic="http://schemas.openxmlformats.org/drawingml/2006/picture">
-            <wp:extent cx="5580000" cy="3017186"/>
-            <wp:docPr id="1" name="Picture 1"/>
+            <wp:extent cx="5715000" cy="3090182"/>
+            <wp:docPr id="1" name="Picture 1" descr="從 Microsoft Store 找官方 ChatGPT操作截圖" title="從 Microsoft Store 找官方 ChatGPT"/>
             <wp:cNvGraphicFramePr>
               <a:graphicFrameLocks noChangeAspect="1"/>
             </wp:cNvGraphicFramePr>
@@ -215,11 +692,11 @@
               <a:graphicData uri="http://schemas.openxmlformats.org/drawingml/2006/picture">
                 <pic:pic>
                   <pic:nvPicPr>
-                    <pic:cNvPr id="0" name="a1.png"/>
+                    <pic:cNvPr id="0" name="image03.png"/>
                     <pic:cNvPicPr/>
                   </pic:nvPicPr>
                   <pic:blipFill>
-                    <a:blip r:embed="rId9"/>
+                    <a:blip r:embed="rId11"/>
                     <a:stretch>
                       <a:fillRect/>
                     </a:stretch>
@@ -227,7 +704,7 @@
                   <pic:spPr>
                     <a:xfrm>
                       <a:off x="0" y="0"/>
-                      <a:ext cx="5580000" cy="3017186"/>
+                      <a:ext cx="5715000" cy="3090182"/>
                     </a:xfrm>
                     <a:prstGeom prst="rect"/>
                   </pic:spPr>
@@ -240,49 +717,54 @@
     </w:p>
     <w:p>
       <w:pPr>
-        <w:spacing w:before="200" w:after="40"/>
+        <w:keepNext/>
+        <w:spacing w:before="100" w:after="40" w:line="259" w:lineRule="auto"/>
       </w:pPr>
       <w:r>
         <w:rPr>
           <w:rFonts w:ascii="Microsoft JhengHei" w:hAnsi="Microsoft JhengHei" w:eastAsia="Microsoft JhengHei"/>
           <w:b/>
-          <w:color w:val="1C7293"/>
-          <w:sz w:val="28"/>
+          <w:color w:val="D9A441"/>
+          <w:sz w:val="22"/>
         </w:rPr>
-        <w:t>步驟 A-2｜</w:t>
+        <w:t>A-2｜</w:t>
       </w:r>
       <w:r>
         <w:rPr>
           <w:rFonts w:ascii="Microsoft JhengHei" w:hAnsi="Microsoft JhengHei" w:eastAsia="Microsoft JhengHei"/>
           <w:b/>
-          <w:sz w:val="28"/>
+          <w:color w:val="1A1A1A"/>
+          <w:sz w:val="22"/>
         </w:rPr>
-        <w:t>搜尋 ChatGPT</w:t>
+        <w:t>確認發行者並安裝</w:t>
       </w:r>
     </w:p>
     <w:p>
       <w:pPr>
-        <w:spacing w:after="80"/>
+        <w:keepNext w:val="0"/>
+        <w:spacing w:before="0" w:after="60" w:line="259" w:lineRule="auto"/>
       </w:pPr>
       <w:r>
         <w:rPr>
           <w:rFonts w:ascii="Microsoft JhengHei" w:hAnsi="Microsoft JhengHei" w:eastAsia="Microsoft JhengHei"/>
           <w:b w:val="0"/>
-          <w:sz w:val="24"/>
+          <w:color w:val="1A1A1A"/>
+          <w:sz w:val="21"/>
         </w:rPr>
-        <w:t>在搜尋框輸入「ChatGPT」，按下 Enter。（下圖為搜尋框特寫）</w:t>
+        <w:t>進入產品頁後，再確認發行者是 OpenAI，按「安裝」或「取得」。畫面與下載容量會隨版本更新，不需要和截圖一模一樣。</w:t>
       </w:r>
     </w:p>
     <w:p>
       <w:pPr>
-        <w:spacing w:after="200"/>
+        <w:keepNext w:val="0"/>
+        <w:spacing w:before="0" w:after="40" w:line="259" w:lineRule="auto"/>
         <w:jc w:val="center"/>
       </w:pPr>
       <w:r>
         <w:drawing>
           <wp:inline xmlns:a="http://schemas.openxmlformats.org/drawingml/2006/main" xmlns:pic="http://schemas.openxmlformats.org/drawingml/2006/picture">
-            <wp:extent cx="5580000" cy="321923"/>
-            <wp:docPr id="2" name="Picture 2"/>
+            <wp:extent cx="4114800" cy="3064213"/>
+            <wp:docPr id="2" name="Picture 2" descr="確認發行者並安裝操作截圖" title="確認發行者並安裝"/>
             <wp:cNvGraphicFramePr>
               <a:graphicFrameLocks noChangeAspect="1"/>
             </wp:cNvGraphicFramePr>
@@ -290,157 +772,7 @@
               <a:graphicData uri="http://schemas.openxmlformats.org/drawingml/2006/picture">
                 <pic:pic>
                   <pic:nvPicPr>
-                    <pic:cNvPr id="0" name="a2.png"/>
-                    <pic:cNvPicPr/>
-                  </pic:nvPicPr>
-                  <pic:blipFill>
-                    <a:blip r:embed="rId10"/>
-                    <a:stretch>
-                      <a:fillRect/>
-                    </a:stretch>
-                  </pic:blipFill>
-                  <pic:spPr>
-                    <a:xfrm>
-                      <a:off x="0" y="0"/>
-                      <a:ext cx="5580000" cy="321923"/>
-                    </a:xfrm>
-                    <a:prstGeom prst="rect"/>
-                  </pic:spPr>
-                </pic:pic>
-              </a:graphicData>
-            </a:graphic>
-          </wp:inline>
-        </w:drawing>
-      </w:r>
-    </w:p>
-    <w:p>
-      <w:pPr>
-        <w:spacing w:before="200" w:after="40"/>
-      </w:pPr>
-      <w:r>
-        <w:rPr>
-          <w:rFonts w:ascii="Microsoft JhengHei" w:hAnsi="Microsoft JhengHei" w:eastAsia="Microsoft JhengHei"/>
-          <w:b/>
-          <w:color w:val="1C7293"/>
-          <w:sz w:val="28"/>
-        </w:rPr>
-        <w:t>步驟 A-3｜</w:t>
-      </w:r>
-      <w:r>
-        <w:rPr>
-          <w:rFonts w:ascii="Microsoft JhengHei" w:hAnsi="Microsoft JhengHei" w:eastAsia="Microsoft JhengHei"/>
-          <w:b/>
-          <w:sz w:val="28"/>
-        </w:rPr>
-        <w:t>認明官方版本——這一步最重要！</w:t>
-      </w:r>
-    </w:p>
-    <w:p>
-      <w:pPr>
-        <w:spacing w:after="80"/>
-      </w:pPr>
-      <w:r>
-        <w:rPr>
-          <w:rFonts w:ascii="Microsoft JhengHei" w:hAnsi="Microsoft JhengHei" w:eastAsia="Microsoft JhengHei"/>
-          <w:b w:val="0"/>
-          <w:sz w:val="24"/>
-        </w:rPr>
-        <w:t>搜尋結果會出現很多名字很像的仿冒 App。只有紅框這個「ChatGPT」是 OpenAI 官方版本；其他（ChatGPT Classic 除外，那是官方舊版）都不是官方出品，不要安裝。點進紅框的「ChatGPT」。（畫面截自已裝機器故顯示「已安裝」，你的電腦會顯示「免費」）</w:t>
-      </w:r>
-    </w:p>
-    <w:p>
-      <w:pPr>
-        <w:spacing w:after="200"/>
-        <w:jc w:val="center"/>
-      </w:pPr>
-      <w:r>
-        <w:drawing>
-          <wp:inline xmlns:a="http://schemas.openxmlformats.org/drawingml/2006/main" xmlns:pic="http://schemas.openxmlformats.org/drawingml/2006/picture">
-            <wp:extent cx="5580000" cy="3017186"/>
-            <wp:docPr id="3" name="Picture 3"/>
-            <wp:cNvGraphicFramePr>
-              <a:graphicFrameLocks noChangeAspect="1"/>
-            </wp:cNvGraphicFramePr>
-            <a:graphic>
-              <a:graphicData uri="http://schemas.openxmlformats.org/drawingml/2006/picture">
-                <pic:pic>
-                  <pic:nvPicPr>
-                    <pic:cNvPr id="0" name="a3.png"/>
-                    <pic:cNvPicPr/>
-                  </pic:nvPicPr>
-                  <pic:blipFill>
-                    <a:blip r:embed="rId11"/>
-                    <a:stretch>
-                      <a:fillRect/>
-                    </a:stretch>
-                  </pic:blipFill>
-                  <pic:spPr>
-                    <a:xfrm>
-                      <a:off x="0" y="0"/>
-                      <a:ext cx="5580000" cy="3017186"/>
-                    </a:xfrm>
-                    <a:prstGeom prst="rect"/>
-                  </pic:spPr>
-                </pic:pic>
-              </a:graphicData>
-            </a:graphic>
-          </wp:inline>
-        </w:drawing>
-      </w:r>
-    </w:p>
-    <w:p>
-      <w:pPr>
-        <w:spacing w:before="200" w:after="40"/>
-      </w:pPr>
-      <w:r>
-        <w:rPr>
-          <w:rFonts w:ascii="Microsoft JhengHei" w:hAnsi="Microsoft JhengHei" w:eastAsia="Microsoft JhengHei"/>
-          <w:b/>
-          <w:color w:val="1C7293"/>
-          <w:sz w:val="28"/>
-        </w:rPr>
-        <w:t>步驟 A-4｜</w:t>
-      </w:r>
-      <w:r>
-        <w:rPr>
-          <w:rFonts w:ascii="Microsoft JhengHei" w:hAnsi="Microsoft JhengHei" w:eastAsia="Microsoft JhengHei"/>
-          <w:b/>
-          <w:sz w:val="28"/>
-        </w:rPr>
-        <w:t>確認發行者是 OpenAI，按「安裝」</w:t>
-      </w:r>
-    </w:p>
-    <w:p>
-      <w:pPr>
-        <w:spacing w:after="80"/>
-      </w:pPr>
-      <w:r>
-        <w:rPr>
-          <w:rFonts w:ascii="Microsoft JhengHei" w:hAnsi="Microsoft JhengHei" w:eastAsia="Microsoft JhengHei"/>
-          <w:b w:val="0"/>
-          <w:sz w:val="24"/>
-        </w:rPr>
-        <w:t>進入頁面後先看紅框 1：名稱下方的發行者必須是「OpenAI」。確認後按紅框 2 的「安裝」（有些電腦顯示「取得」，意思相同）。免費，不需要付費。</w:t>
-      </w:r>
-    </w:p>
-    <w:p>
-      <w:pPr>
-        <w:spacing w:after="200"/>
-        <w:jc w:val="center"/>
-      </w:pPr>
-      <w:r>
-        <w:drawing>
-          <wp:inline xmlns:a="http://schemas.openxmlformats.org/drawingml/2006/main" xmlns:pic="http://schemas.openxmlformats.org/drawingml/2006/picture">
-            <wp:extent cx="4860000" cy="3619149"/>
-            <wp:docPr id="4" name="Picture 4"/>
-            <wp:cNvGraphicFramePr>
-              <a:graphicFrameLocks noChangeAspect="1"/>
-            </wp:cNvGraphicFramePr>
-            <a:graphic>
-              <a:graphicData uri="http://schemas.openxmlformats.org/drawingml/2006/picture">
-                <pic:pic>
-                  <pic:nvPicPr>
-                    <pic:cNvPr id="0" name="a4.png"/>
+                    <pic:cNvPr id="0" name="image04.png"/>
                     <pic:cNvPicPr/>
                   </pic:nvPicPr>
                   <pic:blipFill>
@@ -452,232 +784,7 @@
                   <pic:spPr>
                     <a:xfrm>
                       <a:off x="0" y="0"/>
-                      <a:ext cx="4860000" cy="3619149"/>
-                    </a:xfrm>
-                    <a:prstGeom prst="rect"/>
-                  </pic:spPr>
-                </pic:pic>
-              </a:graphicData>
-            </a:graphic>
-          </wp:inline>
-        </w:drawing>
-      </w:r>
-    </w:p>
-    <w:p>
-      <w:pPr>
-        <w:spacing w:before="200" w:after="40"/>
-      </w:pPr>
-      <w:r>
-        <w:rPr>
-          <w:rFonts w:ascii="Microsoft JhengHei" w:hAnsi="Microsoft JhengHei" w:eastAsia="Microsoft JhengHei"/>
-          <w:b/>
-          <w:color w:val="1C7293"/>
-          <w:sz w:val="28"/>
-        </w:rPr>
-        <w:t>步驟 A-5｜</w:t>
-      </w:r>
-      <w:r>
-        <w:rPr>
-          <w:rFonts w:ascii="Microsoft JhengHei" w:hAnsi="Microsoft JhengHei" w:eastAsia="Microsoft JhengHei"/>
-          <w:b/>
-          <w:sz w:val="28"/>
-        </w:rPr>
-        <w:t>等待下載安裝（約 640 MB）</w:t>
-      </w:r>
-    </w:p>
-    <w:p>
-      <w:pPr>
-        <w:spacing w:after="80"/>
-      </w:pPr>
-      <w:r>
-        <w:rPr>
-          <w:rFonts w:ascii="Microsoft JhengHei" w:hAnsi="Microsoft JhengHei" w:eastAsia="Microsoft JhengHei"/>
-          <w:b w:val="0"/>
-          <w:sz w:val="24"/>
-        </w:rPr>
-        <w:t>按鈕會變成進度條，顯示「正在安裝 (%)」與已下載容量。校內網路約需 3–10 分鐘，請耐心等待，不需要做任何操作。</w:t>
-      </w:r>
-    </w:p>
-    <w:p>
-      <w:pPr>
-        <w:spacing w:after="200"/>
-        <w:jc w:val="center"/>
-      </w:pPr>
-      <w:r>
-        <w:drawing>
-          <wp:inline xmlns:a="http://schemas.openxmlformats.org/drawingml/2006/main" xmlns:pic="http://schemas.openxmlformats.org/drawingml/2006/picture">
-            <wp:extent cx="4860000" cy="3619149"/>
-            <wp:docPr id="5" name="Picture 5"/>
-            <wp:cNvGraphicFramePr>
-              <a:graphicFrameLocks noChangeAspect="1"/>
-            </wp:cNvGraphicFramePr>
-            <a:graphic>
-              <a:graphicData uri="http://schemas.openxmlformats.org/drawingml/2006/picture">
-                <pic:pic>
-                  <pic:nvPicPr>
-                    <pic:cNvPr id="0" name="a5.png"/>
-                    <pic:cNvPicPr/>
-                  </pic:nvPicPr>
-                  <pic:blipFill>
-                    <a:blip r:embed="rId13"/>
-                    <a:stretch>
-                      <a:fillRect/>
-                    </a:stretch>
-                  </pic:blipFill>
-                  <pic:spPr>
-                    <a:xfrm>
-                      <a:off x="0" y="0"/>
-                      <a:ext cx="4860000" cy="3619149"/>
-                    </a:xfrm>
-                    <a:prstGeom prst="rect"/>
-                  </pic:spPr>
-                </pic:pic>
-              </a:graphicData>
-            </a:graphic>
-          </wp:inline>
-        </w:drawing>
-      </w:r>
-    </w:p>
-    <w:p>
-      <w:pPr>
-        <w:spacing w:before="200" w:after="40"/>
-      </w:pPr>
-      <w:r>
-        <w:rPr>
-          <w:rFonts w:ascii="Microsoft JhengHei" w:hAnsi="Microsoft JhengHei" w:eastAsia="Microsoft JhengHei"/>
-          <w:b/>
-          <w:color w:val="1C7293"/>
-          <w:sz w:val="28"/>
-        </w:rPr>
-        <w:t>步驟 A-6｜</w:t>
-      </w:r>
-      <w:r>
-        <w:rPr>
-          <w:rFonts w:ascii="Microsoft JhengHei" w:hAnsi="Microsoft JhengHei" w:eastAsia="Microsoft JhengHei"/>
-          <w:b/>
-          <w:sz w:val="28"/>
-        </w:rPr>
-        <w:t>安裝完成，按「開啟」</w:t>
-      </w:r>
-    </w:p>
-    <w:p>
-      <w:pPr>
-        <w:spacing w:after="80"/>
-      </w:pPr>
-      <w:r>
-        <w:rPr>
-          <w:rFonts w:ascii="Microsoft JhengHei" w:hAnsi="Microsoft JhengHei" w:eastAsia="Microsoft JhengHei"/>
-          <w:b w:val="0"/>
-          <w:sz w:val="24"/>
-        </w:rPr>
-        <w:t>進度條跑完後，按鈕變成「開啟」（紅框處），點它啟動 ChatGPT。以後也可以從「開始」選單找到 ChatGPT。</w:t>
-      </w:r>
-    </w:p>
-    <w:p>
-      <w:pPr>
-        <w:spacing w:after="200"/>
-        <w:jc w:val="center"/>
-      </w:pPr>
-      <w:r>
-        <w:drawing>
-          <wp:inline xmlns:a="http://schemas.openxmlformats.org/drawingml/2006/main" xmlns:pic="http://schemas.openxmlformats.org/drawingml/2006/picture">
-            <wp:extent cx="5580000" cy="3017186"/>
-            <wp:docPr id="6" name="Picture 6"/>
-            <wp:cNvGraphicFramePr>
-              <a:graphicFrameLocks noChangeAspect="1"/>
-            </wp:cNvGraphicFramePr>
-            <a:graphic>
-              <a:graphicData uri="http://schemas.openxmlformats.org/drawingml/2006/picture">
-                <pic:pic>
-                  <pic:nvPicPr>
-                    <pic:cNvPr id="0" name="a6.png"/>
-                    <pic:cNvPicPr/>
-                  </pic:nvPicPr>
-                  <pic:blipFill>
-                    <a:blip r:embed="rId14"/>
-                    <a:stretch>
-                      <a:fillRect/>
-                    </a:stretch>
-                  </pic:blipFill>
-                  <pic:spPr>
-                    <a:xfrm>
-                      <a:off x="0" y="0"/>
-                      <a:ext cx="5580000" cy="3017186"/>
-                    </a:xfrm>
-                    <a:prstGeom prst="rect"/>
-                  </pic:spPr>
-                </pic:pic>
-              </a:graphicData>
-            </a:graphic>
-          </wp:inline>
-        </w:drawing>
-      </w:r>
-    </w:p>
-    <w:p>
-      <w:pPr>
-        <w:spacing w:before="200" w:after="40"/>
-      </w:pPr>
-      <w:r>
-        <w:rPr>
-          <w:rFonts w:ascii="Microsoft JhengHei" w:hAnsi="Microsoft JhengHei" w:eastAsia="Microsoft JhengHei"/>
-          <w:b/>
-          <w:color w:val="1C7293"/>
-          <w:sz w:val="28"/>
-        </w:rPr>
-        <w:t>步驟 A-7｜</w:t>
-      </w:r>
-      <w:r>
-        <w:rPr>
-          <w:rFonts w:ascii="Microsoft JhengHei" w:hAnsi="Microsoft JhengHei" w:eastAsia="Microsoft JhengHei"/>
-          <w:b/>
-          <w:sz w:val="28"/>
-        </w:rPr>
-        <w:t>登入帳號</w:t>
-      </w:r>
-    </w:p>
-    <w:p>
-      <w:pPr>
-        <w:spacing w:after="80"/>
-      </w:pPr>
-      <w:r>
-        <w:rPr>
-          <w:rFonts w:ascii="Microsoft JhengHei" w:hAnsi="Microsoft JhengHei" w:eastAsia="Microsoft JhengHei"/>
-          <w:b w:val="0"/>
-          <w:sz w:val="24"/>
-        </w:rPr>
-        <w:t>第一次開啟會出現登入畫面。按紅框 1「繼續登入」，用你的 Google 帳號（或已有的 OpenAI 帳號）登入；完全沒有帳號的人點紅框 2「註冊」，跟著畫面用 Google 帳號註冊即可。登入成功、看到對話畫面，第一部分就完成了！</w:t>
-      </w:r>
-    </w:p>
-    <w:p>
-      <w:pPr>
-        <w:spacing w:after="200"/>
-        <w:jc w:val="center"/>
-      </w:pPr>
-      <w:r>
-        <w:drawing>
-          <wp:inline xmlns:a="http://schemas.openxmlformats.org/drawingml/2006/main" xmlns:pic="http://schemas.openxmlformats.org/drawingml/2006/picture">
-            <wp:extent cx="5580000" cy="3017186"/>
-            <wp:docPr id="7" name="Picture 7"/>
-            <wp:cNvGraphicFramePr>
-              <a:graphicFrameLocks noChangeAspect="1"/>
-            </wp:cNvGraphicFramePr>
-            <a:graphic>
-              <a:graphicData uri="http://schemas.openxmlformats.org/drawingml/2006/picture">
-                <pic:pic>
-                  <pic:nvPicPr>
-                    <pic:cNvPr id="0" name="a7.png"/>
-                    <pic:cNvPicPr/>
-                  </pic:nvPicPr>
-                  <pic:blipFill>
-                    <a:blip r:embed="rId15"/>
-                    <a:stretch>
-                      <a:fillRect/>
-                    </a:stretch>
-                  </pic:blipFill>
-                  <pic:spPr>
-                    <a:xfrm>
-                      <a:off x="0" y="0"/>
-                      <a:ext cx="5580000" cy="3017186"/>
+                      <a:ext cx="4114800" cy="3064213"/>
                     </a:xfrm>
                     <a:prstGeom prst="rect"/>
                   </pic:spPr>
@@ -695,63 +802,54 @@
     </w:p>
     <w:p>
       <w:pPr>
-        <w:spacing w:after="160"/>
+        <w:keepNext/>
+        <w:spacing w:before="100" w:after="40" w:line="259" w:lineRule="auto"/>
       </w:pPr>
       <w:r>
         <w:rPr>
           <w:rFonts w:ascii="Microsoft JhengHei" w:hAnsi="Microsoft JhengHei" w:eastAsia="Microsoft JhengHei"/>
           <w:b/>
-          <w:color w:val="0B1F3A"/>
-          <w:sz w:val="32"/>
+          <w:color w:val="D9A441"/>
+          <w:sz w:val="22"/>
         </w:rPr>
-        <w:t>第二部分：安裝 Antigravity（由 Google 官網下載，約 5 分鐘）</w:t>
-      </w:r>
-    </w:p>
-    <w:p>
-      <w:pPr>
-        <w:spacing w:before="200" w:after="40"/>
-      </w:pPr>
-      <w:r>
-        <w:rPr>
-          <w:rFonts w:ascii="Microsoft JhengHei" w:hAnsi="Microsoft JhengHei" w:eastAsia="Microsoft JhengHei"/>
-          <w:b/>
-          <w:color w:val="1C7293"/>
-          <w:sz w:val="28"/>
-        </w:rPr>
-        <w:t>步驟 B-1｜</w:t>
+        <w:t>A-3｜</w:t>
       </w:r>
       <w:r>
         <w:rPr>
           <w:rFonts w:ascii="Microsoft JhengHei" w:hAnsi="Microsoft JhengHei" w:eastAsia="Microsoft JhengHei"/>
           <w:b/>
-          <w:sz w:val="28"/>
+          <w:color w:val="1A1A1A"/>
+          <w:sz w:val="22"/>
         </w:rPr>
-        <w:t>到官方網站下載</w:t>
+        <w:t>登入 ChatGPT</w:t>
       </w:r>
     </w:p>
     <w:p>
       <w:pPr>
-        <w:spacing w:after="80"/>
+        <w:keepNext w:val="0"/>
+        <w:spacing w:before="0" w:after="60" w:line="259" w:lineRule="auto"/>
       </w:pPr>
       <w:r>
         <w:rPr>
           <w:rFonts w:ascii="Microsoft JhengHei" w:hAnsi="Microsoft JhengHei" w:eastAsia="Microsoft JhengHei"/>
           <w:b w:val="0"/>
-          <w:sz w:val="24"/>
+          <w:color w:val="1A1A1A"/>
+          <w:sz w:val="21"/>
         </w:rPr>
-        <w:t>開啟瀏覽器（Chrome 或 Edge），在網址列輸入：antigravity.google/download，按 Enter。頁面標題會寫「Download Google Antigravity for Windows」。點右上角黑色的「Download」按鈕（紅框處），選 Windows (x64) 版本開始下載（約 140 MB）。</w:t>
+        <w:t>第一次開啟時按「繼續登入」。可使用既有 OpenAI 帳號，或選擇 Google 帳號登入。看到一般對話畫面，只代表 ChatGPT 已登入；還要做下一步。</w:t>
       </w:r>
     </w:p>
     <w:p>
       <w:pPr>
-        <w:spacing w:after="200"/>
+        <w:keepNext w:val="0"/>
+        <w:spacing w:before="0" w:after="40" w:line="259" w:lineRule="auto"/>
         <w:jc w:val="center"/>
       </w:pPr>
       <w:r>
         <w:drawing>
           <wp:inline xmlns:a="http://schemas.openxmlformats.org/drawingml/2006/main" xmlns:pic="http://schemas.openxmlformats.org/drawingml/2006/picture">
-            <wp:extent cx="5580000" cy="3017186"/>
-            <wp:docPr id="8" name="Picture 8"/>
+            <wp:extent cx="4023360" cy="2175488"/>
+            <wp:docPr id="3" name="Picture 3" descr="登入 ChatGPT操作截圖" title="登入 ChatGPT"/>
             <wp:cNvGraphicFramePr>
               <a:graphicFrameLocks noChangeAspect="1"/>
             </wp:cNvGraphicFramePr>
@@ -759,11 +857,11 @@
               <a:graphicData uri="http://schemas.openxmlformats.org/drawingml/2006/picture">
                 <pic:pic>
                   <pic:nvPicPr>
-                    <pic:cNvPr id="0" name="b1.png"/>
+                    <pic:cNvPr id="0" name="image07.png"/>
                     <pic:cNvPicPr/>
                   </pic:nvPicPr>
                   <pic:blipFill>
-                    <a:blip r:embed="rId16"/>
+                    <a:blip r:embed="rId13"/>
                     <a:stretch>
                       <a:fillRect/>
                     </a:stretch>
@@ -771,7 +869,7 @@
                   <pic:spPr>
                     <a:xfrm>
                       <a:off x="0" y="0"/>
-                      <a:ext cx="5580000" cy="3017186"/>
+                      <a:ext cx="4023360" cy="2175488"/>
                     </a:xfrm>
                     <a:prstGeom prst="rect"/>
                   </pic:spPr>
@@ -784,49 +882,54 @@
     </w:p>
     <w:p>
       <w:pPr>
-        <w:spacing w:before="200" w:after="40"/>
+        <w:keepNext/>
+        <w:spacing w:before="100" w:after="40" w:line="259" w:lineRule="auto"/>
       </w:pPr>
       <w:r>
         <w:rPr>
           <w:rFonts w:ascii="Microsoft JhengHei" w:hAnsi="Microsoft JhengHei" w:eastAsia="Microsoft JhengHei"/>
           <w:b/>
-          <w:color w:val="1C7293"/>
-          <w:sz w:val="28"/>
+          <w:color w:val="D9A441"/>
+          <w:sz w:val="22"/>
         </w:rPr>
-        <w:t>步驟 B-2｜</w:t>
+        <w:t>A-4｜</w:t>
       </w:r>
       <w:r>
         <w:rPr>
           <w:rFonts w:ascii="Microsoft JhengHei" w:hAnsi="Microsoft JhengHei" w:eastAsia="Microsoft JhengHei"/>
           <w:b/>
-          <w:sz w:val="28"/>
+          <w:color w:val="1A1A1A"/>
+          <w:sz w:val="22"/>
         </w:rPr>
-        <w:t>打開下載的安裝檔</w:t>
+        <w:t>切換到 Codex</w:t>
       </w:r>
     </w:p>
     <w:p>
       <w:pPr>
-        <w:spacing w:after="80"/>
+        <w:keepNext w:val="0"/>
+        <w:spacing w:before="0" w:after="60" w:line="259" w:lineRule="auto"/>
       </w:pPr>
       <w:r>
         <w:rPr>
           <w:rFonts w:ascii="Microsoft JhengHei" w:hAnsi="Microsoft JhengHei" w:eastAsia="Microsoft JhengHei"/>
           <w:b w:val="0"/>
-          <w:sz w:val="24"/>
+          <w:color w:val="1A1A1A"/>
+          <w:sz w:val="21"/>
         </w:rPr>
-        <w:t>下載完成後，開啟「檔案總管」→「下載」資料夾，會看到「Antigravity-x64」這個應用程式（紅框處），對它連點兩下。若瀏覽器下方或右上角有顯示下載完成的通知，直接點該檔案開啟也可以。</w:t>
+        <w:t>在 ChatGPT 桌面版左上角找到 Codex 切換入口。切到 Codex 後，確認畫面提供開啟專案或選擇資料夾的功能。不同版本的按鈕文字可能略有不同，請認資料夾圖示與目前專案位置。</w:t>
       </w:r>
     </w:p>
     <w:p>
       <w:pPr>
-        <w:spacing w:after="200"/>
+        <w:keepNext w:val="0"/>
+        <w:spacing w:before="0" w:after="40" w:line="259" w:lineRule="auto"/>
         <w:jc w:val="center"/>
       </w:pPr>
       <w:r>
         <w:drawing>
           <wp:inline xmlns:a="http://schemas.openxmlformats.org/drawingml/2006/main" xmlns:pic="http://schemas.openxmlformats.org/drawingml/2006/picture">
-            <wp:extent cx="5580000" cy="860914"/>
-            <wp:docPr id="9" name="Picture 9"/>
+            <wp:extent cx="3474720" cy="2871470"/>
+            <wp:docPr id="4" name="Picture 4" descr="切換到 Codex操作截圖" title="切換到 Codex"/>
             <wp:cNvGraphicFramePr>
               <a:graphicFrameLocks noChangeAspect="1"/>
             </wp:cNvGraphicFramePr>
@@ -834,11 +937,11 @@
               <a:graphicData uri="http://schemas.openxmlformats.org/drawingml/2006/picture">
                 <pic:pic>
                   <pic:nvPicPr>
-                    <pic:cNvPr id="0" name="b2.png"/>
+                    <pic:cNvPr id="0" name="codex-switcher.png"/>
                     <pic:cNvPicPr/>
                   </pic:nvPicPr>
                   <pic:blipFill>
-                    <a:blip r:embed="rId17"/>
+                    <a:blip r:embed="rId14"/>
                     <a:stretch>
                       <a:fillRect/>
                     </a:stretch>
@@ -846,7 +949,169 @@
                   <pic:spPr>
                     <a:xfrm>
                       <a:off x="0" y="0"/>
-                      <a:ext cx="5580000" cy="860914"/>
+                      <a:ext cx="3474720" cy="2871470"/>
+                    </a:xfrm>
+                    <a:prstGeom prst="rect"/>
+                  </pic:spPr>
+                </pic:pic>
+              </a:graphicData>
+            </a:graphic>
+          </wp:inline>
+        </w:drawing>
+      </w:r>
+    </w:p>
+    <w:tbl>
+      <w:tblPr>
+        <w:tblW w:type="auto" w:w="0"/>
+        <w:jc w:val="center"/>
+        <w:tblLayout w:type="autofit"/>
+        <w:tblLook w:firstColumn="1" w:firstRow="1" w:lastColumn="0" w:lastRow="0" w:noHBand="0" w:noVBand="1" w:val="04A0"/>
+      </w:tblPr>
+      <w:tblGrid>
+        <w:gridCol w:w="10262"/>
+      </w:tblGrid>
+      <w:tr>
+        <w:trPr>
+          <w:tblHeader w:val="true"/>
+        </w:trPr>
+        <w:tc>
+          <w:tcPr>
+            <w:tcW w:type="dxa" w:w="10262"/>
+            <w:vAlign w:val="center"/>
+            <w:shd w:fill="EAF4F3"/>
+            <w:tcBorders>
+              <w:top w:val="single" w:sz="8" w:color="B8CBC9"/>
+              <w:bottom w:val="single" w:sz="8" w:color="B8CBC9"/>
+              <w:left w:val="single" w:sz="8" w:color="B8CBC9"/>
+              <w:right w:val="single" w:sz="8" w:color="B8CBC9"/>
+            </w:tcBorders>
+          </w:tcPr>
+          <w:p>
+            <w:pPr>
+              <w:keepNext w:val="0"/>
+              <w:spacing w:before="0" w:after="20" w:line="259" w:lineRule="auto"/>
+            </w:pPr>
+            <w:r>
+              <w:rPr>
+                <w:rFonts w:ascii="Microsoft JhengHei" w:hAnsi="Microsoft JhengHei" w:eastAsia="Microsoft JhengHei"/>
+                <w:b/>
+                <w:color w:val="0E7C7B"/>
+                <w:sz w:val="20"/>
+              </w:rPr>
+              <w:t xml:space="preserve">通過訊號　</w:t>
+            </w:r>
+            <w:r>
+              <w:rPr>
+                <w:rFonts w:ascii="Microsoft JhengHei" w:hAnsi="Microsoft JhengHei" w:eastAsia="Microsoft JhengHei"/>
+                <w:b w:val="0"/>
+                <w:color w:val="1A1A1A"/>
+                <w:sz w:val="19"/>
+              </w:rPr>
+              <w:t>畫面顯示 Codex，而且能選取整個資料夾；不是另外下載一套名叫 Codex 的軟體。</w:t>
+            </w:r>
+          </w:p>
+        </w:tc>
+      </w:tr>
+    </w:tbl>
+    <w:p>
+      <w:pPr>
+        <w:spacing w:after="0"/>
+      </w:pPr>
+    </w:p>
+    <w:p>
+      <w:r>
+        <w:br w:type="page"/>
+      </w:r>
+    </w:p>
+    <w:p>
+      <w:pPr>
+        <w:pStyle w:val="Heading1"/>
+        <w:keepNext/>
+        <w:spacing w:before="140" w:after="80" w:line="259" w:lineRule="auto"/>
+        <w:pBdr>
+          <w:bottom w:val="single" w:sz="10" w:space="4" w:color="D9A441"/>
+        </w:pBdr>
+      </w:pPr>
+      <w:r>
+        <w:rPr>
+          <w:rFonts w:ascii="Microsoft JhengHei" w:hAnsi="Microsoft JhengHei" w:eastAsia="Microsoft JhengHei"/>
+          <w:b/>
+          <w:color w:val="0E7C7B"/>
+          <w:sz w:val="32"/>
+        </w:rPr>
+        <w:t>二、安裝 Antigravity，套用安全設定</w:t>
+      </w:r>
+    </w:p>
+    <w:p>
+      <w:pPr>
+        <w:keepNext/>
+        <w:spacing w:before="100" w:after="40" w:line="259" w:lineRule="auto"/>
+      </w:pPr>
+      <w:r>
+        <w:rPr>
+          <w:rFonts w:ascii="Microsoft JhengHei" w:hAnsi="Microsoft JhengHei" w:eastAsia="Microsoft JhengHei"/>
+          <w:b/>
+          <w:color w:val="D9A441"/>
+          <w:sz w:val="22"/>
+        </w:rPr>
+        <w:t>B-1｜</w:t>
+      </w:r>
+      <w:r>
+        <w:rPr>
+          <w:rFonts w:ascii="Microsoft JhengHei" w:hAnsi="Microsoft JhengHei" w:eastAsia="Microsoft JhengHei"/>
+          <w:b/>
+          <w:color w:val="1A1A1A"/>
+          <w:sz w:val="22"/>
+        </w:rPr>
+        <w:t>只從 Google 官方網站下載</w:t>
+      </w:r>
+    </w:p>
+    <w:p>
+      <w:pPr>
+        <w:keepNext w:val="0"/>
+        <w:spacing w:before="0" w:after="60" w:line="259" w:lineRule="auto"/>
+      </w:pPr>
+      <w:r>
+        <w:rPr>
+          <w:rFonts w:ascii="Microsoft JhengHei" w:hAnsi="Microsoft JhengHei" w:eastAsia="Microsoft JhengHei"/>
+          <w:b w:val="0"/>
+          <w:color w:val="1A1A1A"/>
+          <w:sz w:val="21"/>
+        </w:rPr>
+        <w:t>在瀏覽器網址列輸入 antigravity.google/download。選 Antigravity 2.0 桌面版的 Windows x64；不要誤選 CLI、IDE 或 SDK。</w:t>
+      </w:r>
+    </w:p>
+    <w:p>
+      <w:pPr>
+        <w:keepNext w:val="0"/>
+        <w:spacing w:before="0" w:after="40" w:line="259" w:lineRule="auto"/>
+        <w:jc w:val="center"/>
+      </w:pPr>
+      <w:r>
+        <w:drawing>
+          <wp:inline xmlns:a="http://schemas.openxmlformats.org/drawingml/2006/main" xmlns:pic="http://schemas.openxmlformats.org/drawingml/2006/picture">
+            <wp:extent cx="5669280" cy="3065461"/>
+            <wp:docPr id="5" name="Picture 5" descr="只從 Google 官方網站下載操作截圖" title="只從 Google 官方網站下載"/>
+            <wp:cNvGraphicFramePr>
+              <a:graphicFrameLocks noChangeAspect="1"/>
+            </wp:cNvGraphicFramePr>
+            <a:graphic>
+              <a:graphicData uri="http://schemas.openxmlformats.org/drawingml/2006/picture">
+                <pic:pic>
+                  <pic:nvPicPr>
+                    <pic:cNvPr id="0" name="image08.png"/>
+                    <pic:cNvPicPr/>
+                  </pic:nvPicPr>
+                  <pic:blipFill>
+                    <a:blip r:embed="rId15"/>
+                    <a:stretch>
+                      <a:fillRect/>
+                    </a:stretch>
+                  </pic:blipFill>
+                  <pic:spPr>
+                    <a:xfrm>
+                      <a:off x="0" y="0"/>
+                      <a:ext cx="5669280" cy="3065461"/>
                     </a:xfrm>
                     <a:prstGeom prst="rect"/>
                   </pic:spPr>
@@ -859,84 +1124,54 @@
     </w:p>
     <w:p>
       <w:pPr>
-        <w:spacing w:before="200" w:after="40"/>
+        <w:keepNext/>
+        <w:spacing w:before="100" w:after="40" w:line="259" w:lineRule="auto"/>
       </w:pPr>
       <w:r>
         <w:rPr>
           <w:rFonts w:ascii="Microsoft JhengHei" w:hAnsi="Microsoft JhengHei" w:eastAsia="Microsoft JhengHei"/>
           <w:b/>
-          <w:color w:val="1C7293"/>
-          <w:sz w:val="28"/>
+          <w:color w:val="D9A441"/>
+          <w:sz w:val="22"/>
         </w:rPr>
-        <w:t>步驟 B-3｜</w:t>
+        <w:t>B-2｜</w:t>
       </w:r>
       <w:r>
         <w:rPr>
           <w:rFonts w:ascii="Microsoft JhengHei" w:hAnsi="Microsoft JhengHei" w:eastAsia="Microsoft JhengHei"/>
           <w:b/>
-          <w:sz w:val="28"/>
+          <w:color w:val="1A1A1A"/>
+          <w:sz w:val="22"/>
         </w:rPr>
-        <w:t>等待自動安裝</w:t>
+        <w:t>執行安裝檔並登入</w:t>
       </w:r>
     </w:p>
     <w:p>
       <w:pPr>
-        <w:spacing w:after="80"/>
+        <w:keepNext w:val="0"/>
+        <w:spacing w:before="0" w:after="60" w:line="259" w:lineRule="auto"/>
       </w:pPr>
       <w:r>
         <w:rPr>
           <w:rFonts w:ascii="Microsoft JhengHei" w:hAnsi="Microsoft JhengHei" w:eastAsia="Microsoft JhengHei"/>
           <w:b w:val="0"/>
-          <w:sz w:val="24"/>
+          <w:color w:val="1A1A1A"/>
+          <w:sz w:val="21"/>
         </w:rPr>
-        <w:t>Antigravity 沒有安裝精靈、不會問任何問題：連點兩下後它會自動安裝（約 1–2 分鐘，畫面可能短暫沒有反應，是正常的），裝完會自動開啟下面這個歡迎畫面。</w:t>
+        <w:t>下載完成後，在「下載」資料夾開啟 Antigravity 安裝檔。安裝完成後選 Continue with Google，以個人 Gmail 登入，其他初始選項先用預設值。</w:t>
       </w:r>
     </w:p>
     <w:p>
       <w:pPr>
-        <w:spacing w:before="200" w:after="40"/>
-      </w:pPr>
-      <w:r>
-        <w:rPr>
-          <w:rFonts w:ascii="Microsoft JhengHei" w:hAnsi="Microsoft JhengHei" w:eastAsia="Microsoft JhengHei"/>
-          <w:b/>
-          <w:color w:val="1C7293"/>
-          <w:sz w:val="28"/>
-        </w:rPr>
-        <w:t>步驟 B-4｜</w:t>
-      </w:r>
-      <w:r>
-        <w:rPr>
-          <w:rFonts w:ascii="Microsoft JhengHei" w:hAnsi="Microsoft JhengHei" w:eastAsia="Microsoft JhengHei"/>
-          <w:b/>
-          <w:sz w:val="28"/>
-        </w:rPr>
-        <w:t>用 Google 帳號登入</w:t>
-      </w:r>
-    </w:p>
-    <w:p>
-      <w:pPr>
-        <w:spacing w:after="80"/>
-      </w:pPr>
-      <w:r>
-        <w:rPr>
-          <w:rFonts w:ascii="Microsoft JhengHei" w:hAnsi="Microsoft JhengHei" w:eastAsia="Microsoft JhengHei"/>
-          <w:b w:val="0"/>
-          <w:sz w:val="24"/>
-        </w:rPr>
-        <w:t>看到「Welcome to Antigravity」後，按紅框的「Continue with Google」，選你的 Google 帳號完成登入。之後跟著畫面按「Next」用預設選項完成初始設定即可。看到主畫面，第二部分就完成了！</w:t>
-      </w:r>
-    </w:p>
-    <w:p>
-      <w:pPr>
-        <w:spacing w:after="200"/>
+        <w:keepNext w:val="0"/>
+        <w:spacing w:before="0" w:after="40" w:line="259" w:lineRule="auto"/>
         <w:jc w:val="center"/>
       </w:pPr>
       <w:r>
         <w:drawing>
           <wp:inline xmlns:a="http://schemas.openxmlformats.org/drawingml/2006/main" xmlns:pic="http://schemas.openxmlformats.org/drawingml/2006/picture">
-            <wp:extent cx="5580000" cy="2997257"/>
-            <wp:docPr id="10" name="Picture 10"/>
+            <wp:extent cx="5577840" cy="2996097"/>
+            <wp:docPr id="6" name="Picture 6" descr="執行安裝檔並登入操作截圖" title="執行安裝檔並登入"/>
             <wp:cNvGraphicFramePr>
               <a:graphicFrameLocks noChangeAspect="1"/>
             </wp:cNvGraphicFramePr>
@@ -944,11 +1179,11 @@
               <a:graphicData uri="http://schemas.openxmlformats.org/drawingml/2006/picture">
                 <pic:pic>
                   <pic:nvPicPr>
-                    <pic:cNvPr id="0" name="b3.png"/>
+                    <pic:cNvPr id="0" name="image10.png"/>
                     <pic:cNvPicPr/>
                   </pic:nvPicPr>
                   <pic:blipFill>
-                    <a:blip r:embed="rId18"/>
+                    <a:blip r:embed="rId16"/>
                     <a:stretch>
                       <a:fillRect/>
                     </a:stretch>
@@ -956,7 +1191,92 @@
                   <pic:spPr>
                     <a:xfrm>
                       <a:off x="0" y="0"/>
-                      <a:ext cx="5580000" cy="2997257"/>
+                      <a:ext cx="5577840" cy="2996097"/>
+                    </a:xfrm>
+                    <a:prstGeom prst="rect"/>
+                  </pic:spPr>
+                </pic:pic>
+              </a:graphicData>
+            </a:graphic>
+          </wp:inline>
+        </w:drawing>
+      </w:r>
+    </w:p>
+    <w:p>
+      <w:r>
+        <w:br w:type="page"/>
+      </w:r>
+    </w:p>
+    <w:p>
+      <w:pPr>
+        <w:keepNext/>
+        <w:spacing w:before="100" w:after="40" w:line="259" w:lineRule="auto"/>
+      </w:pPr>
+      <w:r>
+        <w:rPr>
+          <w:rFonts w:ascii="Microsoft JhengHei" w:hAnsi="Microsoft JhengHei" w:eastAsia="Microsoft JhengHei"/>
+          <w:b/>
+          <w:color w:val="D9A441"/>
+          <w:sz w:val="22"/>
+        </w:rPr>
+        <w:t>B-3｜</w:t>
+      </w:r>
+      <w:r>
+        <w:rPr>
+          <w:rFonts w:ascii="Microsoft JhengHei" w:hAnsi="Microsoft JhengHei" w:eastAsia="Microsoft JhengHei"/>
+          <w:b/>
+          <w:color w:val="1A1A1A"/>
+          <w:sz w:val="22"/>
+        </w:rPr>
+        <w:t>把安全預設值設為 Default</w:t>
+      </w:r>
+    </w:p>
+    <w:p>
+      <w:pPr>
+        <w:keepNext w:val="0"/>
+        <w:spacing w:before="0" w:after="60" w:line="259" w:lineRule="auto"/>
+      </w:pPr>
+      <w:r>
+        <w:rPr>
+          <w:rFonts w:ascii="Microsoft JhengHei" w:hAnsi="Microsoft JhengHei" w:eastAsia="Microsoft JhengHei"/>
+          <w:b w:val="0"/>
+          <w:color w:val="1A1A1A"/>
+          <w:sz w:val="21"/>
+        </w:rPr>
+        <w:t>進入 Settings 的安全設定，Security Preset 選 Default。不要選 Full machine；那會擴大 AI 可以讀寫的範圍。</w:t>
+      </w:r>
+    </w:p>
+    <w:p>
+      <w:pPr>
+        <w:keepNext w:val="0"/>
+        <w:spacing w:before="0" w:after="40" w:line="259" w:lineRule="auto"/>
+        <w:jc w:val="center"/>
+      </w:pPr>
+      <w:r>
+        <w:drawing>
+          <wp:inline xmlns:a="http://schemas.openxmlformats.org/drawingml/2006/main" xmlns:pic="http://schemas.openxmlformats.org/drawingml/2006/picture">
+            <wp:extent cx="4800600" cy="2664333"/>
+            <wp:docPr id="7" name="Picture 7" descr="把安全預設值設為 Default操作截圖" title="把安全預設值設為 Default"/>
+            <wp:cNvGraphicFramePr>
+              <a:graphicFrameLocks noChangeAspect="1"/>
+            </wp:cNvGraphicFramePr>
+            <a:graphic>
+              <a:graphicData uri="http://schemas.openxmlformats.org/drawingml/2006/picture">
+                <pic:pic>
+                  <pic:nvPicPr>
+                    <pic:cNvPr id="0" name="ag-security-preset.png"/>
+                    <pic:cNvPicPr/>
+                  </pic:nvPicPr>
+                  <pic:blipFill>
+                    <a:blip r:embed="rId17"/>
+                    <a:stretch>
+                      <a:fillRect/>
+                    </a:stretch>
+                  </pic:blipFill>
+                  <pic:spPr>
+                    <a:xfrm>
+                      <a:off x="0" y="0"/>
+                      <a:ext cx="4800600" cy="2664333"/>
                     </a:xfrm>
                     <a:prstGeom prst="rect"/>
                   </pic:spPr>
@@ -969,171 +1289,1554 @@
     </w:p>
     <w:p>
       <w:pPr>
-        <w:spacing w:after="120"/>
+        <w:keepNext/>
+        <w:spacing w:before="100" w:after="40" w:line="259" w:lineRule="auto"/>
       </w:pPr>
       <w:r>
         <w:rPr>
           <w:rFonts w:ascii="Microsoft JhengHei" w:hAnsi="Microsoft JhengHei" w:eastAsia="Microsoft JhengHei"/>
           <w:b/>
-          <w:color w:val="0B1F3A"/>
-          <w:sz w:val="32"/>
+          <w:color w:val="D9A441"/>
+          <w:sz w:val="22"/>
         </w:rPr>
-        <w:t>常見問題（卡住先看這裡）</w:t>
+        <w:t>B-4｜</w:t>
+      </w:r>
+      <w:r>
+        <w:rPr>
+          <w:rFonts w:ascii="Microsoft JhengHei" w:hAnsi="Microsoft JhengHei" w:eastAsia="Microsoft JhengHei"/>
+          <w:b/>
+          <w:color w:val="1A1A1A"/>
+          <w:sz w:val="22"/>
+        </w:rPr>
+        <w:t>Artifact Review Policy 選 Always Ask</w:t>
       </w:r>
     </w:p>
     <w:p>
       <w:pPr>
-        <w:spacing w:after="40"/>
+        <w:keepNext w:val="0"/>
+        <w:spacing w:before="0" w:after="60" w:line="259" w:lineRule="auto"/>
+      </w:pPr>
+      <w:r>
+        <w:rPr>
+          <w:rFonts w:ascii="Microsoft JhengHei" w:hAnsi="Microsoft JhengHei" w:eastAsia="Microsoft JhengHei"/>
+          <w:b w:val="0"/>
+          <w:color w:val="1A1A1A"/>
+          <w:sz w:val="21"/>
+        </w:rPr>
+        <w:t>讓 Antigravity 在重要動作前停下來問你。這不是每一次寫檔都逐項詢問，所以仍要先讀清楚它準備做什麼，再按確認。</w:t>
+      </w:r>
+    </w:p>
+    <w:p>
+      <w:pPr>
+        <w:keepNext w:val="0"/>
+        <w:spacing w:before="0" w:after="40" w:line="259" w:lineRule="auto"/>
+        <w:jc w:val="center"/>
+      </w:pPr>
+      <w:r>
+        <w:drawing>
+          <wp:inline xmlns:a="http://schemas.openxmlformats.org/drawingml/2006/main" xmlns:pic="http://schemas.openxmlformats.org/drawingml/2006/picture">
+            <wp:extent cx="4800600" cy="2664333"/>
+            <wp:docPr id="8" name="Picture 8" descr="Artifact Review Policy 選 Always Ask操作截圖" title="Artifact Review Policy 選 Always Ask"/>
+            <wp:cNvGraphicFramePr>
+              <a:graphicFrameLocks noChangeAspect="1"/>
+            </wp:cNvGraphicFramePr>
+            <a:graphic>
+              <a:graphicData uri="http://schemas.openxmlformats.org/drawingml/2006/picture">
+                <pic:pic>
+                  <pic:nvPicPr>
+                    <pic:cNvPr id="0" name="ag-artifact-review.png"/>
+                    <pic:cNvPicPr/>
+                  </pic:nvPicPr>
+                  <pic:blipFill>
+                    <a:blip r:embed="rId18"/>
+                    <a:stretch>
+                      <a:fillRect/>
+                    </a:stretch>
+                  </pic:blipFill>
+                  <pic:spPr>
+                    <a:xfrm>
+                      <a:off x="0" y="0"/>
+                      <a:ext cx="4800600" cy="2664333"/>
+                    </a:xfrm>
+                    <a:prstGeom prst="rect"/>
+                  </pic:spPr>
+                </pic:pic>
+              </a:graphicData>
+            </a:graphic>
+          </wp:inline>
+        </w:drawing>
+      </w:r>
+    </w:p>
+    <w:tbl>
+      <w:tblPr>
+        <w:tblW w:type="auto" w:w="0"/>
+        <w:jc w:val="center"/>
+        <w:tblLayout w:type="autofit"/>
+        <w:tblLook w:firstColumn="1" w:firstRow="1" w:lastColumn="0" w:lastRow="0" w:noHBand="0" w:noVBand="1" w:val="04A0"/>
+      </w:tblPr>
+      <w:tblGrid>
+        <w:gridCol w:w="10262"/>
+      </w:tblGrid>
+      <w:tr>
+        <w:trPr>
+          <w:tblHeader w:val="true"/>
+        </w:trPr>
+        <w:tc>
+          <w:tcPr>
+            <w:tcW w:type="dxa" w:w="10262"/>
+            <w:vAlign w:val="center"/>
+            <w:shd w:fill="EAF4F3"/>
+            <w:tcBorders>
+              <w:top w:val="single" w:sz="8" w:color="B8CBC9"/>
+              <w:bottom w:val="single" w:sz="8" w:color="B8CBC9"/>
+              <w:left w:val="single" w:sz="8" w:color="B8CBC9"/>
+              <w:right w:val="single" w:sz="8" w:color="B8CBC9"/>
+            </w:tcBorders>
+          </w:tcPr>
+          <w:p>
+            <w:pPr>
+              <w:keepNext w:val="0"/>
+              <w:spacing w:before="0" w:after="20" w:line="259" w:lineRule="auto"/>
+            </w:pPr>
+            <w:r>
+              <w:rPr>
+                <w:rFonts w:ascii="Microsoft JhengHei" w:hAnsi="Microsoft JhengHei" w:eastAsia="Microsoft JhengHei"/>
+                <w:b/>
+                <w:color w:val="0E7C7B"/>
+                <w:sz w:val="20"/>
+              </w:rPr>
+              <w:t xml:space="preserve">通過訊號　</w:t>
+            </w:r>
+            <w:r>
+              <w:rPr>
+                <w:rFonts w:ascii="Microsoft JhengHei" w:hAnsi="Microsoft JhengHei" w:eastAsia="Microsoft JhengHei"/>
+                <w:b w:val="0"/>
+                <w:color w:val="1A1A1A"/>
+                <w:sz w:val="19"/>
+              </w:rPr>
+              <w:t>Security Preset 是 Default，Artifact Review Policy 是 Always Ask。</w:t>
+            </w:r>
+          </w:p>
+        </w:tc>
+      </w:tr>
+    </w:tbl>
+    <w:p>
+      <w:pPr>
+        <w:spacing w:after="0"/>
+      </w:pPr>
+    </w:p>
+    <w:p>
+      <w:r>
+        <w:br w:type="page"/>
+      </w:r>
+    </w:p>
+    <w:p>
+      <w:pPr>
+        <w:pStyle w:val="Heading1"/>
+        <w:keepNext/>
+        <w:spacing w:before="140" w:after="80" w:line="259" w:lineRule="auto"/>
+        <w:pBdr>
+          <w:bottom w:val="single" w:sz="10" w:space="4" w:color="D9A441"/>
+        </w:pBdr>
       </w:pPr>
       <w:r>
         <w:rPr>
           <w:rFonts w:ascii="Microsoft JhengHei" w:hAnsi="Microsoft JhengHei" w:eastAsia="Microsoft JhengHei"/>
           <w:b/>
-          <w:sz w:val="24"/>
+          <w:color w:val="0E7C7B"/>
+          <w:sz w:val="32"/>
         </w:rPr>
-        <w:t>Q1．Store 按「安裝」沒反應或一直轉圈？</w:t>
+        <w:t>三、準備 GitHub 版本控制與跨機器接手</w:t>
       </w:r>
     </w:p>
     <w:p>
       <w:pPr>
-        <w:spacing w:after="120"/>
+        <w:keepNext w:val="0"/>
+        <w:spacing w:before="0" w:after="60" w:line="259" w:lineRule="auto"/>
       </w:pPr>
       <w:r>
         <w:rPr>
           <w:rFonts w:ascii="Microsoft JhengHei" w:hAnsi="Microsoft JhengHei" w:eastAsia="Microsoft JhengHei"/>
           <w:b w:val="0"/>
-          <w:sz w:val="24"/>
+          <w:color w:val="1A1A1A"/>
+          <w:sz w:val="21"/>
         </w:rPr>
-        <w:t>先確認網路連線；學校網路有時會擋 Store，改用手機熱點試一次。還是不行，重開 Microsoft Store 再試。</w:t>
+        <w:t>GitHub 在這堂課不只用來部署。Git 會保存每次修改，GitHub 則讓另一台電腦取得已 commit 並 push 的專案檔與版本紀錄。AI 聊天、瀏覽器 localStorage、尚未 commit 或只 commit 未 push 的內容不會自動跟著走。</w:t>
       </w:r>
     </w:p>
     <w:p>
       <w:pPr>
-        <w:spacing w:after="40"/>
+        <w:pStyle w:val="Heading2"/>
+        <w:keepNext/>
+        <w:spacing w:before="100" w:after="80" w:line="259" w:lineRule="auto"/>
       </w:pPr>
       <w:r>
         <w:rPr>
           <w:rFonts w:ascii="Microsoft JhengHei" w:hAnsi="Microsoft JhengHei" w:eastAsia="Microsoft JhengHei"/>
           <w:b/>
-          <w:sz w:val="24"/>
+          <w:color w:val="1A1A1A"/>
+          <w:sz w:val="25"/>
         </w:rPr>
-        <w:t>Q2．搜尋結果沒看到官方 ChatGPT？</w:t>
+        <w:t>C-1　註冊並驗證 GitHub 帳號</w:t>
       </w:r>
     </w:p>
     <w:p>
       <w:pPr>
-        <w:spacing w:after="120"/>
+        <w:keepNext w:val="0"/>
+        <w:spacing w:before="0" w:after="30" w:line="259" w:lineRule="auto"/>
+        <w:ind w:left="283" w:hanging="227"/>
       </w:pPr>
       <w:r>
         <w:rPr>
           <w:rFonts w:ascii="Microsoft JhengHei" w:hAnsi="Microsoft JhengHei" w:eastAsia="Microsoft JhengHei"/>
           <w:b w:val="0"/>
-          <w:sz w:val="24"/>
+          <w:color w:val="0E7C7B"/>
+          <w:sz w:val="21"/>
         </w:rPr>
-        <w:t>Windows 10 過舊的版本可能不支援，請先做 Windows Update；或研習當天告訴我們，現場協助。</w:t>
+        <w:t xml:space="preserve">• </w:t>
+      </w:r>
+      <w:r>
+        <w:rPr>
+          <w:rFonts w:ascii="Microsoft JhengHei" w:hAnsi="Microsoft JhengHei" w:eastAsia="Microsoft JhengHei"/>
+          <w:b w:val="0"/>
+          <w:color w:val="1A1A1A"/>
+          <w:sz w:val="20"/>
+        </w:rPr>
+        <w:t>到 github.com 建立帳號並完成 email 驗證。第一次練習建立 Private repo。</w:t>
       </w:r>
     </w:p>
     <w:p>
       <w:pPr>
-        <w:spacing w:after="40"/>
+        <w:keepNext w:val="0"/>
+        <w:spacing w:before="0" w:after="30" w:line="259" w:lineRule="auto"/>
+        <w:ind w:left="283" w:hanging="227"/>
+      </w:pPr>
+      <w:r>
+        <w:rPr>
+          <w:rFonts w:ascii="Microsoft JhengHei" w:hAnsi="Microsoft JhengHei" w:eastAsia="Microsoft JhengHei"/>
+          <w:b w:val="0"/>
+          <w:color w:val="0E7C7B"/>
+          <w:sz w:val="21"/>
+        </w:rPr>
+        <w:t xml:space="preserve">• </w:t>
+      </w:r>
+      <w:r>
+        <w:rPr>
+          <w:rFonts w:ascii="Microsoft JhengHei" w:hAnsi="Microsoft JhengHei" w:eastAsia="Microsoft JhengHei"/>
+          <w:b w:val="0"/>
+          <w:color w:val="1A1A1A"/>
+          <w:sz w:val="20"/>
+        </w:rPr>
+        <w:t>Private 不是個資保險箱；真實學生姓名、出席、成績、聯絡資料、備份 JSON、密碼與金鑰都不要放進 repo。</w:t>
+      </w:r>
+    </w:p>
+    <w:p>
+      <w:pPr>
+        <w:pStyle w:val="Heading2"/>
+        <w:keepNext/>
+        <w:spacing w:before="100" w:after="80" w:line="259" w:lineRule="auto"/>
       </w:pPr>
       <w:r>
         <w:rPr>
           <w:rFonts w:ascii="Microsoft JhengHei" w:hAnsi="Microsoft JhengHei" w:eastAsia="Microsoft JhengHei"/>
           <w:b/>
-          <w:sz w:val="24"/>
+          <w:color w:val="1A1A1A"/>
+          <w:sz w:val="25"/>
         </w:rPr>
-        <w:t>Q3．Antigravity 連點兩下後好像沒動靜？</w:t>
+        <w:t>C-2　安裝 Git</w:t>
       </w:r>
     </w:p>
     <w:p>
       <w:pPr>
-        <w:spacing w:after="120"/>
+        <w:keepNext w:val="0"/>
+        <w:spacing w:before="0" w:after="60" w:line="259" w:lineRule="auto"/>
       </w:pPr>
       <w:r>
         <w:rPr>
           <w:rFonts w:ascii="Microsoft JhengHei" w:hAnsi="Microsoft JhengHei" w:eastAsia="Microsoft JhengHei"/>
           <w:b w:val="0"/>
-          <w:sz w:val="24"/>
+          <w:color w:val="1A1A1A"/>
+          <w:sz w:val="21"/>
         </w:rPr>
-        <w:t>等 1–2 分鐘。它在背景安裝，完成會自動跳出歡迎視窗。若超過 5 分鐘沒反應，到「開始」選單搜尋 Antigravity 開啟。</w:t>
+        <w:t>到 git-scm.com 下載 Windows 版並安裝。安裝完成後，重新開啟 PowerShell 或終端機，依序貼上：</w:t>
       </w:r>
+    </w:p>
+    <w:tbl>
+      <w:tblPr>
+        <w:tblW w:type="auto" w:w="0"/>
+        <w:jc w:val="center"/>
+        <w:tblLayout w:type="autofit"/>
+        <w:tblLook w:firstColumn="1" w:firstRow="1" w:lastColumn="0" w:lastRow="0" w:noHBand="0" w:noVBand="1" w:val="04A0"/>
+      </w:tblPr>
+      <w:tblGrid>
+        <w:gridCol w:w="10262"/>
+      </w:tblGrid>
+      <w:tr>
+        <w:trPr>
+          <w:tblHeader w:val="true"/>
+        </w:trPr>
+        <w:tc>
+          <w:tcPr>
+            <w:tcW w:type="dxa" w:w="10262"/>
+            <w:vAlign w:val="center"/>
+            <w:shd w:fill="F5F7F8"/>
+            <w:tcBorders>
+              <w:top w:val="single" w:sz="8" w:color="B8CBC9"/>
+              <w:bottom w:val="single" w:sz="8" w:color="B8CBC9"/>
+              <w:left w:val="single" w:sz="8" w:color="B8CBC9"/>
+              <w:right w:val="single" w:sz="8" w:color="B8CBC9"/>
+            </w:tcBorders>
+          </w:tcPr>
+          <w:p>
+            <w:pPr>
+              <w:keepNext w:val="0"/>
+              <w:spacing w:before="0" w:after="20" w:line="259" w:lineRule="auto"/>
+            </w:pPr>
+            <w:r>
+              <w:rPr>
+                <w:rFonts w:ascii="Microsoft JhengHei" w:hAnsi="Microsoft JhengHei" w:eastAsia="Microsoft JhengHei"/>
+                <w:b/>
+                <w:color w:val="0E7C7B"/>
+                <w:sz w:val="20"/>
+              </w:rPr>
+              <w:t xml:space="preserve">驗收指令　</w:t>
+            </w:r>
+            <w:r>
+              <w:rPr>
+                <w:rFonts w:ascii="Microsoft JhengHei" w:hAnsi="Microsoft JhengHei" w:eastAsia="Microsoft JhengHei"/>
+                <w:b w:val="0"/>
+                <w:color w:val="1A1A1A"/>
+                <w:sz w:val="19"/>
+              </w:rPr>
+              <w:t>git --version</w:t>
+              <w:br/>
+              <w:t>git config --global user.name "你的姓名或慣用識別名稱"</w:t>
+              <w:br/>
+              <w:t>git config --global user.email "你的 GitHub 信箱"</w:t>
+              <w:br/>
+              <w:t>git config --global --get user.name</w:t>
+              <w:br/>
+              <w:t>git config --global --get user.email</w:t>
+            </w:r>
+          </w:p>
+        </w:tc>
+      </w:tr>
+    </w:tbl>
+    <w:p>
+      <w:pPr>
+        <w:spacing w:after="0"/>
+      </w:pPr>
     </w:p>
     <w:p>
       <w:pPr>
-        <w:spacing w:after="40"/>
+        <w:pStyle w:val="Heading2"/>
+        <w:keepNext/>
+        <w:spacing w:before="100" w:after="80" w:line="259" w:lineRule="auto"/>
       </w:pPr>
       <w:r>
         <w:rPr>
           <w:rFonts w:ascii="Microsoft JhengHei" w:hAnsi="Microsoft JhengHei" w:eastAsia="Microsoft JhengHei"/>
           <w:b/>
-          <w:sz w:val="24"/>
+          <w:color w:val="1A1A1A"/>
+          <w:sz w:val="25"/>
         </w:rPr>
-        <w:t>Q4．公務電腦權限不足裝不起來？</w:t>
+        <w:t>C-3　安裝並登入 GitHub CLI</w:t>
       </w:r>
     </w:p>
     <w:p>
       <w:pPr>
-        <w:spacing w:after="120"/>
+        <w:keepNext w:val="0"/>
+        <w:spacing w:before="0" w:after="60" w:line="259" w:lineRule="auto"/>
       </w:pPr>
       <w:r>
         <w:rPr>
           <w:rFonts w:ascii="Microsoft JhengHei" w:hAnsi="Microsoft JhengHei" w:eastAsia="Microsoft JhengHei"/>
           <w:b w:val="0"/>
-          <w:sz w:val="24"/>
+          <w:color w:val="1A1A1A"/>
+          <w:sz w:val="21"/>
         </w:rPr>
-        <w:t>兩套軟體都裝在使用者資料夾，一般不需要管理員權限；若學校電腦仍被鎖定，請改帶個人筆電，或當天使用我們準備的範例檔照樣能跟上課程。</w:t>
+        <w:t>到 cli.github.com 安裝 GitHub CLI。重新開啟終端機後執行 gh auth login，依畫面選 GitHub.com、HTTPS 與瀏覽器登入；最後執行 gh auth status。GitHub Desktop 可以另外安裝，但它是選配，不能取代這堂課讓 AI 自動建 repo 所需的 GitHub CLI。</w:t>
+      </w:r>
+    </w:p>
+    <w:tbl>
+      <w:tblPr>
+        <w:tblW w:type="auto" w:w="0"/>
+        <w:jc w:val="center"/>
+        <w:tblLayout w:type="autofit"/>
+        <w:tblLook w:firstColumn="1" w:firstRow="1" w:lastColumn="0" w:lastRow="0" w:noHBand="0" w:noVBand="1" w:val="04A0"/>
+      </w:tblPr>
+      <w:tblGrid>
+        <w:gridCol w:w="10262"/>
+      </w:tblGrid>
+      <w:tr>
+        <w:trPr>
+          <w:tblHeader w:val="true"/>
+        </w:trPr>
+        <w:tc>
+          <w:tcPr>
+            <w:tcW w:type="dxa" w:w="10262"/>
+            <w:vAlign w:val="center"/>
+            <w:shd w:fill="EAF4F3"/>
+            <w:tcBorders>
+              <w:top w:val="single" w:sz="8" w:color="B8CBC9"/>
+              <w:bottom w:val="single" w:sz="8" w:color="B8CBC9"/>
+              <w:left w:val="single" w:sz="8" w:color="B8CBC9"/>
+              <w:right w:val="single" w:sz="8" w:color="B8CBC9"/>
+            </w:tcBorders>
+          </w:tcPr>
+          <w:p>
+            <w:pPr>
+              <w:keepNext w:val="0"/>
+              <w:spacing w:before="0" w:after="20" w:line="259" w:lineRule="auto"/>
+            </w:pPr>
+            <w:r>
+              <w:rPr>
+                <w:rFonts w:ascii="Microsoft JhengHei" w:hAnsi="Microsoft JhengHei" w:eastAsia="Microsoft JhengHei"/>
+                <w:b/>
+                <w:color w:val="0E7C7B"/>
+                <w:sz w:val="20"/>
+              </w:rPr>
+              <w:t xml:space="preserve">通過訊號　</w:t>
+            </w:r>
+            <w:r>
+              <w:rPr>
+                <w:rFonts w:ascii="Microsoft JhengHei" w:hAnsi="Microsoft JhengHei" w:eastAsia="Microsoft JhengHei"/>
+                <w:b w:val="0"/>
+                <w:color w:val="1A1A1A"/>
+                <w:sz w:val="19"/>
+              </w:rPr>
+              <w:t>git --version 顯示版本；Git 作者姓名與 email 都有值；gh auth status 顯示已登入自己的 GitHub 帳號。第二台電腦也要先完成同樣的 Git 與 GitHub 登入，才能讀取 Private repo。</w:t>
+            </w:r>
+          </w:p>
+        </w:tc>
+      </w:tr>
+    </w:tbl>
+    <w:p>
+      <w:pPr>
+        <w:spacing w:after="0"/>
+      </w:pPr>
+    </w:p>
+    <w:p>
+      <w:r>
+        <w:br w:type="page"/>
       </w:r>
     </w:p>
     <w:p>
       <w:pPr>
-        <w:spacing w:after="40"/>
+        <w:pStyle w:val="Heading1"/>
+        <w:keepNext/>
+        <w:spacing w:before="140" w:after="80" w:line="259" w:lineRule="auto"/>
+        <w:pBdr>
+          <w:bottom w:val="single" w:sz="10" w:space="4" w:color="D9A441"/>
+        </w:pBdr>
       </w:pPr>
       <w:r>
         <w:rPr>
           <w:rFonts w:ascii="Microsoft JhengHei" w:hAnsi="Microsoft JhengHei" w:eastAsia="Microsoft JhengHei"/>
           <w:b/>
-          <w:sz w:val="24"/>
+          <w:color w:val="0E7C7B"/>
+          <w:sz w:val="32"/>
         </w:rPr>
-        <w:t>Q5．登入時被學校網路擋下來？</w:t>
+        <w:t>四、建立 club2026，讓兩個 AI 開同一個資料夾</w:t>
       </w:r>
     </w:p>
     <w:p>
       <w:pPr>
-        <w:spacing w:after="120"/>
+        <w:keepNext/>
+        <w:spacing w:before="100" w:after="40" w:line="259" w:lineRule="auto"/>
+      </w:pPr>
+      <w:r>
+        <w:rPr>
+          <w:rFonts w:ascii="Microsoft JhengHei" w:hAnsi="Microsoft JhengHei" w:eastAsia="Microsoft JhengHei"/>
+          <w:b/>
+          <w:color w:val="D9A441"/>
+          <w:sz w:val="22"/>
+        </w:rPr>
+        <w:t>D-1｜</w:t>
+      </w:r>
+      <w:r>
+        <w:rPr>
+          <w:rFonts w:ascii="Microsoft JhengHei" w:hAnsi="Microsoft JhengHei" w:eastAsia="Microsoft JhengHei"/>
+          <w:b/>
+          <w:color w:val="1A1A1A"/>
+          <w:sz w:val="22"/>
+        </w:rPr>
+        <w:t>解壓教材包</w:t>
+      </w:r>
+    </w:p>
+    <w:p>
+      <w:pPr>
+        <w:keepNext w:val="0"/>
+        <w:spacing w:before="0" w:after="60" w:line="259" w:lineRule="auto"/>
       </w:pPr>
       <w:r>
         <w:rPr>
           <w:rFonts w:ascii="Microsoft JhengHei" w:hAnsi="Microsoft JhengHei" w:eastAsia="Microsoft JhengHei"/>
           <w:b w:val="0"/>
-          <w:sz w:val="24"/>
+          <w:color w:val="1A1A1A"/>
+          <w:sz w:val="21"/>
         </w:rPr>
-        <w:t>請在家先登入一次。當天到教室連上校內網路後，開啟兩套軟體各確認一次；有問題現場舉手，講師與助教會協助。</w:t>
+        <w:t>把行前信中的教材包 ZIP 下載到本機，按右鍵選「解壓縮全部」。不要把 ZIP 原封不動丟進專案資料夾。</w:t>
       </w:r>
     </w:p>
     <w:p>
       <w:pPr>
-        <w:spacing w:after="0"/>
-        <w:jc w:val="center"/>
+        <w:keepNext/>
+        <w:spacing w:before="100" w:after="40" w:line="259" w:lineRule="auto"/>
+      </w:pPr>
+      <w:r>
+        <w:rPr>
+          <w:rFonts w:ascii="Microsoft JhengHei" w:hAnsi="Microsoft JhengHei" w:eastAsia="Microsoft JhengHei"/>
+          <w:b/>
+          <w:color w:val="D9A441"/>
+          <w:sz w:val="22"/>
+        </w:rPr>
+        <w:t>D-2｜</w:t>
+      </w:r>
+      <w:r>
+        <w:rPr>
+          <w:rFonts w:ascii="Microsoft JhengHei" w:hAnsi="Microsoft JhengHei" w:eastAsia="Microsoft JhengHei"/>
+          <w:b/>
+          <w:color w:val="1A1A1A"/>
+          <w:sz w:val="22"/>
+        </w:rPr>
+        <w:t>建立專案資料夾</w:t>
+      </w:r>
+    </w:p>
+    <w:p>
+      <w:pPr>
+        <w:keepNext w:val="0"/>
+        <w:spacing w:before="0" w:after="60" w:line="259" w:lineRule="auto"/>
       </w:pPr>
       <w:r>
         <w:rPr>
           <w:rFonts w:ascii="Microsoft JhengHei" w:hAnsi="Microsoft JhengHei" w:eastAsia="Microsoft JhengHei"/>
           <w:b w:val="0"/>
-          <w:color w:val="64748B"/>
+          <w:color w:val="1A1A1A"/>
+          <w:sz w:val="21"/>
+        </w:rPr>
+        <w:t>在本機建立 club2026。若桌面實際位於 OneDrive、Google 雲端硬碟或 Dropbox，請改放在不會自動同步的位置，避免同步程式和 AI 同時改檔。</w:t>
+      </w:r>
+    </w:p>
+    <w:p>
+      <w:pPr>
+        <w:keepNext/>
+        <w:spacing w:before="100" w:after="40" w:line="259" w:lineRule="auto"/>
+      </w:pPr>
+      <w:r>
+        <w:rPr>
+          <w:rFonts w:ascii="Microsoft JhengHei" w:hAnsi="Microsoft JhengHei" w:eastAsia="Microsoft JhengHei"/>
+          <w:b/>
+          <w:color w:val="D9A441"/>
           <w:sz w:val="22"/>
         </w:rPr>
-        <w:t>聯絡我們：仿生與環境實驗室助理 陳若瑜、游豐兆｜erntmap@gmail.com｜03-8905179</w:t>
+        <w:t>D-3｜</w:t>
+      </w:r>
+      <w:r>
+        <w:rPr>
+          <w:rFonts w:ascii="Microsoft JhengHei" w:hAnsi="Microsoft JhengHei" w:eastAsia="Microsoft JhengHei"/>
+          <w:b/>
+          <w:color w:val="1A1A1A"/>
+          <w:sz w:val="22"/>
+        </w:rPr>
+        <w:t>把三類資料放進去</w:t>
+      </w:r>
+    </w:p>
+    <w:p>
+      <w:pPr>
+        <w:keepNext w:val="0"/>
+        <w:spacing w:before="0" w:after="60" w:line="259" w:lineRule="auto"/>
+      </w:pPr>
+      <w:r>
+        <w:rPr>
+          <w:rFonts w:ascii="Microsoft JhengHei" w:hAnsi="Microsoft JhengHei" w:eastAsia="Microsoft JhengHei"/>
+          <w:b w:val="0"/>
+          <w:color w:val="1A1A1A"/>
+          <w:sz w:val="21"/>
+        </w:rPr>
+        <w:t>將解壓後教材包的全部內容複製進 club2026；再放入本校去除個資的社團計畫書，以及基金會成果報告書範本。完成後，club2026 應直接看得到 index.html、style.css、app.js 與其他教材檔。</w:t>
+      </w:r>
+    </w:p>
+    <w:tbl>
+      <w:tblPr>
+        <w:tblW w:type="auto" w:w="0"/>
+        <w:jc w:val="center"/>
+        <w:tblLayout w:type="autofit"/>
+        <w:tblLook w:firstColumn="1" w:firstRow="1" w:lastColumn="0" w:lastRow="0" w:noHBand="0" w:noVBand="1" w:val="04A0"/>
+      </w:tblPr>
+      <w:tblGrid>
+        <w:gridCol w:w="10262"/>
+      </w:tblGrid>
+      <w:tr>
+        <w:trPr>
+          <w:tblHeader w:val="true"/>
+        </w:trPr>
+        <w:tc>
+          <w:tcPr>
+            <w:tcW w:type="dxa" w:w="10262"/>
+            <w:vAlign w:val="center"/>
+            <w:shd w:fill="FFF3D6"/>
+            <w:tcBorders>
+              <w:top w:val="single" w:sz="8" w:color="B8CBC9"/>
+              <w:bottom w:val="single" w:sz="8" w:color="B8CBC9"/>
+              <w:left w:val="single" w:sz="8" w:color="B8CBC9"/>
+              <w:right w:val="single" w:sz="8" w:color="B8CBC9"/>
+            </w:tcBorders>
+          </w:tcPr>
+          <w:p>
+            <w:pPr>
+              <w:keepNext w:val="0"/>
+              <w:spacing w:before="0" w:after="20" w:line="259" w:lineRule="auto"/>
+            </w:pPr>
+            <w:r>
+              <w:rPr>
+                <w:rFonts w:ascii="Microsoft JhengHei" w:hAnsi="Microsoft JhengHei" w:eastAsia="Microsoft JhengHei"/>
+                <w:b/>
+                <w:color w:val="0E7C7B"/>
+                <w:sz w:val="20"/>
+              </w:rPr>
+              <w:t xml:space="preserve">個資煞車　</w:t>
+            </w:r>
+            <w:r>
+              <w:rPr>
+                <w:rFonts w:ascii="Microsoft JhengHei" w:hAnsi="Microsoft JhengHei" w:eastAsia="Microsoft JhengHei"/>
+                <w:b w:val="0"/>
+                <w:color w:val="1A1A1A"/>
+                <w:sz w:val="19"/>
+              </w:rPr>
+              <w:t>計畫書若含學生姓名、私人電話、住址或其他不適合交給 AI 的內容，先另存一份去除個資的副本。真實名單、出席、成績、聯絡資料與備份 JSON 留在學校核准的受控位置。</w:t>
+            </w:r>
+          </w:p>
+        </w:tc>
+      </w:tr>
+    </w:tbl>
+    <w:p>
+      <w:pPr>
+        <w:spacing w:after="0"/>
+      </w:pPr>
+    </w:p>
+    <w:p>
+      <w:pPr>
+        <w:keepNext/>
+        <w:spacing w:before="100" w:after="40" w:line="259" w:lineRule="auto"/>
+      </w:pPr>
+      <w:r>
+        <w:rPr>
+          <w:rFonts w:ascii="Microsoft JhengHei" w:hAnsi="Microsoft JhengHei" w:eastAsia="Microsoft JhengHei"/>
+          <w:b/>
+          <w:color w:val="D9A441"/>
+          <w:sz w:val="22"/>
+        </w:rPr>
+        <w:t>D-4｜</w:t>
+      </w:r>
+      <w:r>
+        <w:rPr>
+          <w:rFonts w:ascii="Microsoft JhengHei" w:hAnsi="Microsoft JhengHei" w:eastAsia="Microsoft JhengHei"/>
+          <w:b/>
+          <w:color w:val="1A1A1A"/>
+          <w:sz w:val="22"/>
+        </w:rPr>
+        <w:t>用 Codex 開啟整個 club2026</w:t>
+      </w:r>
+    </w:p>
+    <w:p>
+      <w:pPr>
+        <w:keepNext w:val="0"/>
+        <w:spacing w:before="0" w:after="60" w:line="259" w:lineRule="auto"/>
+      </w:pPr>
+      <w:r>
+        <w:rPr>
+          <w:rFonts w:ascii="Microsoft JhengHei" w:hAnsi="Microsoft JhengHei" w:eastAsia="Microsoft JhengHei"/>
+          <w:b w:val="0"/>
+          <w:color w:val="1A1A1A"/>
+          <w:sz w:val="21"/>
+        </w:rPr>
+        <w:t>開啟 ChatGPT 桌面版並切到 Codex。從輸入區附近的資料夾圖示或目前專案位置選擇 club2026 本身。不要只開其中一份 Word／PDF，也不要只把檔案上傳到聊天視窗。</w:t>
+      </w:r>
+    </w:p>
+    <w:p>
+      <w:pPr>
+        <w:keepNext/>
+        <w:spacing w:before="100" w:after="40" w:line="259" w:lineRule="auto"/>
+      </w:pPr>
+      <w:r>
+        <w:rPr>
+          <w:rFonts w:ascii="Microsoft JhengHei" w:hAnsi="Microsoft JhengHei" w:eastAsia="Microsoft JhengHei"/>
+          <w:b/>
+          <w:color w:val="D9A441"/>
+          <w:sz w:val="22"/>
+        </w:rPr>
+        <w:t>D-5｜</w:t>
+      </w:r>
+      <w:r>
+        <w:rPr>
+          <w:rFonts w:ascii="Microsoft JhengHei" w:hAnsi="Microsoft JhengHei" w:eastAsia="Microsoft JhengHei"/>
+          <w:b/>
+          <w:color w:val="1A1A1A"/>
+          <w:sz w:val="22"/>
+        </w:rPr>
+        <w:t>用 Antigravity 開啟同一個 club2026</w:t>
+      </w:r>
+    </w:p>
+    <w:p>
+      <w:pPr>
+        <w:keepNext w:val="0"/>
+        <w:spacing w:before="0" w:after="60" w:line="259" w:lineRule="auto"/>
+      </w:pPr>
+      <w:r>
+        <w:rPr>
+          <w:rFonts w:ascii="Microsoft JhengHei" w:hAnsi="Microsoft JhengHei" w:eastAsia="Microsoft JhengHei"/>
+          <w:b w:val="0"/>
+          <w:color w:val="1A1A1A"/>
+          <w:sz w:val="21"/>
+        </w:rPr>
+        <w:t>在 Antigravity 使用資料夾圖示、目前資料夾名稱，或 File → Open Folder，選擇同一個 club2026。兩邊名稱相同仍不夠，完整路徑也要相同。</w:t>
+      </w:r>
+    </w:p>
+    <w:p>
+      <w:pPr>
+        <w:keepNext/>
+        <w:spacing w:before="100" w:after="40" w:line="259" w:lineRule="auto"/>
+      </w:pPr>
+      <w:r>
+        <w:rPr>
+          <w:rFonts w:ascii="Microsoft JhengHei" w:hAnsi="Microsoft JhengHei" w:eastAsia="Microsoft JhengHei"/>
+          <w:b/>
+          <w:color w:val="D9A441"/>
+          <w:sz w:val="22"/>
+        </w:rPr>
+        <w:t>D-6｜</w:t>
+      </w:r>
+      <w:r>
+        <w:rPr>
+          <w:rFonts w:ascii="Microsoft JhengHei" w:hAnsi="Microsoft JhengHei" w:eastAsia="Microsoft JhengHei"/>
+          <w:b/>
+          <w:color w:val="1A1A1A"/>
+          <w:sz w:val="22"/>
+        </w:rPr>
+        <w:t>跑 60 秒唯讀測試</w:t>
+      </w:r>
+    </w:p>
+    <w:p>
+      <w:pPr>
+        <w:keepNext w:val="0"/>
+        <w:spacing w:before="0" w:after="60" w:line="259" w:lineRule="auto"/>
+      </w:pPr>
+      <w:r>
+        <w:rPr>
+          <w:rFonts w:ascii="Microsoft JhengHei" w:hAnsi="Microsoft JhengHei" w:eastAsia="Microsoft JhengHei"/>
+          <w:b w:val="0"/>
+          <w:color w:val="1A1A1A"/>
+          <w:sz w:val="21"/>
+        </w:rPr>
+        <w:t>在 Codex 與 Antigravity 各貼一次下面這段。兩邊列出的資料夾名稱、檔名與計畫書標題必須一致。</w:t>
+      </w:r>
+    </w:p>
+    <w:tbl>
+      <w:tblPr>
+        <w:tblW w:type="auto" w:w="0"/>
+        <w:jc w:val="center"/>
+        <w:tblLayout w:type="autofit"/>
+        <w:tblLook w:firstColumn="1" w:firstRow="1" w:lastColumn="0" w:lastRow="0" w:noHBand="0" w:noVBand="1" w:val="04A0"/>
+      </w:tblPr>
+      <w:tblGrid>
+        <w:gridCol w:w="10262"/>
+      </w:tblGrid>
+      <w:tr>
+        <w:trPr>
+          <w:tblHeader w:val="true"/>
+        </w:trPr>
+        <w:tc>
+          <w:tcPr>
+            <w:tcW w:type="dxa" w:w="10262"/>
+            <w:vAlign w:val="center"/>
+            <w:shd w:fill="EAF4F3"/>
+            <w:tcBorders>
+              <w:top w:val="single" w:sz="8" w:color="B8CBC9"/>
+              <w:bottom w:val="single" w:sz="8" w:color="B8CBC9"/>
+              <w:left w:val="single" w:sz="8" w:color="B8CBC9"/>
+              <w:right w:val="single" w:sz="8" w:color="B8CBC9"/>
+            </w:tcBorders>
+          </w:tcPr>
+          <w:p>
+            <w:pPr>
+              <w:keepNext w:val="0"/>
+              <w:spacing w:before="0" w:after="20" w:line="259" w:lineRule="auto"/>
+            </w:pPr>
+            <w:r>
+              <w:rPr>
+                <w:rFonts w:ascii="Microsoft JhengHei" w:hAnsi="Microsoft JhengHei" w:eastAsia="Microsoft JhengHei"/>
+                <w:b/>
+                <w:color w:val="0E7C7B"/>
+                <w:sz w:val="20"/>
+              </w:rPr>
+              <w:t xml:space="preserve">通過訊號　</w:t>
+            </w:r>
+            <w:r>
+              <w:rPr>
+                <w:rFonts w:ascii="Microsoft JhengHei" w:hAnsi="Microsoft JhengHei" w:eastAsia="Microsoft JhengHei"/>
+                <w:b w:val="0"/>
+                <w:color w:val="1A1A1A"/>
+                <w:sz w:val="19"/>
+              </w:rPr>
+              <w:t>兩個 AI 都讀得到 club2026、index.html、去識別計畫書與官方範本，而且測試過程沒有新增或修改檔案。</w:t>
+            </w:r>
+          </w:p>
+        </w:tc>
+      </w:tr>
+    </w:tbl>
+    <w:p>
+      <w:pPr>
+        <w:spacing w:after="0"/>
+      </w:pPr>
+    </w:p>
+    <w:tbl>
+      <w:tblPr>
+        <w:tblW w:type="auto" w:w="0"/>
+        <w:jc w:val="center"/>
+        <w:tblLayout w:type="autofit"/>
+        <w:tblLook w:firstColumn="1" w:firstRow="1" w:lastColumn="0" w:lastRow="0" w:noHBand="0" w:noVBand="1" w:val="04A0"/>
+      </w:tblPr>
+      <w:tblGrid>
+        <w:gridCol w:w="10262"/>
+      </w:tblGrid>
+      <w:tr>
+        <w:trPr>
+          <w:tblHeader w:val="true"/>
+        </w:trPr>
+        <w:tc>
+          <w:tcPr>
+            <w:tcW w:type="dxa" w:w="10262"/>
+            <w:vAlign w:val="center"/>
+            <w:shd w:fill="F5F7F8"/>
+            <w:tcBorders>
+              <w:top w:val="single" w:sz="8" w:color="B8CBC9"/>
+              <w:bottom w:val="single" w:sz="8" w:color="B8CBC9"/>
+              <w:left w:val="single" w:sz="8" w:color="B8CBC9"/>
+              <w:right w:val="single" w:sz="8" w:color="B8CBC9"/>
+            </w:tcBorders>
+          </w:tcPr>
+          <w:p>
+            <w:pPr>
+              <w:keepNext w:val="0"/>
+              <w:spacing w:before="0" w:after="20" w:line="259" w:lineRule="auto"/>
+            </w:pPr>
+            <w:r>
+              <w:rPr>
+                <w:rFonts w:ascii="Microsoft JhengHei" w:hAnsi="Microsoft JhengHei" w:eastAsia="Microsoft JhengHei"/>
+                <w:b/>
+                <w:color w:val="0E7C7B"/>
+                <w:sz w:val="20"/>
+              </w:rPr>
+              <w:t xml:space="preserve">測試提示詞　</w:t>
+            </w:r>
+            <w:r>
+              <w:rPr>
+                <w:rFonts w:ascii="Microsoft JhengHei" w:hAnsi="Microsoft JhengHei" w:eastAsia="Microsoft JhengHei"/>
+                <w:b w:val="0"/>
+                <w:color w:val="1A1A1A"/>
+                <w:sz w:val="19"/>
+              </w:rPr>
+              <w:t>請先告訴我目前開啟的資料夾名稱，再列出裡面所有檔名，一個一行。找出我的社團計畫書，讀第一頁並逐字回報正式標題。這次只讀，不要新增、修改或刪除任何檔案；看不到就直接說卡在哪裡，不要猜。</w:t>
+            </w:r>
+          </w:p>
+        </w:tc>
+      </w:tr>
+    </w:tbl>
+    <w:p>
+      <w:pPr>
+        <w:spacing w:after="0"/>
+      </w:pPr>
+    </w:p>
+    <w:p>
+      <w:r>
+        <w:br w:type="page"/>
+      </w:r>
+    </w:p>
+    <w:p>
+      <w:pPr>
+        <w:pStyle w:val="Heading1"/>
+        <w:keepNext/>
+        <w:spacing w:before="140" w:after="80" w:line="259" w:lineRule="auto"/>
+        <w:pBdr>
+          <w:bottom w:val="single" w:sz="10" w:space="4" w:color="D9A441"/>
+        </w:pBdr>
+      </w:pPr>
+      <w:r>
+        <w:rPr>
+          <w:rFonts w:ascii="Microsoft JhengHei" w:hAnsi="Microsoft JhengHei" w:eastAsia="Microsoft JhengHei"/>
+          <w:b/>
+          <w:color w:val="0E7C7B"/>
+          <w:sz w:val="32"/>
+        </w:rPr>
+        <w:t>五、卡住時照這張表排除</w:t>
+      </w:r>
+    </w:p>
+    <w:tbl>
+      <w:tblPr>
+        <w:tblW w:type="auto" w:w="0"/>
+        <w:jc w:val="center"/>
+        <w:tblLayout w:type="fixed"/>
+        <w:tblLook w:firstColumn="1" w:firstRow="1" w:lastColumn="0" w:lastRow="0" w:noHBand="0" w:noVBand="1" w:val="04A0"/>
+      </w:tblPr>
+      <w:tblGrid>
+        <w:gridCol w:w="5131"/>
+        <w:gridCol w:w="5131"/>
+      </w:tblGrid>
+      <w:tr>
+        <w:trPr>
+          <w:tblHeader w:val="true"/>
+        </w:trPr>
+        <w:tc>
+          <w:tcPr>
+            <w:tcW w:type="dxa" w:w="3402"/>
+            <w:shd w:fill="0E7C7B"/>
+          </w:tcPr>
+          <w:p>
+            <w:r>
+              <w:rPr>
+                <w:rFonts w:ascii="Microsoft JhengHei" w:hAnsi="Microsoft JhengHei" w:eastAsia="Microsoft JhengHei"/>
+                <w:b/>
+                <w:color w:val="FFFFFF"/>
+                <w:sz w:val="19"/>
+              </w:rPr>
+              <w:t>看到的狀況</w:t>
+            </w:r>
+          </w:p>
+        </w:tc>
+        <w:tc>
+          <w:tcPr>
+            <w:tcW w:type="dxa" w:w="6520"/>
+            <w:shd w:fill="0E7C7B"/>
+          </w:tcPr>
+          <w:p>
+            <w:r>
+              <w:rPr>
+                <w:rFonts w:ascii="Microsoft JhengHei" w:hAnsi="Microsoft JhengHei" w:eastAsia="Microsoft JhengHei"/>
+                <w:b/>
+                <w:color w:val="FFFFFF"/>
+                <w:sz w:val="19"/>
+              </w:rPr>
+              <w:t>處理方式</w:t>
+            </w:r>
+          </w:p>
+        </w:tc>
+      </w:tr>
+      <w:tr>
+        <w:tc>
+          <w:tcPr>
+            <w:tcW w:type="dxa" w:w="3402"/>
+            <w:tcBorders>
+              <w:top w:val="single" w:sz="6" w:color="B8CBC9"/>
+              <w:bottom w:val="single" w:sz="6" w:color="B8CBC9"/>
+              <w:left w:val="single" w:sz="6" w:color="B8CBC9"/>
+              <w:right w:val="single" w:sz="6" w:color="B8CBC9"/>
+            </w:tcBorders>
+          </w:tcPr>
+          <w:p>
+            <w:r>
+              <w:rPr>
+                <w:rFonts w:ascii="Microsoft JhengHei" w:hAnsi="Microsoft JhengHei" w:eastAsia="Microsoft JhengHei"/>
+                <w:b/>
+                <w:color w:val="0E7C7B"/>
+                <w:sz w:val="18"/>
+              </w:rPr>
+              <w:t>Microsoft Store 找不到官方 ChatGPT</w:t>
+            </w:r>
+          </w:p>
+        </w:tc>
+        <w:tc>
+          <w:tcPr>
+            <w:tcW w:type="dxa" w:w="6520"/>
+            <w:tcBorders>
+              <w:top w:val="single" w:sz="6" w:color="B8CBC9"/>
+              <w:bottom w:val="single" w:sz="6" w:color="B8CBC9"/>
+              <w:left w:val="single" w:sz="6" w:color="B8CBC9"/>
+              <w:right w:val="single" w:sz="6" w:color="B8CBC9"/>
+            </w:tcBorders>
+          </w:tcPr>
+          <w:p>
+            <w:r>
+              <w:rPr>
+                <w:rFonts w:ascii="Microsoft JhengHei" w:hAnsi="Microsoft JhengHei" w:eastAsia="Microsoft JhengHei"/>
+                <w:b w:val="0"/>
+                <w:color w:val="1A1A1A"/>
+                <w:sz w:val="18"/>
+              </w:rPr>
+              <w:t>先更新 Windows；也可改從 chatgpt.com/download 進入官方下載頁。不要從搜尋廣告或第三方下載站取得安裝檔。</w:t>
+            </w:r>
+          </w:p>
+        </w:tc>
+      </w:tr>
+      <w:tr>
+        <w:tc>
+          <w:tcPr>
+            <w:tcW w:type="dxa" w:w="3402"/>
+            <w:tcBorders>
+              <w:top w:val="single" w:sz="6" w:color="B8CBC9"/>
+              <w:bottom w:val="single" w:sz="6" w:color="B8CBC9"/>
+              <w:left w:val="single" w:sz="6" w:color="B8CBC9"/>
+              <w:right w:val="single" w:sz="6" w:color="B8CBC9"/>
+            </w:tcBorders>
+          </w:tcPr>
+          <w:p>
+            <w:r>
+              <w:rPr>
+                <w:rFonts w:ascii="Microsoft JhengHei" w:hAnsi="Microsoft JhengHei" w:eastAsia="Microsoft JhengHei"/>
+                <w:b/>
+                <w:color w:val="0E7C7B"/>
+                <w:sz w:val="18"/>
+              </w:rPr>
+              <w:t>Antigravity 安裝後沒跳出</w:t>
+            </w:r>
+          </w:p>
+        </w:tc>
+        <w:tc>
+          <w:tcPr>
+            <w:tcW w:type="dxa" w:w="6520"/>
+            <w:tcBorders>
+              <w:top w:val="single" w:sz="6" w:color="B8CBC9"/>
+              <w:bottom w:val="single" w:sz="6" w:color="B8CBC9"/>
+              <w:left w:val="single" w:sz="6" w:color="B8CBC9"/>
+              <w:right w:val="single" w:sz="6" w:color="B8CBC9"/>
+            </w:tcBorders>
+          </w:tcPr>
+          <w:p>
+            <w:r>
+              <w:rPr>
+                <w:rFonts w:ascii="Microsoft JhengHei" w:hAnsi="Microsoft JhengHei" w:eastAsia="Microsoft JhengHei"/>
+                <w:b w:val="0"/>
+                <w:color w:val="1A1A1A"/>
+                <w:sz w:val="18"/>
+              </w:rPr>
+              <w:t>等 1–2 分鐘，再從 Windows「開始」搜尋 Antigravity。超過 5 分鐘仍無反應，重新下載官方安裝檔。</w:t>
+            </w:r>
+          </w:p>
+        </w:tc>
+      </w:tr>
+      <w:tr>
+        <w:tc>
+          <w:tcPr>
+            <w:tcW w:type="dxa" w:w="3402"/>
+            <w:tcBorders>
+              <w:top w:val="single" w:sz="6" w:color="B8CBC9"/>
+              <w:bottom w:val="single" w:sz="6" w:color="B8CBC9"/>
+              <w:left w:val="single" w:sz="6" w:color="B8CBC9"/>
+              <w:right w:val="single" w:sz="6" w:color="B8CBC9"/>
+            </w:tcBorders>
+          </w:tcPr>
+          <w:p>
+            <w:r>
+              <w:rPr>
+                <w:rFonts w:ascii="Microsoft JhengHei" w:hAnsi="Microsoft JhengHei" w:eastAsia="Microsoft JhengHei"/>
+                <w:b/>
+                <w:color w:val="0E7C7B"/>
+                <w:sz w:val="18"/>
+              </w:rPr>
+              <w:t>公務電腦不能安裝</w:t>
+            </w:r>
+          </w:p>
+        </w:tc>
+        <w:tc>
+          <w:tcPr>
+            <w:tcW w:type="dxa" w:w="6520"/>
+            <w:tcBorders>
+              <w:top w:val="single" w:sz="6" w:color="B8CBC9"/>
+              <w:bottom w:val="single" w:sz="6" w:color="B8CBC9"/>
+              <w:left w:val="single" w:sz="6" w:color="B8CBC9"/>
+              <w:right w:val="single" w:sz="6" w:color="B8CBC9"/>
+            </w:tcBorders>
+          </w:tcPr>
+          <w:p>
+            <w:r>
+              <w:rPr>
+                <w:rFonts w:ascii="Microsoft JhengHei" w:hAnsi="Microsoft JhengHei" w:eastAsia="Microsoft JhengHei"/>
+                <w:b w:val="0"/>
+                <w:color w:val="1A1A1A"/>
+                <w:sz w:val="18"/>
+              </w:rPr>
+              <w:t>改用有安裝權限的個人筆電。課後才遇到問題時，不要只等講師現場救援，依本講義重做並保留完整錯誤訊息。</w:t>
+            </w:r>
+          </w:p>
+        </w:tc>
+      </w:tr>
+      <w:tr>
+        <w:tc>
+          <w:tcPr>
+            <w:tcW w:type="dxa" w:w="3402"/>
+            <w:tcBorders>
+              <w:top w:val="single" w:sz="6" w:color="B8CBC9"/>
+              <w:bottom w:val="single" w:sz="6" w:color="B8CBC9"/>
+              <w:left w:val="single" w:sz="6" w:color="B8CBC9"/>
+              <w:right w:val="single" w:sz="6" w:color="B8CBC9"/>
+            </w:tcBorders>
+          </w:tcPr>
+          <w:p>
+            <w:r>
+              <w:rPr>
+                <w:rFonts w:ascii="Microsoft JhengHei" w:hAnsi="Microsoft JhengHei" w:eastAsia="Microsoft JhengHei"/>
+                <w:b/>
+                <w:color w:val="0E7C7B"/>
+                <w:sz w:val="18"/>
+              </w:rPr>
+              <w:t>兩個 AI 都叫 club2026，內容卻不同</w:t>
+            </w:r>
+          </w:p>
+        </w:tc>
+        <w:tc>
+          <w:tcPr>
+            <w:tcW w:type="dxa" w:w="6520"/>
+            <w:tcBorders>
+              <w:top w:val="single" w:sz="6" w:color="B8CBC9"/>
+              <w:bottom w:val="single" w:sz="6" w:color="B8CBC9"/>
+              <w:left w:val="single" w:sz="6" w:color="B8CBC9"/>
+              <w:right w:val="single" w:sz="6" w:color="B8CBC9"/>
+            </w:tcBorders>
+          </w:tcPr>
+          <w:p>
+            <w:r>
+              <w:rPr>
+                <w:rFonts w:ascii="Microsoft JhengHei" w:hAnsi="Microsoft JhengHei" w:eastAsia="Microsoft JhengHei"/>
+                <w:b w:val="0"/>
+                <w:color w:val="1A1A1A"/>
+                <w:sz w:val="18"/>
+              </w:rPr>
+              <w:t>電腦可能有兩個同名資料夾。到檔案總管網址列複製完整路徑，逐字核對。</w:t>
+            </w:r>
+          </w:p>
+        </w:tc>
+      </w:tr>
+      <w:tr>
+        <w:tc>
+          <w:tcPr>
+            <w:tcW w:type="dxa" w:w="3402"/>
+            <w:tcBorders>
+              <w:top w:val="single" w:sz="6" w:color="B8CBC9"/>
+              <w:bottom w:val="single" w:sz="6" w:color="B8CBC9"/>
+              <w:left w:val="single" w:sz="6" w:color="B8CBC9"/>
+              <w:right w:val="single" w:sz="6" w:color="B8CBC9"/>
+            </w:tcBorders>
+          </w:tcPr>
+          <w:p>
+            <w:r>
+              <w:rPr>
+                <w:rFonts w:ascii="Microsoft JhengHei" w:hAnsi="Microsoft JhengHei" w:eastAsia="Microsoft JhengHei"/>
+                <w:b/>
+                <w:color w:val="0E7C7B"/>
+                <w:sz w:val="18"/>
+              </w:rPr>
+              <w:t>Git 第一個 commit 失敗</w:t>
+            </w:r>
+          </w:p>
+        </w:tc>
+        <w:tc>
+          <w:tcPr>
+            <w:tcW w:type="dxa" w:w="6520"/>
+            <w:tcBorders>
+              <w:top w:val="single" w:sz="6" w:color="B8CBC9"/>
+              <w:bottom w:val="single" w:sz="6" w:color="B8CBC9"/>
+              <w:left w:val="single" w:sz="6" w:color="B8CBC9"/>
+              <w:right w:val="single" w:sz="6" w:color="B8CBC9"/>
+            </w:tcBorders>
+          </w:tcPr>
+          <w:p>
+            <w:r>
+              <w:rPr>
+                <w:rFonts w:ascii="Microsoft JhengHei" w:hAnsi="Microsoft JhengHei" w:eastAsia="Microsoft JhengHei"/>
+                <w:b w:val="0"/>
+                <w:color w:val="1A1A1A"/>
+                <w:sz w:val="18"/>
+              </w:rPr>
+              <w:t>先執行 git config --global --get user.name 與 user.email；缺值就依 C-2 設定。</w:t>
+            </w:r>
+          </w:p>
+        </w:tc>
+      </w:tr>
+      <w:tr>
+        <w:tc>
+          <w:tcPr>
+            <w:tcW w:type="dxa" w:w="3402"/>
+            <w:tcBorders>
+              <w:top w:val="single" w:sz="6" w:color="B8CBC9"/>
+              <w:bottom w:val="single" w:sz="6" w:color="B8CBC9"/>
+              <w:left w:val="single" w:sz="6" w:color="B8CBC9"/>
+              <w:right w:val="single" w:sz="6" w:color="B8CBC9"/>
+            </w:tcBorders>
+          </w:tcPr>
+          <w:p>
+            <w:r>
+              <w:rPr>
+                <w:rFonts w:ascii="Microsoft JhengHei" w:hAnsi="Microsoft JhengHei" w:eastAsia="Microsoft JhengHei"/>
+                <w:b/>
+                <w:color w:val="0E7C7B"/>
+                <w:sz w:val="18"/>
+              </w:rPr>
+              <w:t>gh auth status 未登入</w:t>
+            </w:r>
+          </w:p>
+        </w:tc>
+        <w:tc>
+          <w:tcPr>
+            <w:tcW w:type="dxa" w:w="6520"/>
+            <w:tcBorders>
+              <w:top w:val="single" w:sz="6" w:color="B8CBC9"/>
+              <w:bottom w:val="single" w:sz="6" w:color="B8CBC9"/>
+              <w:left w:val="single" w:sz="6" w:color="B8CBC9"/>
+              <w:right w:val="single" w:sz="6" w:color="B8CBC9"/>
+            </w:tcBorders>
+          </w:tcPr>
+          <w:p>
+            <w:r>
+              <w:rPr>
+                <w:rFonts w:ascii="Microsoft JhengHei" w:hAnsi="Microsoft JhengHei" w:eastAsia="Microsoft JhengHei"/>
+                <w:b w:val="0"/>
+                <w:color w:val="1A1A1A"/>
+                <w:sz w:val="18"/>
+              </w:rPr>
+              <w:t>重新執行 gh auth login，完成瀏覽器授權，再回終端機重跑 gh auth status。</w:t>
+            </w:r>
+          </w:p>
+        </w:tc>
+      </w:tr>
+      <w:tr>
+        <w:tc>
+          <w:tcPr>
+            <w:tcW w:type="dxa" w:w="3402"/>
+            <w:tcBorders>
+              <w:top w:val="single" w:sz="6" w:color="B8CBC9"/>
+              <w:bottom w:val="single" w:sz="6" w:color="B8CBC9"/>
+              <w:left w:val="single" w:sz="6" w:color="B8CBC9"/>
+              <w:right w:val="single" w:sz="6" w:color="B8CBC9"/>
+            </w:tcBorders>
+          </w:tcPr>
+          <w:p>
+            <w:r>
+              <w:rPr>
+                <w:rFonts w:ascii="Microsoft JhengHei" w:hAnsi="Microsoft JhengHei" w:eastAsia="Microsoft JhengHei"/>
+                <w:b/>
+                <w:color w:val="0E7C7B"/>
+                <w:sz w:val="18"/>
+              </w:rPr>
+              <w:t>另一台 clone Private repo 失敗</w:t>
+            </w:r>
+          </w:p>
+        </w:tc>
+        <w:tc>
+          <w:tcPr>
+            <w:tcW w:type="dxa" w:w="6520"/>
+            <w:tcBorders>
+              <w:top w:val="single" w:sz="6" w:color="B8CBC9"/>
+              <w:bottom w:val="single" w:sz="6" w:color="B8CBC9"/>
+              <w:left w:val="single" w:sz="6" w:color="B8CBC9"/>
+              <w:right w:val="single" w:sz="6" w:color="B8CBC9"/>
+            </w:tcBorders>
+          </w:tcPr>
+          <w:p>
+            <w:r>
+              <w:rPr>
+                <w:rFonts w:ascii="Microsoft JhengHei" w:hAnsi="Microsoft JhengHei" w:eastAsia="Microsoft JhengHei"/>
+                <w:b w:val="0"/>
+                <w:color w:val="1A1A1A"/>
+                <w:sz w:val="18"/>
+              </w:rPr>
+              <w:t>確認第二台登入的是同一個或有權限的 GitHub 帳號，而且已先安裝 Git。</w:t>
+            </w:r>
+          </w:p>
+        </w:tc>
+      </w:tr>
+    </w:tbl>
+    <w:p>
+      <w:pPr>
+        <w:pStyle w:val="Heading1"/>
+        <w:keepNext/>
+        <w:spacing w:before="140" w:after="80" w:line="259" w:lineRule="auto"/>
+        <w:pBdr>
+          <w:bottom w:val="single" w:sz="10" w:space="4" w:color="D9A441"/>
+        </w:pBdr>
+      </w:pPr>
+      <w:r>
+        <w:rPr>
+          <w:rFonts w:ascii="Microsoft JhengHei" w:hAnsi="Microsoft JhengHei" w:eastAsia="Microsoft JhengHei"/>
+          <w:b/>
+          <w:color w:val="0E7C7B"/>
+          <w:sz w:val="32"/>
+        </w:rPr>
+        <w:t>出門前最後驗收</w:t>
+      </w:r>
+    </w:p>
+    <w:p>
+      <w:pPr>
+        <w:keepNext w:val="0"/>
+        <w:spacing w:before="0" w:after="30" w:line="259" w:lineRule="auto"/>
+        <w:ind w:left="283" w:hanging="227"/>
+      </w:pPr>
+      <w:r>
+        <w:rPr>
+          <w:rFonts w:ascii="Microsoft JhengHei" w:hAnsi="Microsoft JhengHei" w:eastAsia="Microsoft JhengHei"/>
+          <w:b/>
+          <w:color w:val="0E7C7B"/>
+          <w:sz w:val="21"/>
+        </w:rPr>
+        <w:t xml:space="preserve">□ </w:t>
+      </w:r>
+      <w:r>
+        <w:rPr>
+          <w:rFonts w:ascii="Microsoft JhengHei" w:hAnsi="Microsoft JhengHei" w:eastAsia="Microsoft JhengHei"/>
+          <w:b w:val="0"/>
+          <w:color w:val="1A1A1A"/>
+          <w:sz w:val="20"/>
+        </w:rPr>
+        <w:t>ChatGPT 已登入，能切到 Codex 並選取整個資料夾。</w:t>
+      </w:r>
+    </w:p>
+    <w:p>
+      <w:pPr>
+        <w:keepNext w:val="0"/>
+        <w:spacing w:before="0" w:after="30" w:line="259" w:lineRule="auto"/>
+        <w:ind w:left="283" w:hanging="227"/>
+      </w:pPr>
+      <w:r>
+        <w:rPr>
+          <w:rFonts w:ascii="Microsoft JhengHei" w:hAnsi="Microsoft JhengHei" w:eastAsia="Microsoft JhengHei"/>
+          <w:b/>
+          <w:color w:val="0E7C7B"/>
+          <w:sz w:val="21"/>
+        </w:rPr>
+        <w:t xml:space="preserve">□ </w:t>
+      </w:r>
+      <w:r>
+        <w:rPr>
+          <w:rFonts w:ascii="Microsoft JhengHei" w:hAnsi="Microsoft JhengHei" w:eastAsia="Microsoft JhengHei"/>
+          <w:b w:val="0"/>
+          <w:color w:val="1A1A1A"/>
+          <w:sz w:val="20"/>
+        </w:rPr>
+        <w:t>Antigravity 已登入，Security Preset＝Default，Artifact Review Policy＝Always Ask。</w:t>
+      </w:r>
+    </w:p>
+    <w:p>
+      <w:pPr>
+        <w:keepNext w:val="0"/>
+        <w:spacing w:before="0" w:after="30" w:line="259" w:lineRule="auto"/>
+        <w:ind w:left="283" w:hanging="227"/>
+      </w:pPr>
+      <w:r>
+        <w:rPr>
+          <w:rFonts w:ascii="Microsoft JhengHei" w:hAnsi="Microsoft JhengHei" w:eastAsia="Microsoft JhengHei"/>
+          <w:b/>
+          <w:color w:val="0E7C7B"/>
+          <w:sz w:val="21"/>
+        </w:rPr>
+        <w:t xml:space="preserve">□ </w:t>
+      </w:r>
+      <w:r>
+        <w:rPr>
+          <w:rFonts w:ascii="Microsoft JhengHei" w:hAnsi="Microsoft JhengHei" w:eastAsia="Microsoft JhengHei"/>
+          <w:b w:val="0"/>
+          <w:color w:val="1A1A1A"/>
+          <w:sz w:val="20"/>
+        </w:rPr>
+        <w:t>GitHub 帳號已驗證；git --version、Git 作者資料、gh auth status 全部通過。</w:t>
+      </w:r>
+    </w:p>
+    <w:p>
+      <w:pPr>
+        <w:keepNext w:val="0"/>
+        <w:spacing w:before="0" w:after="30" w:line="259" w:lineRule="auto"/>
+        <w:ind w:left="283" w:hanging="227"/>
+      </w:pPr>
+      <w:r>
+        <w:rPr>
+          <w:rFonts w:ascii="Microsoft JhengHei" w:hAnsi="Microsoft JhengHei" w:eastAsia="Microsoft JhengHei"/>
+          <w:b/>
+          <w:color w:val="0E7C7B"/>
+          <w:sz w:val="21"/>
+        </w:rPr>
+        <w:t xml:space="preserve">□ </w:t>
+      </w:r>
+      <w:r>
+        <w:rPr>
+          <w:rFonts w:ascii="Microsoft JhengHei" w:hAnsi="Microsoft JhengHei" w:eastAsia="Microsoft JhengHei"/>
+          <w:b w:val="0"/>
+          <w:color w:val="1A1A1A"/>
+          <w:sz w:val="20"/>
+        </w:rPr>
+        <w:t>club2026 內已有解壓後教材、去識別計畫書與官方成果報告書範本。</w:t>
+      </w:r>
+    </w:p>
+    <w:p>
+      <w:pPr>
+        <w:keepNext w:val="0"/>
+        <w:spacing w:before="0" w:after="30" w:line="259" w:lineRule="auto"/>
+        <w:ind w:left="283" w:hanging="227"/>
+      </w:pPr>
+      <w:r>
+        <w:rPr>
+          <w:rFonts w:ascii="Microsoft JhengHei" w:hAnsi="Microsoft JhengHei" w:eastAsia="Microsoft JhengHei"/>
+          <w:b/>
+          <w:color w:val="0E7C7B"/>
+          <w:sz w:val="21"/>
+        </w:rPr>
+        <w:t xml:space="preserve">□ </w:t>
+      </w:r>
+      <w:r>
+        <w:rPr>
+          <w:rFonts w:ascii="Microsoft JhengHei" w:hAnsi="Microsoft JhengHei" w:eastAsia="Microsoft JhengHei"/>
+          <w:b w:val="0"/>
+          <w:color w:val="1A1A1A"/>
+          <w:sz w:val="20"/>
+        </w:rPr>
+        <w:t>Codex 與 Antigravity 開啟的 club2026 完整路徑相同，60 秒唯讀測試結果一致。</w:t>
+      </w:r>
+    </w:p>
+    <w:p>
+      <w:pPr>
+        <w:keepNext w:val="0"/>
+        <w:spacing w:before="0" w:after="30" w:line="259" w:lineRule="auto"/>
+        <w:ind w:left="283" w:hanging="227"/>
+      </w:pPr>
+      <w:r>
+        <w:rPr>
+          <w:rFonts w:ascii="Microsoft JhengHei" w:hAnsi="Microsoft JhengHei" w:eastAsia="Microsoft JhengHei"/>
+          <w:b/>
+          <w:color w:val="0E7C7B"/>
+          <w:sz w:val="21"/>
+        </w:rPr>
+        <w:t xml:space="preserve">□ </w:t>
+      </w:r>
+      <w:r>
+        <w:rPr>
+          <w:rFonts w:ascii="Microsoft JhengHei" w:hAnsi="Microsoft JhengHei" w:eastAsia="Microsoft JhengHei"/>
+          <w:b w:val="0"/>
+          <w:color w:val="1A1A1A"/>
+          <w:sz w:val="20"/>
+        </w:rPr>
+        <w:t>雙擊 club2026 裡的 index.html，瀏覽器能顯示教材首頁。</w:t>
+      </w:r>
+    </w:p>
+    <w:tbl>
+      <w:tblPr>
+        <w:tblW w:type="auto" w:w="0"/>
+        <w:jc w:val="center"/>
+        <w:tblLayout w:type="autofit"/>
+        <w:tblLook w:firstColumn="1" w:firstRow="1" w:lastColumn="0" w:lastRow="0" w:noHBand="0" w:noVBand="1" w:val="04A0"/>
+      </w:tblPr>
+      <w:tblGrid>
+        <w:gridCol w:w="10262"/>
+      </w:tblGrid>
+      <w:tr>
+        <w:trPr>
+          <w:tblHeader w:val="true"/>
+        </w:trPr>
+        <w:tc>
+          <w:tcPr>
+            <w:tcW w:type="dxa" w:w="10262"/>
+            <w:vAlign w:val="center"/>
+            <w:shd w:fill="EAF4F3"/>
+            <w:tcBorders>
+              <w:top w:val="single" w:sz="8" w:color="B8CBC9"/>
+              <w:bottom w:val="single" w:sz="8" w:color="B8CBC9"/>
+              <w:left w:val="single" w:sz="8" w:color="B8CBC9"/>
+              <w:right w:val="single" w:sz="8" w:color="B8CBC9"/>
+            </w:tcBorders>
+          </w:tcPr>
+          <w:p>
+            <w:pPr>
+              <w:keepNext w:val="0"/>
+              <w:spacing w:before="0" w:after="20" w:line="259" w:lineRule="auto"/>
+            </w:pPr>
+            <w:r>
+              <w:rPr>
+                <w:rFonts w:ascii="Microsoft JhengHei" w:hAnsi="Microsoft JhengHei" w:eastAsia="Microsoft JhengHei"/>
+                <w:b/>
+                <w:color w:val="0E7C7B"/>
+                <w:sz w:val="20"/>
+              </w:rPr>
+              <w:t xml:space="preserve">課後再做一次　</w:t>
+            </w:r>
+            <w:r>
+              <w:rPr>
+                <w:rFonts w:ascii="Microsoft JhengHei" w:hAnsi="Microsoft JhengHei" w:eastAsia="Microsoft JhengHei"/>
+                <w:b w:val="0"/>
+                <w:color w:val="1A1A1A"/>
+                <w:sz w:val="19"/>
+              </w:rPr>
+              <w:t>先開 index.html，依序走「行前安裝 → 關 0 → 方法 → 關 1 → 關 3 → 關 2 → 關 4 → 關 5 → 關 6」。每關都要完成提示詞、修正與驗收清單，再進下一關。</w:t>
+            </w:r>
+          </w:p>
+        </w:tc>
+      </w:tr>
+    </w:tbl>
+    <w:p>
+      <w:pPr>
+        <w:spacing w:after="0"/>
+      </w:pPr>
+    </w:p>
+    <w:p>
+      <w:pPr>
+        <w:keepNext w:val="0"/>
+        <w:spacing w:before="0" w:after="60" w:line="259" w:lineRule="auto"/>
+      </w:pPr>
+      <w:r>
+        <w:rPr>
+          <w:rFonts w:ascii="Microsoft JhengHei" w:hAnsi="Microsoft JhengHei" w:eastAsia="Microsoft JhengHei"/>
+          <w:b w:val="0"/>
+          <w:color w:val="1A1A1A"/>
+          <w:sz w:val="19"/>
+        </w:rPr>
+        <w:t>聯絡：仿生與環境實驗室助理 陳若瑜、游豐兆｜erntmap@gmail.com｜03-8905179</w:t>
       </w:r>
     </w:p>
     <w:sectPr>
+      <w:headerReference w:type="default" r:id="rId9"/>
+      <w:footerReference w:type="default" r:id="rId10"/>
       <w:pgSz w:w="11906" w:h="16838"/>
-      <w:pgMar w:top="1134" w:right="1134" w:bottom="1134" w:left="1134" w:header="720" w:footer="720" w:gutter="0"/>
+      <w:pgMar w:top="709" w:right="822" w:bottom="709" w:left="822" w:header="312" w:footer="312" w:gutter="0"/>
       <w:cols w:space="720"/>
       <w:docGrid w:linePitch="360"/>
     </w:sectPr>
   </w:body>
 </w:document>
+</file>
+
+<file path=word/footer1.xml><?xml version="1.0" encoding="utf-8"?>
+<w:ftr xmlns:m="http://schemas.openxmlformats.org/officeDocument/2006/math" xmlns:mc="http://schemas.openxmlformats.org/markup-compatibility/2006" xmlns:mo="http://schemas.microsoft.com/office/mac/office/2008/main" xmlns:mv="urn:schemas-microsoft-com:mac:vml" xmlns:o="urn:schemas-microsoft-com:office:office" xmlns:r="http://schemas.openxmlformats.org/officeDocument/2006/relationships" xmlns:v="urn:schemas-microsoft-com:vml" xmlns:w10="urn:schemas-microsoft-com:office:word" xmlns:w14="http://schemas.microsoft.com/office/word/2010/wordml" xmlns:w="http://schemas.openxmlformats.org/wordprocessingml/2006/main" xmlns:wne="http://schemas.microsoft.com/office/word/2006/wordml" xmlns:wp14="http://schemas.microsoft.com/office/word/2010/wordprocessingDrawing" xmlns:wp="http://schemas.openxmlformats.org/drawingml/2006/wordprocessingDrawing" xmlns:wpc="http://schemas.microsoft.com/office/word/2010/wordprocessingCanvas" xmlns:wpg="http://schemas.microsoft.com/office/word/2010/wordprocessingGroup" xmlns:wpi="http://schemas.microsoft.com/office/word/2010/wordprocessingInk" xmlns:wps="http://schemas.microsoft.com/office/word/2010/wordprocessingShape" mc:Ignorable="w14 wp14">
+  <w:p>
+    <w:pPr>
+      <w:pStyle w:val="Footer"/>
+      <w:jc w:val="center"/>
+    </w:pPr>
+    <w:r>
+      <w:rPr>
+        <w:rFonts w:ascii="Microsoft JhengHei" w:hAnsi="Microsoft JhengHei" w:eastAsia="Microsoft JhengHei"/>
+        <w:b w:val="0"/>
+        <w:color w:val="52616B"/>
+        <w:sz w:val="16"/>
+      </w:rPr>
+      <w:t>仰望教育基金會 × 國立東華大學｜學員課後可照本講義重做</w:t>
+    </w:r>
+  </w:p>
+</w:ftr>
+</file>
+
+<file path=word/header1.xml><?xml version="1.0" encoding="utf-8"?>
+<w:hdr xmlns:m="http://schemas.openxmlformats.org/officeDocument/2006/math" xmlns:mc="http://schemas.openxmlformats.org/markup-compatibility/2006" xmlns:mo="http://schemas.microsoft.com/office/mac/office/2008/main" xmlns:mv="urn:schemas-microsoft-com:mac:vml" xmlns:o="urn:schemas-microsoft-com:office:office" xmlns:r="http://schemas.openxmlformats.org/officeDocument/2006/relationships" xmlns:v="urn:schemas-microsoft-com:vml" xmlns:w10="urn:schemas-microsoft-com:office:word" xmlns:w14="http://schemas.microsoft.com/office/word/2010/wordml" xmlns:w="http://schemas.openxmlformats.org/wordprocessingml/2006/main" xmlns:wne="http://schemas.microsoft.com/office/word/2006/wordml" xmlns:wp14="http://schemas.microsoft.com/office/word/2010/wordprocessingDrawing" xmlns:wp="http://schemas.openxmlformats.org/drawingml/2006/wordprocessingDrawing" xmlns:wpc="http://schemas.microsoft.com/office/word/2010/wordprocessingCanvas" xmlns:wpg="http://schemas.microsoft.com/office/word/2010/wordprocessingGroup" xmlns:wpi="http://schemas.microsoft.com/office/word/2010/wordprocessingInk" xmlns:wps="http://schemas.microsoft.com/office/word/2010/wordprocessingShape" mc:Ignorable="w14 wp14">
+  <w:p>
+    <w:pPr>
+      <w:pStyle w:val="Header"/>
+      <w:jc w:val="right"/>
+    </w:pPr>
+    <w:r>
+      <w:rPr>
+        <w:rFonts w:ascii="Microsoft JhengHei" w:hAnsi="Microsoft JhengHei" w:eastAsia="Microsoft JhengHei"/>
+        <w:b w:val="0"/>
+        <w:color w:val="52616B"/>
+        <w:sz w:val="17"/>
+      </w:rPr>
+      <w:t>2026/8/19 花蓮教師研習｜行前安裝與關 0</w:t>
+    </w:r>
+  </w:p>
+</w:hdr>
 </file>
 
 <file path=word/numbering.xml><?xml version="1.0" encoding="utf-8"?>
@@ -1499,6 +3202,10 @@
     <w:name w:val="Normal"/>
     <w:qFormat/>
     <w:rsid w:val="00FC693F"/>
+    <w:rPr>
+      <w:rFonts w:ascii="Microsoft JhengHei" w:hAnsi="Microsoft JhengHei" w:eastAsia="Microsoft JhengHei"/>
+      <w:sz w:val="21"/>
+    </w:rPr>
   </w:style>
   <w:style w:type="paragraph" w:styleId="Header">
     <w:name w:val="header"/>

--- a/part2-豐兆/ChatGPT桌面版與Antigravity_新手安裝教學講義.docx
+++ b/part2-豐兆/ChatGPT桌面版與Antigravity_新手安裝教學講義.docx
@@ -4,613 +4,159 @@
   <w:body>
     <w:p>
       <w:pPr>
-        <w:keepNext w:val="0"/>
-        <w:spacing w:before="480" w:after="120" w:line="259" w:lineRule="auto"/>
+        <w:spacing w:after="40"/>
         <w:jc w:val="center"/>
       </w:pPr>
       <w:r>
         <w:rPr>
           <w:rFonts w:ascii="Microsoft JhengHei" w:hAnsi="Microsoft JhengHei" w:eastAsia="Microsoft JhengHei"/>
           <w:b/>
-          <w:color w:val="D9A441"/>
-          <w:sz w:val="30"/>
+          <w:color w:val="1C7293"/>
+          <w:sz w:val="24"/>
         </w:rPr>
-        <w:t>花蓮地區科學社團教師研習</w:t>
+        <w:t>花蓮地區科學社團教師研習・行前準備</w:t>
       </w:r>
     </w:p>
     <w:p>
       <w:pPr>
-        <w:keepNext w:val="0"/>
-        <w:spacing w:before="0" w:after="40" w:line="259" w:lineRule="auto"/>
+        <w:spacing w:after="40"/>
         <w:jc w:val="center"/>
       </w:pPr>
       <w:r>
         <w:rPr>
           <w:rFonts w:ascii="Microsoft JhengHei" w:hAnsi="Microsoft JhengHei" w:eastAsia="Microsoft JhengHei"/>
           <w:b/>
-          <w:color w:val="0E7C7B"/>
-          <w:sz w:val="50"/>
+          <w:color w:val="0B1F3A"/>
+          <w:sz w:val="44"/>
         </w:rPr>
-        <w:t>行前安裝與關 0 操作講義</w:t>
+        <w:t>ChatGPT 桌面版與 Antigravity</w:t>
       </w:r>
     </w:p>
     <w:p>
       <w:pPr>
-        <w:keepNext w:val="0"/>
-        <w:spacing w:before="0" w:after="240" w:line="259" w:lineRule="auto"/>
+        <w:spacing w:after="80"/>
         <w:jc w:val="center"/>
       </w:pPr>
       <w:r>
         <w:rPr>
           <w:rFonts w:ascii="Microsoft JhengHei" w:hAnsi="Microsoft JhengHei" w:eastAsia="Microsoft JhengHei"/>
           <w:b/>
-          <w:color w:val="1A1A1A"/>
-          <w:sz w:val="26"/>
+          <w:color w:val="0B1F3A"/>
+          <w:sz w:val="36"/>
         </w:rPr>
-        <w:t>ChatGPT／Codex・Antigravity・GitHub 版本接力</w:t>
+        <w:t>新手安裝教學講義（Windows 版）</w:t>
       </w:r>
-    </w:p>
-    <w:tbl>
-      <w:tblPr>
-        <w:tblW w:type="auto" w:w="0"/>
-        <w:jc w:val="center"/>
-        <w:tblLayout w:type="autofit"/>
-        <w:tblLook w:firstColumn="1" w:firstRow="1" w:lastColumn="0" w:lastRow="0" w:noHBand="0" w:noVBand="1" w:val="04A0"/>
-      </w:tblPr>
-      <w:tblGrid>
-        <w:gridCol w:w="10262"/>
-      </w:tblGrid>
-      <w:tr>
-        <w:trPr>
-          <w:tblHeader w:val="true"/>
-        </w:trPr>
-        <w:tc>
-          <w:tcPr>
-            <w:tcW w:type="dxa" w:w="10262"/>
-            <w:vAlign w:val="center"/>
-            <w:shd w:fill="EAF4F3"/>
-            <w:tcBorders>
-              <w:top w:val="single" w:sz="8" w:color="B8CBC9"/>
-              <w:bottom w:val="single" w:sz="8" w:color="B8CBC9"/>
-              <w:left w:val="single" w:sz="8" w:color="B8CBC9"/>
-              <w:right w:val="single" w:sz="8" w:color="B8CBC9"/>
-            </w:tcBorders>
-          </w:tcPr>
-          <w:p>
-            <w:pPr>
-              <w:keepNext w:val="0"/>
-              <w:spacing w:before="0" w:after="20" w:line="259" w:lineRule="auto"/>
-            </w:pPr>
-            <w:r>
-              <w:rPr>
-                <w:rFonts w:ascii="Microsoft JhengHei" w:hAnsi="Microsoft JhengHei" w:eastAsia="Microsoft JhengHei"/>
-                <w:b/>
-                <w:color w:val="0E7C7B"/>
-                <w:sz w:val="20"/>
-              </w:rPr>
-              <w:t xml:space="preserve">這份講義做到哪裡　</w:t>
-            </w:r>
-            <w:r>
-              <w:rPr>
-                <w:rFonts w:ascii="Microsoft JhengHei" w:hAnsi="Microsoft JhengHei" w:eastAsia="Microsoft JhengHei"/>
-                <w:b w:val="0"/>
-                <w:color w:val="1A1A1A"/>
-                <w:sz w:val="19"/>
-              </w:rPr>
-              <w:t>從安裝軟體、建立 club2026 專案資料夾，到兩個 AI 開啟同一個位置，以及 GitHub 版本控制的行前驗收。部署網站是另一個選配步驟，不在本講義測試。</w:t>
-            </w:r>
-          </w:p>
-        </w:tc>
-      </w:tr>
-    </w:tbl>
-    <w:p>
-      <w:pPr>
-        <w:spacing w:after="0"/>
-      </w:pPr>
     </w:p>
     <w:p>
       <w:pPr>
-        <w:pStyle w:val="Heading1"/>
-        <w:keepNext/>
-        <w:spacing w:before="140" w:after="80" w:line="259" w:lineRule="auto"/>
-        <w:pBdr>
-          <w:bottom w:val="single" w:sz="10" w:space="4" w:color="D9A441"/>
-        </w:pBdr>
+        <w:spacing w:after="40"/>
+        <w:jc w:val="center"/>
+      </w:pPr>
+      <w:r>
+        <w:rPr>
+          <w:rFonts w:ascii="Microsoft JhengHei" w:hAnsi="Microsoft JhengHei" w:eastAsia="Microsoft JhengHei"/>
+          <w:b w:val="0"/>
+          <w:color w:val="64748B"/>
+          <w:sz w:val="22"/>
+        </w:rPr>
+        <w:t>仰望教育基金會 × 國立東華大學｜2026/8/19（三）東華大學環境學院 A124</w:t>
+      </w:r>
+    </w:p>
+    <w:p>
+      <w:pPr>
+        <w:spacing w:after="200"/>
+        <w:jc w:val="center"/>
+      </w:pPr>
+      <w:r>
+        <w:rPr>
+          <w:rFonts w:ascii="Microsoft JhengHei" w:hAnsi="Microsoft JhengHei" w:eastAsia="Microsoft JhengHei"/>
+          <w:b w:val="0"/>
+          <w:color w:val="64748B"/>
+          <w:sz w:val="22"/>
+        </w:rPr>
+        <w:t>本講義每一步驟均為實際安裝過程之螢幕截圖，紅框處為該步驟要點選或確認的位置。</w:t>
+      </w:r>
+    </w:p>
+    <w:p>
+      <w:pPr>
+        <w:spacing w:after="80"/>
       </w:pPr>
       <w:r>
         <w:rPr>
           <w:rFonts w:ascii="Microsoft JhengHei" w:hAnsi="Microsoft JhengHei" w:eastAsia="Microsoft JhengHei"/>
           <w:b/>
-          <w:color w:val="0E7C7B"/>
-          <w:sz w:val="32"/>
+          <w:color w:val="B43B3B"/>
+          <w:sz w:val="28"/>
         </w:rPr>
-        <w:t>出發前先準備</w:t>
+        <w:t>出發前請確認三件事</w:t>
       </w:r>
     </w:p>
     <w:p>
       <w:pPr>
-        <w:keepNext w:val="0"/>
-        <w:spacing w:before="0" w:after="30" w:line="259" w:lineRule="auto"/>
-        <w:ind w:left="283" w:hanging="227"/>
+        <w:spacing w:after="60"/>
+      </w:pPr>
+      <w:r>
+        <w:rPr>
+          <w:rFonts w:ascii="Microsoft JhengHei" w:hAnsi="Microsoft JhengHei" w:eastAsia="Microsoft JhengHei"/>
+          <w:b w:val="0"/>
+          <w:sz w:val="24"/>
+        </w:rPr>
+        <w:t>1. 帶自己的筆電（Windows 10/11），電量充足或帶充電器。</w:t>
+      </w:r>
+    </w:p>
+    <w:p>
+      <w:pPr>
+        <w:spacing w:after="60"/>
+      </w:pPr>
+      <w:r>
+        <w:rPr>
+          <w:rFonts w:ascii="Microsoft JhengHei" w:hAnsi="Microsoft JhengHei" w:eastAsia="Microsoft JhengHei"/>
+          <w:b w:val="0"/>
+          <w:sz w:val="24"/>
+        </w:rPr>
+        <w:t>2. 準備一組 Google 帳號。建議用個人的 @gmail.com；學校配發的 Google 帳號（Workspace，通常是 @…edu.tw）有可能被學校管理端擋住第三方應用程式。官方文件也建議遇到狀況時改用 @gmail.com。</w:t>
+      </w:r>
+    </w:p>
+    <w:p>
+      <w:pPr>
+        <w:spacing w:after="60"/>
+      </w:pPr>
+      <w:r>
+        <w:rPr>
+          <w:rFonts w:ascii="Microsoft JhengHei" w:hAnsi="Microsoft JhengHei" w:eastAsia="Microsoft JhengHei"/>
+          <w:b w:val="0"/>
+          <w:sz w:val="24"/>
+        </w:rPr>
+        <w:t>3. 請在家先照本講義裝好並「登入過一次」，研習當天進教室連上校內網路後再各開一次確認能登入。</w:t>
+      </w:r>
+    </w:p>
+    <w:p>
+      <w:pPr>
+        <w:spacing w:after="60"/>
+      </w:pPr>
+      <w:r>
+        <w:rPr>
+          <w:rFonts w:ascii="Microsoft JhengHei" w:hAnsi="Microsoft JhengHei" w:eastAsia="Microsoft JhengHei"/>
+          <w:b w:val="0"/>
+          <w:sz w:val="24"/>
+        </w:rPr>
+        <w:t>帶 Mac 的老師：官方下載頁同時有 Apple Silicon 與 Intel 按鈕，需求文字又寫 X86 不支援。帶 Intel Mac 的老師請行前自己裝一次；裝不起來就改帶 Windows 或 Apple Silicon。</w:t>
+      </w:r>
+    </w:p>
+    <w:p>
+      <w:pPr>
+        <w:spacing w:after="200"/>
       </w:pPr>
       <w:r>
         <w:rPr>
           <w:rFonts w:ascii="Microsoft JhengHei" w:hAnsi="Microsoft JhengHei" w:eastAsia="Microsoft JhengHei"/>
           <w:b/>
-          <w:color w:val="0E7C7B"/>
-          <w:sz w:val="21"/>
+          <w:color w:val="B43B3B"/>
+          <w:sz w:val="24"/>
         </w:rPr>
-        <w:t xml:space="preserve">□ </w:t>
-      </w:r>
-      <w:r>
-        <w:rPr>
-          <w:rFonts w:ascii="Microsoft JhengHei" w:hAnsi="Microsoft JhengHei" w:eastAsia="Microsoft JhengHei"/>
-          <w:b w:val="0"/>
-          <w:color w:val="1A1A1A"/>
-          <w:sz w:val="20"/>
-        </w:rPr>
-        <w:t>自己的 Windows 10／11 筆電、充電器與可用的網路。</w:t>
+        <w:t>⚠ 重要：Antigravity 的免費額度是「一週給一次」。裝好登入確認能開啟即可，請不要先拿額度來玩，留到 8/19 當天上課用！</w:t>
       </w:r>
     </w:p>
-    <w:p>
-      <w:pPr>
-        <w:keepNext w:val="0"/>
-        <w:spacing w:before="0" w:after="30" w:line="259" w:lineRule="auto"/>
-        <w:ind w:left="283" w:hanging="227"/>
-      </w:pPr>
-      <w:r>
-        <w:rPr>
-          <w:rFonts w:ascii="Microsoft JhengHei" w:hAnsi="Microsoft JhengHei" w:eastAsia="Microsoft JhengHei"/>
-          <w:b/>
-          <w:color w:val="0E7C7B"/>
-          <w:sz w:val="21"/>
-        </w:rPr>
-        <w:t xml:space="preserve">□ </w:t>
-      </w:r>
-      <w:r>
-        <w:rPr>
-          <w:rFonts w:ascii="Microsoft JhengHei" w:hAnsi="Microsoft JhengHei" w:eastAsia="Microsoft JhengHei"/>
-          <w:b w:val="0"/>
-          <w:color w:val="1A1A1A"/>
-          <w:sz w:val="20"/>
-        </w:rPr>
-        <w:t>ChatGPT／OpenAI 帳號、個人 Gmail，以及可收驗證信的 GitHub 帳號。</w:t>
-      </w:r>
-    </w:p>
-    <w:p>
-      <w:pPr>
-        <w:keepNext w:val="0"/>
-        <w:spacing w:before="0" w:after="30" w:line="259" w:lineRule="auto"/>
-        <w:ind w:left="283" w:hanging="227"/>
-      </w:pPr>
-      <w:r>
-        <w:rPr>
-          <w:rFonts w:ascii="Microsoft JhengHei" w:hAnsi="Microsoft JhengHei" w:eastAsia="Microsoft JhengHei"/>
-          <w:b/>
-          <w:color w:val="0E7C7B"/>
-          <w:sz w:val="21"/>
-        </w:rPr>
-        <w:t xml:space="preserve">□ </w:t>
-      </w:r>
-      <w:r>
-        <w:rPr>
-          <w:rFonts w:ascii="Microsoft JhengHei" w:hAnsi="Microsoft JhengHei" w:eastAsia="Microsoft JhengHei"/>
-          <w:b w:val="0"/>
-          <w:color w:val="1A1A1A"/>
-          <w:sz w:val="20"/>
-        </w:rPr>
-        <w:t>行前信裡的教材包 ZIP、本校去除個資的社團計畫書、基金會成果報告書範本。</w:t>
-      </w:r>
-    </w:p>
-    <w:p>
-      <w:pPr>
-        <w:keepNext w:val="0"/>
-        <w:spacing w:before="0" w:after="30" w:line="259" w:lineRule="auto"/>
-        <w:ind w:left="283" w:hanging="227"/>
-      </w:pPr>
-      <w:r>
-        <w:rPr>
-          <w:rFonts w:ascii="Microsoft JhengHei" w:hAnsi="Microsoft JhengHei" w:eastAsia="Microsoft JhengHei"/>
-          <w:b/>
-          <w:color w:val="0E7C7B"/>
-          <w:sz w:val="21"/>
-        </w:rPr>
-        <w:t xml:space="preserve">□ </w:t>
-      </w:r>
-      <w:r>
-        <w:rPr>
-          <w:rFonts w:ascii="Microsoft JhengHei" w:hAnsi="Microsoft JhengHei" w:eastAsia="Microsoft JhengHei"/>
-          <w:b w:val="0"/>
-          <w:color w:val="1A1A1A"/>
-          <w:sz w:val="20"/>
-        </w:rPr>
-        <w:t>行前只確認工具能登入、能開資料夾；不要先大量生成作品，把免費額度留到研習當天。</w:t>
-      </w:r>
-    </w:p>
-    <w:p>
-      <w:pPr>
-        <w:pStyle w:val="Heading1"/>
-        <w:keepNext/>
-        <w:spacing w:before="140" w:after="80" w:line="259" w:lineRule="auto"/>
-        <w:pBdr>
-          <w:bottom w:val="single" w:sz="10" w:space="4" w:color="D9A441"/>
-        </w:pBdr>
-      </w:pPr>
-      <w:r>
-        <w:rPr>
-          <w:rFonts w:ascii="Microsoft JhengHei" w:hAnsi="Microsoft JhengHei" w:eastAsia="Microsoft JhengHei"/>
-          <w:b/>
-          <w:color w:val="0E7C7B"/>
-          <w:sz w:val="32"/>
-        </w:rPr>
-        <w:t>完成後，你的電腦應該是這樣</w:t>
-      </w:r>
-    </w:p>
-    <w:tbl>
-      <w:tblPr>
-        <w:tblW w:type="auto" w:w="0"/>
-        <w:jc w:val="center"/>
-        <w:tblLayout w:type="fixed"/>
-        <w:tblLook w:firstColumn="1" w:firstRow="1" w:lastColumn="0" w:lastRow="0" w:noHBand="0" w:noVBand="1" w:val="04A0"/>
-      </w:tblPr>
-      <w:tblGrid>
-        <w:gridCol w:w="3421"/>
-        <w:gridCol w:w="3421"/>
-        <w:gridCol w:w="3421"/>
-      </w:tblGrid>
-      <w:tr>
-        <w:trPr>
-          <w:tblHeader w:val="true"/>
-        </w:trPr>
-        <w:tc>
-          <w:tcPr>
-            <w:tcW w:type="dxa" w:w="1757"/>
-            <w:shd w:fill="0E7C7B"/>
-            <w:vAlign w:val="center"/>
-          </w:tcPr>
-          <w:p>
-            <w:pPr>
-              <w:jc w:val="center"/>
-            </w:pPr>
-            <w:r>
-              <w:rPr>
-                <w:rFonts w:ascii="Microsoft JhengHei" w:hAnsi="Microsoft JhengHei" w:eastAsia="Microsoft JhengHei"/>
-                <w:b/>
-                <w:color w:val="FFFFFF"/>
-                <w:sz w:val="19"/>
-              </w:rPr>
-              <w:t>項目</w:t>
-            </w:r>
-          </w:p>
-        </w:tc>
-        <w:tc>
-          <w:tcPr>
-            <w:tcW w:type="dxa" w:w="4082"/>
-            <w:shd w:fill="0E7C7B"/>
-            <w:vAlign w:val="center"/>
-          </w:tcPr>
-          <w:p>
-            <w:pPr>
-              <w:jc w:val="center"/>
-            </w:pPr>
-            <w:r>
-              <w:rPr>
-                <w:rFonts w:ascii="Microsoft JhengHei" w:hAnsi="Microsoft JhengHei" w:eastAsia="Microsoft JhengHei"/>
-                <w:b/>
-                <w:color w:val="FFFFFF"/>
-                <w:sz w:val="19"/>
-              </w:rPr>
-              <w:t>研習要用的功能</w:t>
-            </w:r>
-          </w:p>
-        </w:tc>
-        <w:tc>
-          <w:tcPr>
-            <w:tcW w:type="dxa" w:w="4082"/>
-            <w:shd w:fill="0E7C7B"/>
-            <w:vAlign w:val="center"/>
-          </w:tcPr>
-          <w:p>
-            <w:pPr>
-              <w:jc w:val="center"/>
-            </w:pPr>
-            <w:r>
-              <w:rPr>
-                <w:rFonts w:ascii="Microsoft JhengHei" w:hAnsi="Microsoft JhengHei" w:eastAsia="Microsoft JhengHei"/>
-                <w:b/>
-                <w:color w:val="FFFFFF"/>
-                <w:sz w:val="19"/>
-              </w:rPr>
-              <w:t>通過訊號</w:t>
-            </w:r>
-          </w:p>
-        </w:tc>
-      </w:tr>
-      <w:tr>
-        <w:tc>
-          <w:tcPr>
-            <w:tcW w:type="dxa" w:w="1757"/>
-            <w:vAlign w:val="center"/>
-            <w:tcBorders>
-              <w:top w:val="single" w:sz="6" w:color="B8CBC9"/>
-              <w:bottom w:val="single" w:sz="6" w:color="B8CBC9"/>
-              <w:left w:val="single" w:sz="6" w:color="B8CBC9"/>
-              <w:right w:val="single" w:sz="6" w:color="B8CBC9"/>
-            </w:tcBorders>
-          </w:tcPr>
-          <w:p>
-            <w:r>
-              <w:rPr>
-                <w:rFonts w:ascii="Microsoft JhengHei" w:hAnsi="Microsoft JhengHei" w:eastAsia="Microsoft JhengHei"/>
-                <w:b/>
-                <w:color w:val="0E7C7B"/>
-                <w:sz w:val="18"/>
-              </w:rPr>
-              <w:t>ChatGPT／Codex</w:t>
-            </w:r>
-          </w:p>
-        </w:tc>
-        <w:tc>
-          <w:tcPr>
-            <w:tcW w:type="dxa" w:w="4082"/>
-            <w:vAlign w:val="center"/>
-            <w:tcBorders>
-              <w:top w:val="single" w:sz="6" w:color="B8CBC9"/>
-              <w:bottom w:val="single" w:sz="6" w:color="B8CBC9"/>
-              <w:left w:val="single" w:sz="6" w:color="B8CBC9"/>
-              <w:right w:val="single" w:sz="6" w:color="B8CBC9"/>
-            </w:tcBorders>
-          </w:tcPr>
-          <w:p>
-            <w:r>
-              <w:rPr>
-                <w:rFonts w:ascii="Microsoft JhengHei" w:hAnsi="Microsoft JhengHei" w:eastAsia="Microsoft JhengHei"/>
-                <w:b w:val="0"/>
-                <w:color w:val="1A1A1A"/>
-                <w:sz w:val="18"/>
-              </w:rPr>
-              <w:t>上半場規劃與複核</w:t>
-            </w:r>
-          </w:p>
-        </w:tc>
-        <w:tc>
-          <w:tcPr>
-            <w:tcW w:type="dxa" w:w="4082"/>
-            <w:vAlign w:val="center"/>
-            <w:tcBorders>
-              <w:top w:val="single" w:sz="6" w:color="B8CBC9"/>
-              <w:bottom w:val="single" w:sz="6" w:color="B8CBC9"/>
-              <w:left w:val="single" w:sz="6" w:color="B8CBC9"/>
-              <w:right w:val="single" w:sz="6" w:color="B8CBC9"/>
-            </w:tcBorders>
-          </w:tcPr>
-          <w:p>
-            <w:r>
-              <w:rPr>
-                <w:rFonts w:ascii="Microsoft JhengHei" w:hAnsi="Microsoft JhengHei" w:eastAsia="Microsoft JhengHei"/>
-                <w:b w:val="0"/>
-                <w:color w:val="1A1A1A"/>
-                <w:sz w:val="18"/>
-              </w:rPr>
-              <w:t>能切到 Codex，並選取整個 club2026</w:t>
-            </w:r>
-          </w:p>
-        </w:tc>
-      </w:tr>
-      <w:tr>
-        <w:tc>
-          <w:tcPr>
-            <w:tcW w:type="dxa" w:w="1757"/>
-            <w:vAlign w:val="center"/>
-            <w:tcBorders>
-              <w:top w:val="single" w:sz="6" w:color="B8CBC9"/>
-              <w:bottom w:val="single" w:sz="6" w:color="B8CBC9"/>
-              <w:left w:val="single" w:sz="6" w:color="B8CBC9"/>
-              <w:right w:val="single" w:sz="6" w:color="B8CBC9"/>
-            </w:tcBorders>
-          </w:tcPr>
-          <w:p>
-            <w:r>
-              <w:rPr>
-                <w:rFonts w:ascii="Microsoft JhengHei" w:hAnsi="Microsoft JhengHei" w:eastAsia="Microsoft JhengHei"/>
-                <w:b/>
-                <w:color w:val="0E7C7B"/>
-                <w:sz w:val="18"/>
-              </w:rPr>
-              <w:t>Antigravity</w:t>
-            </w:r>
-          </w:p>
-        </w:tc>
-        <w:tc>
-          <w:tcPr>
-            <w:tcW w:type="dxa" w:w="4082"/>
-            <w:vAlign w:val="center"/>
-            <w:tcBorders>
-              <w:top w:val="single" w:sz="6" w:color="B8CBC9"/>
-              <w:bottom w:val="single" w:sz="6" w:color="B8CBC9"/>
-              <w:left w:val="single" w:sz="6" w:color="B8CBC9"/>
-              <w:right w:val="single" w:sz="6" w:color="B8CBC9"/>
-            </w:tcBorders>
-          </w:tcPr>
-          <w:p>
-            <w:r>
-              <w:rPr>
-                <w:rFonts w:ascii="Microsoft JhengHei" w:hAnsi="Microsoft JhengHei" w:eastAsia="Microsoft JhengHei"/>
-                <w:b w:val="0"/>
-                <w:color w:val="1A1A1A"/>
-                <w:sz w:val="18"/>
-              </w:rPr>
-              <w:t>上半場實作；下半場單一 AI</w:t>
-            </w:r>
-          </w:p>
-        </w:tc>
-        <w:tc>
-          <w:tcPr>
-            <w:tcW w:type="dxa" w:w="4082"/>
-            <w:vAlign w:val="center"/>
-            <w:tcBorders>
-              <w:top w:val="single" w:sz="6" w:color="B8CBC9"/>
-              <w:bottom w:val="single" w:sz="6" w:color="B8CBC9"/>
-              <w:left w:val="single" w:sz="6" w:color="B8CBC9"/>
-              <w:right w:val="single" w:sz="6" w:color="B8CBC9"/>
-            </w:tcBorders>
-          </w:tcPr>
-          <w:p>
-            <w:r>
-              <w:rPr>
-                <w:rFonts w:ascii="Microsoft JhengHei" w:hAnsi="Microsoft JhengHei" w:eastAsia="Microsoft JhengHei"/>
-                <w:b w:val="0"/>
-                <w:color w:val="1A1A1A"/>
-                <w:sz w:val="18"/>
-              </w:rPr>
-              <w:t>能登入、使用 Default＋Always Ask，並開 club2026</w:t>
-            </w:r>
-          </w:p>
-        </w:tc>
-      </w:tr>
-      <w:tr>
-        <w:tc>
-          <w:tcPr>
-            <w:tcW w:type="dxa" w:w="1757"/>
-            <w:vAlign w:val="center"/>
-            <w:tcBorders>
-              <w:top w:val="single" w:sz="6" w:color="B8CBC9"/>
-              <w:bottom w:val="single" w:sz="6" w:color="B8CBC9"/>
-              <w:left w:val="single" w:sz="6" w:color="B8CBC9"/>
-              <w:right w:val="single" w:sz="6" w:color="B8CBC9"/>
-            </w:tcBorders>
-          </w:tcPr>
-          <w:p>
-            <w:r>
-              <w:rPr>
-                <w:rFonts w:ascii="Microsoft JhengHei" w:hAnsi="Microsoft JhengHei" w:eastAsia="Microsoft JhengHei"/>
-                <w:b/>
-                <w:color w:val="0E7C7B"/>
-                <w:sz w:val="18"/>
-              </w:rPr>
-              <w:t>GitHub＋Git</w:t>
-            </w:r>
-          </w:p>
-        </w:tc>
-        <w:tc>
-          <w:tcPr>
-            <w:tcW w:type="dxa" w:w="4082"/>
-            <w:vAlign w:val="center"/>
-            <w:tcBorders>
-              <w:top w:val="single" w:sz="6" w:color="B8CBC9"/>
-              <w:bottom w:val="single" w:sz="6" w:color="B8CBC9"/>
-              <w:left w:val="single" w:sz="6" w:color="B8CBC9"/>
-              <w:right w:val="single" w:sz="6" w:color="B8CBC9"/>
-            </w:tcBorders>
-          </w:tcPr>
-          <w:p>
-            <w:r>
-              <w:rPr>
-                <w:rFonts w:ascii="Microsoft JhengHei" w:hAnsi="Microsoft JhengHei" w:eastAsia="Microsoft JhengHei"/>
-                <w:b w:val="0"/>
-                <w:color w:val="1A1A1A"/>
-                <w:sz w:val="18"/>
-              </w:rPr>
-              <w:t>保存版本、換電腦接手</w:t>
-            </w:r>
-          </w:p>
-        </w:tc>
-        <w:tc>
-          <w:tcPr>
-            <w:tcW w:type="dxa" w:w="4082"/>
-            <w:vAlign w:val="center"/>
-            <w:tcBorders>
-              <w:top w:val="single" w:sz="6" w:color="B8CBC9"/>
-              <w:bottom w:val="single" w:sz="6" w:color="B8CBC9"/>
-              <w:left w:val="single" w:sz="6" w:color="B8CBC9"/>
-              <w:right w:val="single" w:sz="6" w:color="B8CBC9"/>
-            </w:tcBorders>
-          </w:tcPr>
-          <w:p>
-            <w:r>
-              <w:rPr>
-                <w:rFonts w:ascii="Microsoft JhengHei" w:hAnsi="Microsoft JhengHei" w:eastAsia="Microsoft JhengHei"/>
-                <w:b w:val="0"/>
-                <w:color w:val="1A1A1A"/>
-                <w:sz w:val="18"/>
-              </w:rPr>
-              <w:t>git --version、gh auth status、Git 作者資料均通過</w:t>
-            </w:r>
-          </w:p>
-        </w:tc>
-      </w:tr>
-      <w:tr>
-        <w:tc>
-          <w:tcPr>
-            <w:tcW w:type="dxa" w:w="1757"/>
-            <w:vAlign w:val="center"/>
-            <w:tcBorders>
-              <w:top w:val="single" w:sz="6" w:color="B8CBC9"/>
-              <w:bottom w:val="single" w:sz="6" w:color="B8CBC9"/>
-              <w:left w:val="single" w:sz="6" w:color="B8CBC9"/>
-              <w:right w:val="single" w:sz="6" w:color="B8CBC9"/>
-            </w:tcBorders>
-          </w:tcPr>
-          <w:p>
-            <w:r>
-              <w:rPr>
-                <w:rFonts w:ascii="Microsoft JhengHei" w:hAnsi="Microsoft JhengHei" w:eastAsia="Microsoft JhengHei"/>
-                <w:b/>
-                <w:color w:val="0E7C7B"/>
-                <w:sz w:val="18"/>
-              </w:rPr>
-              <w:t>教材資料夾</w:t>
-            </w:r>
-          </w:p>
-        </w:tc>
-        <w:tc>
-          <w:tcPr>
-            <w:tcW w:type="dxa" w:w="4082"/>
-            <w:vAlign w:val="center"/>
-            <w:tcBorders>
-              <w:top w:val="single" w:sz="6" w:color="B8CBC9"/>
-              <w:bottom w:val="single" w:sz="6" w:color="B8CBC9"/>
-              <w:left w:val="single" w:sz="6" w:color="B8CBC9"/>
-              <w:right w:val="single" w:sz="6" w:color="B8CBC9"/>
-            </w:tcBorders>
-          </w:tcPr>
-          <w:p>
-            <w:r>
-              <w:rPr>
-                <w:rFonts w:ascii="Microsoft JhengHei" w:hAnsi="Microsoft JhengHei" w:eastAsia="Microsoft JhengHei"/>
-                <w:b w:val="0"/>
-                <w:color w:val="1A1A1A"/>
-                <w:sz w:val="18"/>
-              </w:rPr>
-              <w:t>所有提示詞與成品的共同位置</w:t>
-            </w:r>
-          </w:p>
-        </w:tc>
-        <w:tc>
-          <w:tcPr>
-            <w:tcW w:type="dxa" w:w="4082"/>
-            <w:vAlign w:val="center"/>
-            <w:tcBorders>
-              <w:top w:val="single" w:sz="6" w:color="B8CBC9"/>
-              <w:bottom w:val="single" w:sz="6" w:color="B8CBC9"/>
-              <w:left w:val="single" w:sz="6" w:color="B8CBC9"/>
-              <w:right w:val="single" w:sz="6" w:color="B8CBC9"/>
-            </w:tcBorders>
-          </w:tcPr>
-          <w:p>
-            <w:r>
-              <w:rPr>
-                <w:rFonts w:ascii="Microsoft JhengHei" w:hAnsi="Microsoft JhengHei" w:eastAsia="Microsoft JhengHei"/>
-                <w:b w:val="0"/>
-                <w:color w:val="1A1A1A"/>
-                <w:sz w:val="18"/>
-              </w:rPr>
-              <w:t>教材檔、去識別計畫書、官方範本都在 club2026</w:t>
-            </w:r>
-          </w:p>
-        </w:tc>
-      </w:tr>
-    </w:tbl>
     <w:p>
       <w:r>
         <w:br w:type="page"/>
@@ -618,73 +164,63 @@
     </w:p>
     <w:p>
       <w:pPr>
-        <w:pStyle w:val="Heading1"/>
-        <w:keepNext/>
-        <w:spacing w:before="140" w:after="80" w:line="259" w:lineRule="auto"/>
-        <w:pBdr>
-          <w:bottom w:val="single" w:sz="10" w:space="4" w:color="D9A441"/>
-        </w:pBdr>
+        <w:spacing w:after="160"/>
       </w:pPr>
       <w:r>
         <w:rPr>
           <w:rFonts w:ascii="Microsoft JhengHei" w:hAnsi="Microsoft JhengHei" w:eastAsia="Microsoft JhengHei"/>
           <w:b/>
-          <w:color w:val="0E7C7B"/>
+          <w:color w:val="0B1F3A"/>
           <w:sz w:val="32"/>
         </w:rPr>
-        <w:t>一、安裝 ChatGPT，確認看得到 Codex</w:t>
+        <w:t>第一部分：安裝 ChatGPT 桌面版（由 Microsoft Store 安裝，約 5 分鐘）</w:t>
       </w:r>
     </w:p>
     <w:p>
       <w:pPr>
-        <w:keepNext/>
-        <w:spacing w:before="100" w:after="40" w:line="259" w:lineRule="auto"/>
+        <w:spacing w:before="200" w:after="40"/>
       </w:pPr>
       <w:r>
         <w:rPr>
           <w:rFonts w:ascii="Microsoft JhengHei" w:hAnsi="Microsoft JhengHei" w:eastAsia="Microsoft JhengHei"/>
           <w:b/>
-          <w:color w:val="D9A441"/>
-          <w:sz w:val="22"/>
+          <w:color w:val="1C7293"/>
+          <w:sz w:val="28"/>
         </w:rPr>
-        <w:t>A-1｜</w:t>
+        <w:t>步驟 A-1｜</w:t>
       </w:r>
       <w:r>
         <w:rPr>
           <w:rFonts w:ascii="Microsoft JhengHei" w:hAnsi="Microsoft JhengHei" w:eastAsia="Microsoft JhengHei"/>
           <w:b/>
-          <w:color w:val="1A1A1A"/>
-          <w:sz w:val="22"/>
+          <w:sz w:val="28"/>
         </w:rPr>
-        <w:t>從 Microsoft Store 找官方 ChatGPT</w:t>
+        <w:t>開啟 Microsoft Store</w:t>
       </w:r>
     </w:p>
     <w:p>
       <w:pPr>
-        <w:keepNext w:val="0"/>
-        <w:spacing w:before="0" w:after="60" w:line="259" w:lineRule="auto"/>
+        <w:spacing w:after="80"/>
       </w:pPr>
       <w:r>
         <w:rPr>
           <w:rFonts w:ascii="Microsoft JhengHei" w:hAnsi="Microsoft JhengHei" w:eastAsia="Microsoft JhengHei"/>
           <w:b w:val="0"/>
-          <w:color w:val="1A1A1A"/>
-          <w:sz w:val="21"/>
+          <w:sz w:val="24"/>
         </w:rPr>
-        <w:t>開啟 Microsoft Store，在搜尋框輸入 ChatGPT。搜尋結果很多，請點名稱為 ChatGPT、發行者為 OpenAI 的項目。不要只看圖示或名稱相近就安裝。</w:t>
+        <w:t>點工作列的「開始」按鈕，輸入「store」或找到「Microsoft Store」開啟。開啟後，視窗最上方中間就是搜尋框（紅框處）。</w:t>
       </w:r>
     </w:p>
     <w:p>
       <w:pPr>
-        <w:keepNext w:val="0"/>
-        <w:spacing w:before="0" w:after="40" w:line="259" w:lineRule="auto"/>
+        <w:spacing w:after="200"/>
         <w:jc w:val="center"/>
       </w:pPr>
       <w:r>
         <w:drawing>
           <wp:inline xmlns:a="http://schemas.openxmlformats.org/drawingml/2006/main" xmlns:pic="http://schemas.openxmlformats.org/drawingml/2006/picture">
-            <wp:extent cx="5715000" cy="3090182"/>
-            <wp:docPr id="1" name="Picture 1" descr="從 Microsoft Store 找官方 ChatGPT操作截圖" title="從 Microsoft Store 找官方 ChatGPT"/>
+            <wp:extent cx="5580000" cy="3017186"/>
+            <wp:docPr id="1" name="Picture 1"/>
             <wp:cNvGraphicFramePr>
               <a:graphicFrameLocks noChangeAspect="1"/>
             </wp:cNvGraphicFramePr>
@@ -692,11 +228,11 @@
               <a:graphicData uri="http://schemas.openxmlformats.org/drawingml/2006/picture">
                 <pic:pic>
                   <pic:nvPicPr>
-                    <pic:cNvPr id="0" name="image03.png"/>
+                    <pic:cNvPr id="0" name="a1.png"/>
                     <pic:cNvPicPr/>
                   </pic:nvPicPr>
                   <pic:blipFill>
-                    <a:blip r:embed="rId11"/>
+                    <a:blip r:embed="rId9"/>
                     <a:stretch>
                       <a:fillRect/>
                     </a:stretch>
@@ -704,7 +240,7 @@
                   <pic:spPr>
                     <a:xfrm>
                       <a:off x="0" y="0"/>
-                      <a:ext cx="5715000" cy="3090182"/>
+                      <a:ext cx="5580000" cy="3017186"/>
                     </a:xfrm>
                     <a:prstGeom prst="rect"/>
                   </pic:spPr>
@@ -717,54 +253,49 @@
     </w:p>
     <w:p>
       <w:pPr>
-        <w:keepNext/>
-        <w:spacing w:before="100" w:after="40" w:line="259" w:lineRule="auto"/>
+        <w:spacing w:before="200" w:after="40"/>
       </w:pPr>
       <w:r>
         <w:rPr>
           <w:rFonts w:ascii="Microsoft JhengHei" w:hAnsi="Microsoft JhengHei" w:eastAsia="Microsoft JhengHei"/>
           <w:b/>
-          <w:color w:val="D9A441"/>
-          <w:sz w:val="22"/>
+          <w:color w:val="1C7293"/>
+          <w:sz w:val="28"/>
         </w:rPr>
-        <w:t>A-2｜</w:t>
+        <w:t>步驟 A-2｜</w:t>
       </w:r>
       <w:r>
         <w:rPr>
           <w:rFonts w:ascii="Microsoft JhengHei" w:hAnsi="Microsoft JhengHei" w:eastAsia="Microsoft JhengHei"/>
           <w:b/>
-          <w:color w:val="1A1A1A"/>
-          <w:sz w:val="22"/>
+          <w:sz w:val="28"/>
         </w:rPr>
-        <w:t>確認發行者並安裝</w:t>
+        <w:t>搜尋 ChatGPT</w:t>
       </w:r>
     </w:p>
     <w:p>
       <w:pPr>
-        <w:keepNext w:val="0"/>
-        <w:spacing w:before="0" w:after="60" w:line="259" w:lineRule="auto"/>
+        <w:spacing w:after="80"/>
       </w:pPr>
       <w:r>
         <w:rPr>
           <w:rFonts w:ascii="Microsoft JhengHei" w:hAnsi="Microsoft JhengHei" w:eastAsia="Microsoft JhengHei"/>
           <w:b w:val="0"/>
-          <w:color w:val="1A1A1A"/>
-          <w:sz w:val="21"/>
+          <w:sz w:val="24"/>
         </w:rPr>
-        <w:t>進入產品頁後，再確認發行者是 OpenAI，按「安裝」或「取得」。畫面與下載容量會隨版本更新，不需要和截圖一模一樣。</w:t>
+        <w:t>在搜尋框輸入「ChatGPT」，按下 Enter。（下圖為搜尋框特寫）</w:t>
       </w:r>
     </w:p>
     <w:p>
       <w:pPr>
-        <w:keepNext w:val="0"/>
-        <w:spacing w:before="0" w:after="40" w:line="259" w:lineRule="auto"/>
+        <w:spacing w:after="200"/>
         <w:jc w:val="center"/>
       </w:pPr>
       <w:r>
         <w:drawing>
           <wp:inline xmlns:a="http://schemas.openxmlformats.org/drawingml/2006/main" xmlns:pic="http://schemas.openxmlformats.org/drawingml/2006/picture">
-            <wp:extent cx="4114800" cy="3064213"/>
-            <wp:docPr id="2" name="Picture 2" descr="確認發行者並安裝操作截圖" title="確認發行者並安裝"/>
+            <wp:extent cx="5580000" cy="321923"/>
+            <wp:docPr id="2" name="Picture 2"/>
             <wp:cNvGraphicFramePr>
               <a:graphicFrameLocks noChangeAspect="1"/>
             </wp:cNvGraphicFramePr>
@@ -772,7 +303,157 @@
               <a:graphicData uri="http://schemas.openxmlformats.org/drawingml/2006/picture">
                 <pic:pic>
                   <pic:nvPicPr>
-                    <pic:cNvPr id="0" name="image04.png"/>
+                    <pic:cNvPr id="0" name="a2.png"/>
+                    <pic:cNvPicPr/>
+                  </pic:nvPicPr>
+                  <pic:blipFill>
+                    <a:blip r:embed="rId10"/>
+                    <a:stretch>
+                      <a:fillRect/>
+                    </a:stretch>
+                  </pic:blipFill>
+                  <pic:spPr>
+                    <a:xfrm>
+                      <a:off x="0" y="0"/>
+                      <a:ext cx="5580000" cy="321923"/>
+                    </a:xfrm>
+                    <a:prstGeom prst="rect"/>
+                  </pic:spPr>
+                </pic:pic>
+              </a:graphicData>
+            </a:graphic>
+          </wp:inline>
+        </w:drawing>
+      </w:r>
+    </w:p>
+    <w:p>
+      <w:pPr>
+        <w:spacing w:before="200" w:after="40"/>
+      </w:pPr>
+      <w:r>
+        <w:rPr>
+          <w:rFonts w:ascii="Microsoft JhengHei" w:hAnsi="Microsoft JhengHei" w:eastAsia="Microsoft JhengHei"/>
+          <w:b/>
+          <w:color w:val="1C7293"/>
+          <w:sz w:val="28"/>
+        </w:rPr>
+        <w:t>步驟 A-3｜</w:t>
+      </w:r>
+      <w:r>
+        <w:rPr>
+          <w:rFonts w:ascii="Microsoft JhengHei" w:hAnsi="Microsoft JhengHei" w:eastAsia="Microsoft JhengHei"/>
+          <w:b/>
+          <w:sz w:val="28"/>
+        </w:rPr>
+        <w:t>認明官方版本——這一步最重要！</w:t>
+      </w:r>
+    </w:p>
+    <w:p>
+      <w:pPr>
+        <w:spacing w:after="80"/>
+      </w:pPr>
+      <w:r>
+        <w:rPr>
+          <w:rFonts w:ascii="Microsoft JhengHei" w:hAnsi="Microsoft JhengHei" w:eastAsia="Microsoft JhengHei"/>
+          <w:b w:val="0"/>
+          <w:sz w:val="24"/>
+        </w:rPr>
+        <w:t>搜尋結果會出現很多名字很像的仿冒 App。只有紅框這個「ChatGPT」是 OpenAI 官方版本；其他（ChatGPT Classic 除外，那是官方舊版）都不是官方出品，不要安裝。點進紅框的「ChatGPT」。（畫面截自已裝機器故顯示「已安裝」，你的電腦會顯示「免費」）</w:t>
+      </w:r>
+    </w:p>
+    <w:p>
+      <w:pPr>
+        <w:spacing w:after="200"/>
+        <w:jc w:val="center"/>
+      </w:pPr>
+      <w:r>
+        <w:drawing>
+          <wp:inline xmlns:a="http://schemas.openxmlformats.org/drawingml/2006/main" xmlns:pic="http://schemas.openxmlformats.org/drawingml/2006/picture">
+            <wp:extent cx="5580000" cy="3017186"/>
+            <wp:docPr id="3" name="Picture 3"/>
+            <wp:cNvGraphicFramePr>
+              <a:graphicFrameLocks noChangeAspect="1"/>
+            </wp:cNvGraphicFramePr>
+            <a:graphic>
+              <a:graphicData uri="http://schemas.openxmlformats.org/drawingml/2006/picture">
+                <pic:pic>
+                  <pic:nvPicPr>
+                    <pic:cNvPr id="0" name="a3.png"/>
+                    <pic:cNvPicPr/>
+                  </pic:nvPicPr>
+                  <pic:blipFill>
+                    <a:blip r:embed="rId11"/>
+                    <a:stretch>
+                      <a:fillRect/>
+                    </a:stretch>
+                  </pic:blipFill>
+                  <pic:spPr>
+                    <a:xfrm>
+                      <a:off x="0" y="0"/>
+                      <a:ext cx="5580000" cy="3017186"/>
+                    </a:xfrm>
+                    <a:prstGeom prst="rect"/>
+                  </pic:spPr>
+                </pic:pic>
+              </a:graphicData>
+            </a:graphic>
+          </wp:inline>
+        </w:drawing>
+      </w:r>
+    </w:p>
+    <w:p>
+      <w:pPr>
+        <w:spacing w:before="200" w:after="40"/>
+      </w:pPr>
+      <w:r>
+        <w:rPr>
+          <w:rFonts w:ascii="Microsoft JhengHei" w:hAnsi="Microsoft JhengHei" w:eastAsia="Microsoft JhengHei"/>
+          <w:b/>
+          <w:color w:val="1C7293"/>
+          <w:sz w:val="28"/>
+        </w:rPr>
+        <w:t>步驟 A-4｜</w:t>
+      </w:r>
+      <w:r>
+        <w:rPr>
+          <w:rFonts w:ascii="Microsoft JhengHei" w:hAnsi="Microsoft JhengHei" w:eastAsia="Microsoft JhengHei"/>
+          <w:b/>
+          <w:sz w:val="28"/>
+        </w:rPr>
+        <w:t>確認發行者是 OpenAI，按「安裝」</w:t>
+      </w:r>
+    </w:p>
+    <w:p>
+      <w:pPr>
+        <w:spacing w:after="80"/>
+      </w:pPr>
+      <w:r>
+        <w:rPr>
+          <w:rFonts w:ascii="Microsoft JhengHei" w:hAnsi="Microsoft JhengHei" w:eastAsia="Microsoft JhengHei"/>
+          <w:b w:val="0"/>
+          <w:sz w:val="24"/>
+        </w:rPr>
+        <w:t>進入頁面後先看紅框 1：名稱下方的發行者必須是「OpenAI」。確認後按紅框 2 的「安裝」（有些電腦顯示「取得」，意思相同）。免費，不需要付費。</w:t>
+      </w:r>
+    </w:p>
+    <w:p>
+      <w:pPr>
+        <w:spacing w:after="200"/>
+        <w:jc w:val="center"/>
+      </w:pPr>
+      <w:r>
+        <w:drawing>
+          <wp:inline xmlns:a="http://schemas.openxmlformats.org/drawingml/2006/main" xmlns:pic="http://schemas.openxmlformats.org/drawingml/2006/picture">
+            <wp:extent cx="4860000" cy="3619149"/>
+            <wp:docPr id="4" name="Picture 4"/>
+            <wp:cNvGraphicFramePr>
+              <a:graphicFrameLocks noChangeAspect="1"/>
+            </wp:cNvGraphicFramePr>
+            <a:graphic>
+              <a:graphicData uri="http://schemas.openxmlformats.org/drawingml/2006/picture">
+                <pic:pic>
+                  <pic:nvPicPr>
+                    <pic:cNvPr id="0" name="a4.png"/>
                     <pic:cNvPicPr/>
                   </pic:nvPicPr>
                   <pic:blipFill>
@@ -784,7 +465,232 @@
                   <pic:spPr>
                     <a:xfrm>
                       <a:off x="0" y="0"/>
-                      <a:ext cx="4114800" cy="3064213"/>
+                      <a:ext cx="4860000" cy="3619149"/>
+                    </a:xfrm>
+                    <a:prstGeom prst="rect"/>
+                  </pic:spPr>
+                </pic:pic>
+              </a:graphicData>
+            </a:graphic>
+          </wp:inline>
+        </w:drawing>
+      </w:r>
+    </w:p>
+    <w:p>
+      <w:pPr>
+        <w:spacing w:before="200" w:after="40"/>
+      </w:pPr>
+      <w:r>
+        <w:rPr>
+          <w:rFonts w:ascii="Microsoft JhengHei" w:hAnsi="Microsoft JhengHei" w:eastAsia="Microsoft JhengHei"/>
+          <w:b/>
+          <w:color w:val="1C7293"/>
+          <w:sz w:val="28"/>
+        </w:rPr>
+        <w:t>步驟 A-5｜</w:t>
+      </w:r>
+      <w:r>
+        <w:rPr>
+          <w:rFonts w:ascii="Microsoft JhengHei" w:hAnsi="Microsoft JhengHei" w:eastAsia="Microsoft JhengHei"/>
+          <w:b/>
+          <w:sz w:val="28"/>
+        </w:rPr>
+        <w:t>等待下載安裝（約 640 MB）</w:t>
+      </w:r>
+    </w:p>
+    <w:p>
+      <w:pPr>
+        <w:spacing w:after="80"/>
+      </w:pPr>
+      <w:r>
+        <w:rPr>
+          <w:rFonts w:ascii="Microsoft JhengHei" w:hAnsi="Microsoft JhengHei" w:eastAsia="Microsoft JhengHei"/>
+          <w:b w:val="0"/>
+          <w:sz w:val="24"/>
+        </w:rPr>
+        <w:t>按鈕會變成進度條，顯示「正在安裝 (%)」與已下載容量。校內網路約需 3–10 分鐘，請耐心等待，不需要做任何操作。</w:t>
+      </w:r>
+    </w:p>
+    <w:p>
+      <w:pPr>
+        <w:spacing w:after="200"/>
+        <w:jc w:val="center"/>
+      </w:pPr>
+      <w:r>
+        <w:drawing>
+          <wp:inline xmlns:a="http://schemas.openxmlformats.org/drawingml/2006/main" xmlns:pic="http://schemas.openxmlformats.org/drawingml/2006/picture">
+            <wp:extent cx="4860000" cy="3619149"/>
+            <wp:docPr id="5" name="Picture 5"/>
+            <wp:cNvGraphicFramePr>
+              <a:graphicFrameLocks noChangeAspect="1"/>
+            </wp:cNvGraphicFramePr>
+            <a:graphic>
+              <a:graphicData uri="http://schemas.openxmlformats.org/drawingml/2006/picture">
+                <pic:pic>
+                  <pic:nvPicPr>
+                    <pic:cNvPr id="0" name="a5.png"/>
+                    <pic:cNvPicPr/>
+                  </pic:nvPicPr>
+                  <pic:blipFill>
+                    <a:blip r:embed="rId13"/>
+                    <a:stretch>
+                      <a:fillRect/>
+                    </a:stretch>
+                  </pic:blipFill>
+                  <pic:spPr>
+                    <a:xfrm>
+                      <a:off x="0" y="0"/>
+                      <a:ext cx="4860000" cy="3619149"/>
+                    </a:xfrm>
+                    <a:prstGeom prst="rect"/>
+                  </pic:spPr>
+                </pic:pic>
+              </a:graphicData>
+            </a:graphic>
+          </wp:inline>
+        </w:drawing>
+      </w:r>
+    </w:p>
+    <w:p>
+      <w:pPr>
+        <w:spacing w:before="200" w:after="40"/>
+      </w:pPr>
+      <w:r>
+        <w:rPr>
+          <w:rFonts w:ascii="Microsoft JhengHei" w:hAnsi="Microsoft JhengHei" w:eastAsia="Microsoft JhengHei"/>
+          <w:b/>
+          <w:color w:val="1C7293"/>
+          <w:sz w:val="28"/>
+        </w:rPr>
+        <w:t>步驟 A-6｜</w:t>
+      </w:r>
+      <w:r>
+        <w:rPr>
+          <w:rFonts w:ascii="Microsoft JhengHei" w:hAnsi="Microsoft JhengHei" w:eastAsia="Microsoft JhengHei"/>
+          <w:b/>
+          <w:sz w:val="28"/>
+        </w:rPr>
+        <w:t>安裝完成，按「開啟」</w:t>
+      </w:r>
+    </w:p>
+    <w:p>
+      <w:pPr>
+        <w:spacing w:after="80"/>
+      </w:pPr>
+      <w:r>
+        <w:rPr>
+          <w:rFonts w:ascii="Microsoft JhengHei" w:hAnsi="Microsoft JhengHei" w:eastAsia="Microsoft JhengHei"/>
+          <w:b w:val="0"/>
+          <w:sz w:val="24"/>
+        </w:rPr>
+        <w:t>進度條跑完後，按鈕變成「開啟」（紅框處），點它啟動 ChatGPT。以後也可以從「開始」選單找到 ChatGPT。</w:t>
+      </w:r>
+    </w:p>
+    <w:p>
+      <w:pPr>
+        <w:spacing w:after="200"/>
+        <w:jc w:val="center"/>
+      </w:pPr>
+      <w:r>
+        <w:drawing>
+          <wp:inline xmlns:a="http://schemas.openxmlformats.org/drawingml/2006/main" xmlns:pic="http://schemas.openxmlformats.org/drawingml/2006/picture">
+            <wp:extent cx="5580000" cy="3017186"/>
+            <wp:docPr id="6" name="Picture 6"/>
+            <wp:cNvGraphicFramePr>
+              <a:graphicFrameLocks noChangeAspect="1"/>
+            </wp:cNvGraphicFramePr>
+            <a:graphic>
+              <a:graphicData uri="http://schemas.openxmlformats.org/drawingml/2006/picture">
+                <pic:pic>
+                  <pic:nvPicPr>
+                    <pic:cNvPr id="0" name="a6.png"/>
+                    <pic:cNvPicPr/>
+                  </pic:nvPicPr>
+                  <pic:blipFill>
+                    <a:blip r:embed="rId14"/>
+                    <a:stretch>
+                      <a:fillRect/>
+                    </a:stretch>
+                  </pic:blipFill>
+                  <pic:spPr>
+                    <a:xfrm>
+                      <a:off x="0" y="0"/>
+                      <a:ext cx="5580000" cy="3017186"/>
+                    </a:xfrm>
+                    <a:prstGeom prst="rect"/>
+                  </pic:spPr>
+                </pic:pic>
+              </a:graphicData>
+            </a:graphic>
+          </wp:inline>
+        </w:drawing>
+      </w:r>
+    </w:p>
+    <w:p>
+      <w:pPr>
+        <w:spacing w:before="200" w:after="40"/>
+      </w:pPr>
+      <w:r>
+        <w:rPr>
+          <w:rFonts w:ascii="Microsoft JhengHei" w:hAnsi="Microsoft JhengHei" w:eastAsia="Microsoft JhengHei"/>
+          <w:b/>
+          <w:color w:val="1C7293"/>
+          <w:sz w:val="28"/>
+        </w:rPr>
+        <w:t>步驟 A-7｜</w:t>
+      </w:r>
+      <w:r>
+        <w:rPr>
+          <w:rFonts w:ascii="Microsoft JhengHei" w:hAnsi="Microsoft JhengHei" w:eastAsia="Microsoft JhengHei"/>
+          <w:b/>
+          <w:sz w:val="28"/>
+        </w:rPr>
+        <w:t>登入帳號</w:t>
+      </w:r>
+    </w:p>
+    <w:p>
+      <w:pPr>
+        <w:spacing w:after="80"/>
+      </w:pPr>
+      <w:r>
+        <w:rPr>
+          <w:rFonts w:ascii="Microsoft JhengHei" w:hAnsi="Microsoft JhengHei" w:eastAsia="Microsoft JhengHei"/>
+          <w:b w:val="0"/>
+          <w:sz w:val="24"/>
+        </w:rPr>
+        <w:t>第一次開啟會出現登入畫面。按紅框 1「繼續登入」，用你的 Google 帳號（或已有的 OpenAI 帳號）登入；完全沒有帳號的人點紅框 2「註冊」，跟著畫面用 Google 帳號註冊即可。登入成功、看到對話畫面，第一部分就完成了！</w:t>
+      </w:r>
+    </w:p>
+    <w:p>
+      <w:pPr>
+        <w:spacing w:after="200"/>
+        <w:jc w:val="center"/>
+      </w:pPr>
+      <w:r>
+        <w:drawing>
+          <wp:inline xmlns:a="http://schemas.openxmlformats.org/drawingml/2006/main" xmlns:pic="http://schemas.openxmlformats.org/drawingml/2006/picture">
+            <wp:extent cx="5580000" cy="3017186"/>
+            <wp:docPr id="7" name="Picture 7"/>
+            <wp:cNvGraphicFramePr>
+              <a:graphicFrameLocks noChangeAspect="1"/>
+            </wp:cNvGraphicFramePr>
+            <a:graphic>
+              <a:graphicData uri="http://schemas.openxmlformats.org/drawingml/2006/picture">
+                <pic:pic>
+                  <pic:nvPicPr>
+                    <pic:cNvPr id="0" name="a7.png"/>
+                    <pic:cNvPicPr/>
+                  </pic:nvPicPr>
+                  <pic:blipFill>
+                    <a:blip r:embed="rId15"/>
+                    <a:stretch>
+                      <a:fillRect/>
+                    </a:stretch>
+                  </pic:blipFill>
+                  <pic:spPr>
+                    <a:xfrm>
+                      <a:off x="0" y="0"/>
+                      <a:ext cx="5580000" cy="3017186"/>
                     </a:xfrm>
                     <a:prstGeom prst="rect"/>
                   </pic:spPr>
@@ -802,54 +708,63 @@
     </w:p>
     <w:p>
       <w:pPr>
-        <w:keepNext/>
-        <w:spacing w:before="100" w:after="40" w:line="259" w:lineRule="auto"/>
+        <w:spacing w:after="160"/>
       </w:pPr>
       <w:r>
         <w:rPr>
           <w:rFonts w:ascii="Microsoft JhengHei" w:hAnsi="Microsoft JhengHei" w:eastAsia="Microsoft JhengHei"/>
           <w:b/>
-          <w:color w:val="D9A441"/>
-          <w:sz w:val="22"/>
+          <w:color w:val="0B1F3A"/>
+          <w:sz w:val="32"/>
         </w:rPr>
-        <w:t>A-3｜</w:t>
+        <w:t>第二部分：安裝 Antigravity（由 Google 官網下載，約 5 分鐘）</w:t>
+      </w:r>
+    </w:p>
+    <w:p>
+      <w:pPr>
+        <w:spacing w:before="200" w:after="40"/>
+      </w:pPr>
+      <w:r>
+        <w:rPr>
+          <w:rFonts w:ascii="Microsoft JhengHei" w:hAnsi="Microsoft JhengHei" w:eastAsia="Microsoft JhengHei"/>
+          <w:b/>
+          <w:color w:val="1C7293"/>
+          <w:sz w:val="28"/>
+        </w:rPr>
+        <w:t>步驟 B-1｜</w:t>
       </w:r>
       <w:r>
         <w:rPr>
           <w:rFonts w:ascii="Microsoft JhengHei" w:hAnsi="Microsoft JhengHei" w:eastAsia="Microsoft JhengHei"/>
           <w:b/>
-          <w:color w:val="1A1A1A"/>
-          <w:sz w:val="22"/>
+          <w:sz w:val="28"/>
         </w:rPr>
-        <w:t>登入 ChatGPT</w:t>
+        <w:t>到官方網站下載</w:t>
       </w:r>
     </w:p>
     <w:p>
       <w:pPr>
-        <w:keepNext w:val="0"/>
-        <w:spacing w:before="0" w:after="60" w:line="259" w:lineRule="auto"/>
+        <w:spacing w:after="80"/>
       </w:pPr>
       <w:r>
         <w:rPr>
           <w:rFonts w:ascii="Microsoft JhengHei" w:hAnsi="Microsoft JhengHei" w:eastAsia="Microsoft JhengHei"/>
           <w:b w:val="0"/>
-          <w:color w:val="1A1A1A"/>
-          <w:sz w:val="21"/>
+          <w:sz w:val="24"/>
         </w:rPr>
-        <w:t>第一次開啟時按「繼續登入」。可使用既有 OpenAI 帳號，或選擇 Google 帳號登入。看到一般對話畫面，只代表 ChatGPT 已登入；還要做下一步。</w:t>
+        <w:t>開啟瀏覽器（Chrome 或 Edge），在網址列輸入：antigravity.google/download，按 Enter。頁面標題會寫「Download Google Antigravity for Windows」。點右上角黑色的「Download」按鈕（紅框處），選 Windows (x64) 版本開始下載（約 140 MB）。</w:t>
       </w:r>
     </w:p>
     <w:p>
       <w:pPr>
-        <w:keepNext w:val="0"/>
-        <w:spacing w:before="0" w:after="40" w:line="259" w:lineRule="auto"/>
+        <w:spacing w:after="200"/>
         <w:jc w:val="center"/>
       </w:pPr>
       <w:r>
         <w:drawing>
           <wp:inline xmlns:a="http://schemas.openxmlformats.org/drawingml/2006/main" xmlns:pic="http://schemas.openxmlformats.org/drawingml/2006/picture">
-            <wp:extent cx="4023360" cy="2175488"/>
-            <wp:docPr id="3" name="Picture 3" descr="登入 ChatGPT操作截圖" title="登入 ChatGPT"/>
+            <wp:extent cx="5580000" cy="3017186"/>
+            <wp:docPr id="8" name="Picture 8"/>
             <wp:cNvGraphicFramePr>
               <a:graphicFrameLocks noChangeAspect="1"/>
             </wp:cNvGraphicFramePr>
@@ -857,11 +772,11 @@
               <a:graphicData uri="http://schemas.openxmlformats.org/drawingml/2006/picture">
                 <pic:pic>
                   <pic:nvPicPr>
-                    <pic:cNvPr id="0" name="image07.png"/>
+                    <pic:cNvPr id="0" name="b1.png"/>
                     <pic:cNvPicPr/>
                   </pic:nvPicPr>
                   <pic:blipFill>
-                    <a:blip r:embed="rId13"/>
+                    <a:blip r:embed="rId16"/>
                     <a:stretch>
                       <a:fillRect/>
                     </a:stretch>
@@ -869,7 +784,7 @@
                   <pic:spPr>
                     <a:xfrm>
                       <a:off x="0" y="0"/>
-                      <a:ext cx="4023360" cy="2175488"/>
+                      <a:ext cx="5580000" cy="3017186"/>
                     </a:xfrm>
                     <a:prstGeom prst="rect"/>
                   </pic:spPr>
@@ -882,54 +797,49 @@
     </w:p>
     <w:p>
       <w:pPr>
-        <w:keepNext/>
-        <w:spacing w:before="100" w:after="40" w:line="259" w:lineRule="auto"/>
+        <w:spacing w:before="200" w:after="40"/>
       </w:pPr>
       <w:r>
         <w:rPr>
           <w:rFonts w:ascii="Microsoft JhengHei" w:hAnsi="Microsoft JhengHei" w:eastAsia="Microsoft JhengHei"/>
           <w:b/>
-          <w:color w:val="D9A441"/>
-          <w:sz w:val="22"/>
+          <w:color w:val="1C7293"/>
+          <w:sz w:val="28"/>
         </w:rPr>
-        <w:t>A-4｜</w:t>
+        <w:t>步驟 B-2｜</w:t>
       </w:r>
       <w:r>
         <w:rPr>
           <w:rFonts w:ascii="Microsoft JhengHei" w:hAnsi="Microsoft JhengHei" w:eastAsia="Microsoft JhengHei"/>
           <w:b/>
-          <w:color w:val="1A1A1A"/>
-          <w:sz w:val="22"/>
+          <w:sz w:val="28"/>
         </w:rPr>
-        <w:t>切換到 Codex</w:t>
+        <w:t>打開下載的安裝檔</w:t>
       </w:r>
     </w:p>
     <w:p>
       <w:pPr>
-        <w:keepNext w:val="0"/>
-        <w:spacing w:before="0" w:after="60" w:line="259" w:lineRule="auto"/>
+        <w:spacing w:after="80"/>
       </w:pPr>
       <w:r>
         <w:rPr>
           <w:rFonts w:ascii="Microsoft JhengHei" w:hAnsi="Microsoft JhengHei" w:eastAsia="Microsoft JhengHei"/>
           <w:b w:val="0"/>
-          <w:color w:val="1A1A1A"/>
-          <w:sz w:val="21"/>
+          <w:sz w:val="24"/>
         </w:rPr>
-        <w:t>在 ChatGPT 桌面版左上角找到 Codex 切換入口。切到 Codex 後，確認畫面提供開啟專案或選擇資料夾的功能。不同版本的按鈕文字可能略有不同，請認資料夾圖示與目前專案位置。</w:t>
+        <w:t>下載完成後，開啟「檔案總管」→「下載」資料夾，會看到「Antigravity-x64」這個應用程式（紅框處），對它連點兩下。若瀏覽器下方或右上角有顯示下載完成的通知，直接點該檔案開啟也可以。</w:t>
       </w:r>
     </w:p>
     <w:p>
       <w:pPr>
-        <w:keepNext w:val="0"/>
-        <w:spacing w:before="0" w:after="40" w:line="259" w:lineRule="auto"/>
+        <w:spacing w:after="200"/>
         <w:jc w:val="center"/>
       </w:pPr>
       <w:r>
         <w:drawing>
           <wp:inline xmlns:a="http://schemas.openxmlformats.org/drawingml/2006/main" xmlns:pic="http://schemas.openxmlformats.org/drawingml/2006/picture">
-            <wp:extent cx="3474720" cy="2871470"/>
-            <wp:docPr id="4" name="Picture 4" descr="切換到 Codex操作截圖" title="切換到 Codex"/>
+            <wp:extent cx="5580000" cy="860914"/>
+            <wp:docPr id="9" name="Picture 9"/>
             <wp:cNvGraphicFramePr>
               <a:graphicFrameLocks noChangeAspect="1"/>
             </wp:cNvGraphicFramePr>
@@ -937,11 +847,11 @@
               <a:graphicData uri="http://schemas.openxmlformats.org/drawingml/2006/picture">
                 <pic:pic>
                   <pic:nvPicPr>
-                    <pic:cNvPr id="0" name="codex-switcher.png"/>
+                    <pic:cNvPr id="0" name="b2.png"/>
                     <pic:cNvPicPr/>
                   </pic:nvPicPr>
                   <pic:blipFill>
-                    <a:blip r:embed="rId14"/>
+                    <a:blip r:embed="rId17"/>
                     <a:stretch>
                       <a:fillRect/>
                     </a:stretch>
@@ -949,169 +859,7 @@
                   <pic:spPr>
                     <a:xfrm>
                       <a:off x="0" y="0"/>
-                      <a:ext cx="3474720" cy="2871470"/>
-                    </a:xfrm>
-                    <a:prstGeom prst="rect"/>
-                  </pic:spPr>
-                </pic:pic>
-              </a:graphicData>
-            </a:graphic>
-          </wp:inline>
-        </w:drawing>
-      </w:r>
-    </w:p>
-    <w:tbl>
-      <w:tblPr>
-        <w:tblW w:type="auto" w:w="0"/>
-        <w:jc w:val="center"/>
-        <w:tblLayout w:type="autofit"/>
-        <w:tblLook w:firstColumn="1" w:firstRow="1" w:lastColumn="0" w:lastRow="0" w:noHBand="0" w:noVBand="1" w:val="04A0"/>
-      </w:tblPr>
-      <w:tblGrid>
-        <w:gridCol w:w="10262"/>
-      </w:tblGrid>
-      <w:tr>
-        <w:trPr>
-          <w:tblHeader w:val="true"/>
-        </w:trPr>
-        <w:tc>
-          <w:tcPr>
-            <w:tcW w:type="dxa" w:w="10262"/>
-            <w:vAlign w:val="center"/>
-            <w:shd w:fill="EAF4F3"/>
-            <w:tcBorders>
-              <w:top w:val="single" w:sz="8" w:color="B8CBC9"/>
-              <w:bottom w:val="single" w:sz="8" w:color="B8CBC9"/>
-              <w:left w:val="single" w:sz="8" w:color="B8CBC9"/>
-              <w:right w:val="single" w:sz="8" w:color="B8CBC9"/>
-            </w:tcBorders>
-          </w:tcPr>
-          <w:p>
-            <w:pPr>
-              <w:keepNext w:val="0"/>
-              <w:spacing w:before="0" w:after="20" w:line="259" w:lineRule="auto"/>
-            </w:pPr>
-            <w:r>
-              <w:rPr>
-                <w:rFonts w:ascii="Microsoft JhengHei" w:hAnsi="Microsoft JhengHei" w:eastAsia="Microsoft JhengHei"/>
-                <w:b/>
-                <w:color w:val="0E7C7B"/>
-                <w:sz w:val="20"/>
-              </w:rPr>
-              <w:t xml:space="preserve">通過訊號　</w:t>
-            </w:r>
-            <w:r>
-              <w:rPr>
-                <w:rFonts w:ascii="Microsoft JhengHei" w:hAnsi="Microsoft JhengHei" w:eastAsia="Microsoft JhengHei"/>
-                <w:b w:val="0"/>
-                <w:color w:val="1A1A1A"/>
-                <w:sz w:val="19"/>
-              </w:rPr>
-              <w:t>畫面顯示 Codex，而且能選取整個資料夾；不是另外下載一套名叫 Codex 的軟體。</w:t>
-            </w:r>
-          </w:p>
-        </w:tc>
-      </w:tr>
-    </w:tbl>
-    <w:p>
-      <w:pPr>
-        <w:spacing w:after="0"/>
-      </w:pPr>
-    </w:p>
-    <w:p>
-      <w:r>
-        <w:br w:type="page"/>
-      </w:r>
-    </w:p>
-    <w:p>
-      <w:pPr>
-        <w:pStyle w:val="Heading1"/>
-        <w:keepNext/>
-        <w:spacing w:before="140" w:after="80" w:line="259" w:lineRule="auto"/>
-        <w:pBdr>
-          <w:bottom w:val="single" w:sz="10" w:space="4" w:color="D9A441"/>
-        </w:pBdr>
-      </w:pPr>
-      <w:r>
-        <w:rPr>
-          <w:rFonts w:ascii="Microsoft JhengHei" w:hAnsi="Microsoft JhengHei" w:eastAsia="Microsoft JhengHei"/>
-          <w:b/>
-          <w:color w:val="0E7C7B"/>
-          <w:sz w:val="32"/>
-        </w:rPr>
-        <w:t>二、安裝 Antigravity，套用安全設定</w:t>
-      </w:r>
-    </w:p>
-    <w:p>
-      <w:pPr>
-        <w:keepNext/>
-        <w:spacing w:before="100" w:after="40" w:line="259" w:lineRule="auto"/>
-      </w:pPr>
-      <w:r>
-        <w:rPr>
-          <w:rFonts w:ascii="Microsoft JhengHei" w:hAnsi="Microsoft JhengHei" w:eastAsia="Microsoft JhengHei"/>
-          <w:b/>
-          <w:color w:val="D9A441"/>
-          <w:sz w:val="22"/>
-        </w:rPr>
-        <w:t>B-1｜</w:t>
-      </w:r>
-      <w:r>
-        <w:rPr>
-          <w:rFonts w:ascii="Microsoft JhengHei" w:hAnsi="Microsoft JhengHei" w:eastAsia="Microsoft JhengHei"/>
-          <w:b/>
-          <w:color w:val="1A1A1A"/>
-          <w:sz w:val="22"/>
-        </w:rPr>
-        <w:t>只從 Google 官方網站下載</w:t>
-      </w:r>
-    </w:p>
-    <w:p>
-      <w:pPr>
-        <w:keepNext w:val="0"/>
-        <w:spacing w:before="0" w:after="60" w:line="259" w:lineRule="auto"/>
-      </w:pPr>
-      <w:r>
-        <w:rPr>
-          <w:rFonts w:ascii="Microsoft JhengHei" w:hAnsi="Microsoft JhengHei" w:eastAsia="Microsoft JhengHei"/>
-          <w:b w:val="0"/>
-          <w:color w:val="1A1A1A"/>
-          <w:sz w:val="21"/>
-        </w:rPr>
-        <w:t>在瀏覽器網址列輸入 antigravity.google/download。選 Antigravity 2.0 桌面版的 Windows x64；不要誤選 CLI、IDE 或 SDK。</w:t>
-      </w:r>
-    </w:p>
-    <w:p>
-      <w:pPr>
-        <w:keepNext w:val="0"/>
-        <w:spacing w:before="0" w:after="40" w:line="259" w:lineRule="auto"/>
-        <w:jc w:val="center"/>
-      </w:pPr>
-      <w:r>
-        <w:drawing>
-          <wp:inline xmlns:a="http://schemas.openxmlformats.org/drawingml/2006/main" xmlns:pic="http://schemas.openxmlformats.org/drawingml/2006/picture">
-            <wp:extent cx="5669280" cy="3065461"/>
-            <wp:docPr id="5" name="Picture 5" descr="只從 Google 官方網站下載操作截圖" title="只從 Google 官方網站下載"/>
-            <wp:cNvGraphicFramePr>
-              <a:graphicFrameLocks noChangeAspect="1"/>
-            </wp:cNvGraphicFramePr>
-            <a:graphic>
-              <a:graphicData uri="http://schemas.openxmlformats.org/drawingml/2006/picture">
-                <pic:pic>
-                  <pic:nvPicPr>
-                    <pic:cNvPr id="0" name="image08.png"/>
-                    <pic:cNvPicPr/>
-                  </pic:nvPicPr>
-                  <pic:blipFill>
-                    <a:blip r:embed="rId15"/>
-                    <a:stretch>
-                      <a:fillRect/>
-                    </a:stretch>
-                  </pic:blipFill>
-                  <pic:spPr>
-                    <a:xfrm>
-                      <a:off x="0" y="0"/>
-                      <a:ext cx="5669280" cy="3065461"/>
+                      <a:ext cx="5580000" cy="860914"/>
                     </a:xfrm>
                     <a:prstGeom prst="rect"/>
                   </pic:spPr>
@@ -1124,54 +872,92 @@
     </w:p>
     <w:p>
       <w:pPr>
-        <w:keepNext/>
-        <w:spacing w:before="100" w:after="40" w:line="259" w:lineRule="auto"/>
+        <w:spacing w:before="200" w:after="40"/>
       </w:pPr>
       <w:r>
         <w:rPr>
           <w:rFonts w:ascii="Microsoft JhengHei" w:hAnsi="Microsoft JhengHei" w:eastAsia="Microsoft JhengHei"/>
           <w:b/>
-          <w:color w:val="D9A441"/>
-          <w:sz w:val="22"/>
+          <w:color w:val="1C7293"/>
+          <w:sz w:val="28"/>
         </w:rPr>
-        <w:t>B-2｜</w:t>
+        <w:t>步驟 B-3｜</w:t>
       </w:r>
       <w:r>
         <w:rPr>
           <w:rFonts w:ascii="Microsoft JhengHei" w:hAnsi="Microsoft JhengHei" w:eastAsia="Microsoft JhengHei"/>
           <w:b/>
-          <w:color w:val="1A1A1A"/>
-          <w:sz w:val="22"/>
+          <w:sz w:val="28"/>
         </w:rPr>
-        <w:t>執行安裝檔並登入</w:t>
+        <w:t>等待自動安裝</w:t>
       </w:r>
     </w:p>
     <w:p>
       <w:pPr>
-        <w:keepNext w:val="0"/>
-        <w:spacing w:before="0" w:after="60" w:line="259" w:lineRule="auto"/>
+        <w:spacing w:after="80"/>
       </w:pPr>
       <w:r>
         <w:rPr>
           <w:rFonts w:ascii="Microsoft JhengHei" w:hAnsi="Microsoft JhengHei" w:eastAsia="Microsoft JhengHei"/>
           <w:b w:val="0"/>
-          <w:color w:val="1A1A1A"/>
-          <w:sz w:val="21"/>
+          <w:sz w:val="24"/>
         </w:rPr>
-        <w:t>下載完成後，在「下載」資料夾開啟 Antigravity 安裝檔。安裝完成後選 Continue with Google，以個人 Gmail 登入，其他初始選項先用預設值。</w:t>
+        <w:t>Antigravity 沒有安裝精靈、不會問任何問題：連點兩下後它會自動安裝（約 1–2 分鐘，畫面可能短暫沒有反應，是正常的），裝完會自動開啟下面這個歡迎畫面。</w:t>
       </w:r>
     </w:p>
     <w:p>
       <w:pPr>
-        <w:keepNext w:val="0"/>
-        <w:spacing w:before="0" w:after="40" w:line="259" w:lineRule="auto"/>
+        <w:spacing w:before="200" w:after="40"/>
+      </w:pPr>
+      <w:r>
+        <w:rPr>
+          <w:rFonts w:ascii="Microsoft JhengHei" w:hAnsi="Microsoft JhengHei" w:eastAsia="Microsoft JhengHei"/>
+          <w:b/>
+          <w:color w:val="1C7293"/>
+          <w:sz w:val="28"/>
+        </w:rPr>
+        <w:t>步驟 B-4｜</w:t>
+      </w:r>
+      <w:r>
+        <w:rPr>
+          <w:rFonts w:ascii="Microsoft JhengHei" w:hAnsi="Microsoft JhengHei" w:eastAsia="Microsoft JhengHei"/>
+          <w:b/>
+          <w:sz w:val="28"/>
+        </w:rPr>
+        <w:t>用 Google 帳號登入</w:t>
+      </w:r>
+    </w:p>
+    <w:p>
+      <w:pPr>
+        <w:spacing w:after="80"/>
+      </w:pPr>
+      <w:r>
+        <w:rPr>
+          <w:rFonts w:ascii="Microsoft JhengHei" w:hAnsi="Microsoft JhengHei" w:eastAsia="Microsoft JhengHei"/>
+          <w:b w:val="0"/>
+          <w:sz w:val="24"/>
+        </w:rPr>
+        <w:t>看到「Welcome to Antigravity」後，按紅框的「Continue with Google」，選你的 Google 帳號完成登入。之後跟著畫面按「Next」用預設選項完成初始設定即可。看到主畫面，第二部分就完成了！</w:t>
+      </w:r>
+      <w:r>
+        <w:rPr>
+          <w:rFonts w:ascii="Microsoft JhengHei" w:hAnsi="Microsoft JhengHei" w:eastAsia="Microsoft JhengHei"/>
+          <w:b w:val="0"/>
+          <w:sz w:val="24"/>
+        </w:rPr>
+        <w:t>如果你有兩個 Google 帳號，這裡先選個人的 @gmail.com。</w:t>
+      </w:r>
+    </w:p>
+    <w:p>
+      <w:pPr>
+        <w:spacing w:after="200"/>
         <w:jc w:val="center"/>
       </w:pPr>
       <w:r>
         <w:drawing>
           <wp:inline xmlns:a="http://schemas.openxmlformats.org/drawingml/2006/main" xmlns:pic="http://schemas.openxmlformats.org/drawingml/2006/picture">
-            <wp:extent cx="5577840" cy="2996097"/>
-            <wp:docPr id="6" name="Picture 6" descr="執行安裝檔並登入操作截圖" title="執行安裝檔並登入"/>
+            <wp:extent cx="5580000" cy="2997257"/>
+            <wp:docPr id="10" name="Picture 10"/>
             <wp:cNvGraphicFramePr>
               <a:graphicFrameLocks noChangeAspect="1"/>
             </wp:cNvGraphicFramePr>
@@ -1179,11 +965,11 @@
               <a:graphicData uri="http://schemas.openxmlformats.org/drawingml/2006/picture">
                 <pic:pic>
                   <pic:nvPicPr>
-                    <pic:cNvPr id="0" name="image10.png"/>
+                    <pic:cNvPr id="0" name="b3.png"/>
                     <pic:cNvPicPr/>
                   </pic:nvPicPr>
                   <pic:blipFill>
-                    <a:blip r:embed="rId16"/>
+                    <a:blip r:embed="rId18"/>
                     <a:stretch>
                       <a:fillRect/>
                     </a:stretch>
@@ -1191,92 +977,7 @@
                   <pic:spPr>
                     <a:xfrm>
                       <a:off x="0" y="0"/>
-                      <a:ext cx="5577840" cy="2996097"/>
-                    </a:xfrm>
-                    <a:prstGeom prst="rect"/>
-                  </pic:spPr>
-                </pic:pic>
-              </a:graphicData>
-            </a:graphic>
-          </wp:inline>
-        </w:drawing>
-      </w:r>
-    </w:p>
-    <w:p>
-      <w:r>
-        <w:br w:type="page"/>
-      </w:r>
-    </w:p>
-    <w:p>
-      <w:pPr>
-        <w:keepNext/>
-        <w:spacing w:before="100" w:after="40" w:line="259" w:lineRule="auto"/>
-      </w:pPr>
-      <w:r>
-        <w:rPr>
-          <w:rFonts w:ascii="Microsoft JhengHei" w:hAnsi="Microsoft JhengHei" w:eastAsia="Microsoft JhengHei"/>
-          <w:b/>
-          <w:color w:val="D9A441"/>
-          <w:sz w:val="22"/>
-        </w:rPr>
-        <w:t>B-3｜</w:t>
-      </w:r>
-      <w:r>
-        <w:rPr>
-          <w:rFonts w:ascii="Microsoft JhengHei" w:hAnsi="Microsoft JhengHei" w:eastAsia="Microsoft JhengHei"/>
-          <w:b/>
-          <w:color w:val="1A1A1A"/>
-          <w:sz w:val="22"/>
-        </w:rPr>
-        <w:t>把安全預設值設為 Default</w:t>
-      </w:r>
-    </w:p>
-    <w:p>
-      <w:pPr>
-        <w:keepNext w:val="0"/>
-        <w:spacing w:before="0" w:after="60" w:line="259" w:lineRule="auto"/>
-      </w:pPr>
-      <w:r>
-        <w:rPr>
-          <w:rFonts w:ascii="Microsoft JhengHei" w:hAnsi="Microsoft JhengHei" w:eastAsia="Microsoft JhengHei"/>
-          <w:b w:val="0"/>
-          <w:color w:val="1A1A1A"/>
-          <w:sz w:val="21"/>
-        </w:rPr>
-        <w:t>進入 Settings 的安全設定，Security Preset 選 Default。不要選 Full machine；那會擴大 AI 可以讀寫的範圍。</w:t>
-      </w:r>
-    </w:p>
-    <w:p>
-      <w:pPr>
-        <w:keepNext w:val="0"/>
-        <w:spacing w:before="0" w:after="40" w:line="259" w:lineRule="auto"/>
-        <w:jc w:val="center"/>
-      </w:pPr>
-      <w:r>
-        <w:drawing>
-          <wp:inline xmlns:a="http://schemas.openxmlformats.org/drawingml/2006/main" xmlns:pic="http://schemas.openxmlformats.org/drawingml/2006/picture">
-            <wp:extent cx="4800600" cy="2664333"/>
-            <wp:docPr id="7" name="Picture 7" descr="把安全預設值設為 Default操作截圖" title="把安全預設值設為 Default"/>
-            <wp:cNvGraphicFramePr>
-              <a:graphicFrameLocks noChangeAspect="1"/>
-            </wp:cNvGraphicFramePr>
-            <a:graphic>
-              <a:graphicData uri="http://schemas.openxmlformats.org/drawingml/2006/picture">
-                <pic:pic>
-                  <pic:nvPicPr>
-                    <pic:cNvPr id="0" name="ag-security-preset.png"/>
-                    <pic:cNvPicPr/>
-                  </pic:nvPicPr>
-                  <pic:blipFill>
-                    <a:blip r:embed="rId17"/>
-                    <a:stretch>
-                      <a:fillRect/>
-                    </a:stretch>
-                  </pic:blipFill>
-                  <pic:spPr>
-                    <a:xfrm>
-                      <a:off x="0" y="0"/>
-                      <a:ext cx="4800600" cy="2664333"/>
+                      <a:ext cx="5580000" cy="2997257"/>
                     </a:xfrm>
                     <a:prstGeom prst="rect"/>
                   </pic:spPr>
@@ -1289,1554 +990,197 @@
     </w:p>
     <w:p>
       <w:pPr>
-        <w:keepNext/>
-        <w:spacing w:before="100" w:after="40" w:line="259" w:lineRule="auto"/>
+        <w:spacing w:after="120"/>
       </w:pPr>
       <w:r>
         <w:rPr>
           <w:rFonts w:ascii="Microsoft JhengHei" w:hAnsi="Microsoft JhengHei" w:eastAsia="Microsoft JhengHei"/>
           <w:b/>
-          <w:color w:val="D9A441"/>
-          <w:sz w:val="22"/>
+          <w:color w:val="0B1F3A"/>
+          <w:sz w:val="32"/>
         </w:rPr>
-        <w:t>B-4｜</w:t>
+        <w:t>常見問題（卡住先看這裡）</w:t>
       </w:r>
+    </w:p>
+    <w:p>
+      <w:pPr>
+        <w:spacing w:after="40"/>
+      </w:pPr>
       <w:r>
         <w:rPr>
           <w:rFonts w:ascii="Microsoft JhengHei" w:hAnsi="Microsoft JhengHei" w:eastAsia="Microsoft JhengHei"/>
           <w:b/>
-          <w:color w:val="1A1A1A"/>
-          <w:sz w:val="22"/>
+          <w:sz w:val="24"/>
         </w:rPr>
-        <w:t>Artifact Review Policy 選 Always Ask</w:t>
+        <w:t>Q1．Store 按「安裝」沒反應或一直轉圈？</w:t>
       </w:r>
     </w:p>
     <w:p>
       <w:pPr>
-        <w:keepNext w:val="0"/>
-        <w:spacing w:before="0" w:after="60" w:line="259" w:lineRule="auto"/>
+        <w:spacing w:after="120"/>
       </w:pPr>
       <w:r>
         <w:rPr>
           <w:rFonts w:ascii="Microsoft JhengHei" w:hAnsi="Microsoft JhengHei" w:eastAsia="Microsoft JhengHei"/>
           <w:b w:val="0"/>
-          <w:color w:val="1A1A1A"/>
-          <w:sz w:val="21"/>
+          <w:sz w:val="24"/>
         </w:rPr>
-        <w:t>讓 Antigravity 在重要動作前停下來問你。這不是每一次寫檔都逐項詢問，所以仍要先讀清楚它準備做什麼，再按確認。</w:t>
+        <w:t>先確認網路連線；學校網路有時會擋 Store，改用手機熱點試一次。還是不行，重開 Microsoft Store 再試。</w:t>
       </w:r>
     </w:p>
     <w:p>
       <w:pPr>
-        <w:keepNext w:val="0"/>
-        <w:spacing w:before="0" w:after="40" w:line="259" w:lineRule="auto"/>
-        <w:jc w:val="center"/>
-      </w:pPr>
-      <w:r>
-        <w:drawing>
-          <wp:inline xmlns:a="http://schemas.openxmlformats.org/drawingml/2006/main" xmlns:pic="http://schemas.openxmlformats.org/drawingml/2006/picture">
-            <wp:extent cx="4800600" cy="2664333"/>
-            <wp:docPr id="8" name="Picture 8" descr="Artifact Review Policy 選 Always Ask操作截圖" title="Artifact Review Policy 選 Always Ask"/>
-            <wp:cNvGraphicFramePr>
-              <a:graphicFrameLocks noChangeAspect="1"/>
-            </wp:cNvGraphicFramePr>
-            <a:graphic>
-              <a:graphicData uri="http://schemas.openxmlformats.org/drawingml/2006/picture">
-                <pic:pic>
-                  <pic:nvPicPr>
-                    <pic:cNvPr id="0" name="ag-artifact-review.png"/>
-                    <pic:cNvPicPr/>
-                  </pic:nvPicPr>
-                  <pic:blipFill>
-                    <a:blip r:embed="rId18"/>
-                    <a:stretch>
-                      <a:fillRect/>
-                    </a:stretch>
-                  </pic:blipFill>
-                  <pic:spPr>
-                    <a:xfrm>
-                      <a:off x="0" y="0"/>
-                      <a:ext cx="4800600" cy="2664333"/>
-                    </a:xfrm>
-                    <a:prstGeom prst="rect"/>
-                  </pic:spPr>
-                </pic:pic>
-              </a:graphicData>
-            </a:graphic>
-          </wp:inline>
-        </w:drawing>
-      </w:r>
-    </w:p>
-    <w:tbl>
-      <w:tblPr>
-        <w:tblW w:type="auto" w:w="0"/>
-        <w:jc w:val="center"/>
-        <w:tblLayout w:type="autofit"/>
-        <w:tblLook w:firstColumn="1" w:firstRow="1" w:lastColumn="0" w:lastRow="0" w:noHBand="0" w:noVBand="1" w:val="04A0"/>
-      </w:tblPr>
-      <w:tblGrid>
-        <w:gridCol w:w="10262"/>
-      </w:tblGrid>
-      <w:tr>
-        <w:trPr>
-          <w:tblHeader w:val="true"/>
-        </w:trPr>
-        <w:tc>
-          <w:tcPr>
-            <w:tcW w:type="dxa" w:w="10262"/>
-            <w:vAlign w:val="center"/>
-            <w:shd w:fill="EAF4F3"/>
-            <w:tcBorders>
-              <w:top w:val="single" w:sz="8" w:color="B8CBC9"/>
-              <w:bottom w:val="single" w:sz="8" w:color="B8CBC9"/>
-              <w:left w:val="single" w:sz="8" w:color="B8CBC9"/>
-              <w:right w:val="single" w:sz="8" w:color="B8CBC9"/>
-            </w:tcBorders>
-          </w:tcPr>
-          <w:p>
-            <w:pPr>
-              <w:keepNext w:val="0"/>
-              <w:spacing w:before="0" w:after="20" w:line="259" w:lineRule="auto"/>
-            </w:pPr>
-            <w:r>
-              <w:rPr>
-                <w:rFonts w:ascii="Microsoft JhengHei" w:hAnsi="Microsoft JhengHei" w:eastAsia="Microsoft JhengHei"/>
-                <w:b/>
-                <w:color w:val="0E7C7B"/>
-                <w:sz w:val="20"/>
-              </w:rPr>
-              <w:t xml:space="preserve">通過訊號　</w:t>
-            </w:r>
-            <w:r>
-              <w:rPr>
-                <w:rFonts w:ascii="Microsoft JhengHei" w:hAnsi="Microsoft JhengHei" w:eastAsia="Microsoft JhengHei"/>
-                <w:b w:val="0"/>
-                <w:color w:val="1A1A1A"/>
-                <w:sz w:val="19"/>
-              </w:rPr>
-              <w:t>Security Preset 是 Default，Artifact Review Policy 是 Always Ask。</w:t>
-            </w:r>
-          </w:p>
-        </w:tc>
-      </w:tr>
-    </w:tbl>
-    <w:p>
-      <w:pPr>
-        <w:spacing w:after="0"/>
-      </w:pPr>
-    </w:p>
-    <w:p>
-      <w:r>
-        <w:br w:type="page"/>
-      </w:r>
-    </w:p>
-    <w:p>
-      <w:pPr>
-        <w:pStyle w:val="Heading1"/>
-        <w:keepNext/>
-        <w:spacing w:before="140" w:after="80" w:line="259" w:lineRule="auto"/>
-        <w:pBdr>
-          <w:bottom w:val="single" w:sz="10" w:space="4" w:color="D9A441"/>
-        </w:pBdr>
+        <w:spacing w:after="40"/>
       </w:pPr>
       <w:r>
         <w:rPr>
           <w:rFonts w:ascii="Microsoft JhengHei" w:hAnsi="Microsoft JhengHei" w:eastAsia="Microsoft JhengHei"/>
           <w:b/>
-          <w:color w:val="0E7C7B"/>
-          <w:sz w:val="32"/>
+          <w:sz w:val="24"/>
         </w:rPr>
-        <w:t>三、準備 GitHub 版本控制與跨機器接手</w:t>
+        <w:t>Q2．搜尋結果沒看到官方 ChatGPT？</w:t>
       </w:r>
     </w:p>
     <w:p>
       <w:pPr>
-        <w:keepNext w:val="0"/>
-        <w:spacing w:before="0" w:after="60" w:line="259" w:lineRule="auto"/>
+        <w:spacing w:after="120"/>
       </w:pPr>
       <w:r>
         <w:rPr>
           <w:rFonts w:ascii="Microsoft JhengHei" w:hAnsi="Microsoft JhengHei" w:eastAsia="Microsoft JhengHei"/>
           <w:b w:val="0"/>
-          <w:color w:val="1A1A1A"/>
-          <w:sz w:val="21"/>
+          <w:sz w:val="24"/>
         </w:rPr>
-        <w:t>GitHub 在這堂課不只用來部署。Git 會保存每次修改，GitHub 則讓另一台電腦取得已 commit 並 push 的專案檔與版本紀錄。AI 聊天、瀏覽器 localStorage、尚未 commit 或只 commit 未 push 的內容不會自動跟著走。</w:t>
+        <w:t>Windows 10 過舊的版本可能不支援，請先做 Windows Update；或研習當天告訴我們，現場協助。</w:t>
       </w:r>
     </w:p>
     <w:p>
       <w:pPr>
-        <w:pStyle w:val="Heading2"/>
-        <w:keepNext/>
-        <w:spacing w:before="100" w:after="80" w:line="259" w:lineRule="auto"/>
+        <w:spacing w:after="40"/>
       </w:pPr>
       <w:r>
         <w:rPr>
           <w:rFonts w:ascii="Microsoft JhengHei" w:hAnsi="Microsoft JhengHei" w:eastAsia="Microsoft JhengHei"/>
           <w:b/>
-          <w:color w:val="1A1A1A"/>
-          <w:sz w:val="25"/>
+          <w:sz w:val="24"/>
         </w:rPr>
-        <w:t>C-1　註冊並驗證 GitHub 帳號</w:t>
+        <w:t>Q3．Antigravity 連點兩下後好像沒動靜？</w:t>
       </w:r>
     </w:p>
     <w:p>
       <w:pPr>
-        <w:keepNext w:val="0"/>
-        <w:spacing w:before="0" w:after="30" w:line="259" w:lineRule="auto"/>
-        <w:ind w:left="283" w:hanging="227"/>
+        <w:spacing w:after="120"/>
       </w:pPr>
       <w:r>
         <w:rPr>
           <w:rFonts w:ascii="Microsoft JhengHei" w:hAnsi="Microsoft JhengHei" w:eastAsia="Microsoft JhengHei"/>
           <w:b w:val="0"/>
-          <w:color w:val="0E7C7B"/>
-          <w:sz w:val="21"/>
+          <w:sz w:val="24"/>
         </w:rPr>
-        <w:t xml:space="preserve">• </w:t>
-      </w:r>
-      <w:r>
-        <w:rPr>
-          <w:rFonts w:ascii="Microsoft JhengHei" w:hAnsi="Microsoft JhengHei" w:eastAsia="Microsoft JhengHei"/>
-          <w:b w:val="0"/>
-          <w:color w:val="1A1A1A"/>
-          <w:sz w:val="20"/>
-        </w:rPr>
-        <w:t>到 github.com 建立帳號並完成 email 驗證。第一次練習建立 Private repo。</w:t>
+        <w:t>等 1–2 分鐘。它在背景安裝，完成會自動跳出歡迎視窗。若超過 5 分鐘沒反應，到「開始」選單搜尋 Antigravity 開啟。</w:t>
       </w:r>
     </w:p>
     <w:p>
       <w:pPr>
-        <w:keepNext w:val="0"/>
-        <w:spacing w:before="0" w:after="30" w:line="259" w:lineRule="auto"/>
-        <w:ind w:left="283" w:hanging="227"/>
+        <w:spacing w:after="40"/>
+      </w:pPr>
+      <w:r>
+        <w:rPr>
+          <w:rFonts w:ascii="Microsoft JhengHei" w:hAnsi="Microsoft JhengHei" w:eastAsia="Microsoft JhengHei"/>
+          <w:b/>
+          <w:sz w:val="24"/>
+        </w:rPr>
+        <w:t>Q4．公務電腦權限不足裝不起來？</w:t>
+      </w:r>
+    </w:p>
+    <w:p>
+      <w:pPr>
+        <w:spacing w:after="120"/>
       </w:pPr>
       <w:r>
         <w:rPr>
           <w:rFonts w:ascii="Microsoft JhengHei" w:hAnsi="Microsoft JhengHei" w:eastAsia="Microsoft JhengHei"/>
           <w:b w:val="0"/>
-          <w:color w:val="0E7C7B"/>
-          <w:sz w:val="21"/>
+          <w:sz w:val="24"/>
         </w:rPr>
-        <w:t xml:space="preserve">• </w:t>
-      </w:r>
-      <w:r>
-        <w:rPr>
-          <w:rFonts w:ascii="Microsoft JhengHei" w:hAnsi="Microsoft JhengHei" w:eastAsia="Microsoft JhengHei"/>
-          <w:b w:val="0"/>
-          <w:color w:val="1A1A1A"/>
-          <w:sz w:val="20"/>
-        </w:rPr>
-        <w:t>Private 不是個資保險箱；真實學生姓名、出席、成績、聯絡資料、備份 JSON、密碼與金鑰都不要放進 repo。</w:t>
+        <w:t>兩套軟體都裝在使用者資料夾，一般不需要管理員權限；若學校電腦仍被鎖定，請改帶個人筆電，或當天使用我們準備的範例檔照樣能跟上課程。</w:t>
       </w:r>
     </w:p>
     <w:p>
       <w:pPr>
-        <w:pStyle w:val="Heading2"/>
-        <w:keepNext/>
-        <w:spacing w:before="100" w:after="80" w:line="259" w:lineRule="auto"/>
+        <w:spacing w:after="40"/>
       </w:pPr>
       <w:r>
         <w:rPr>
           <w:rFonts w:ascii="Microsoft JhengHei" w:hAnsi="Microsoft JhengHei" w:eastAsia="Microsoft JhengHei"/>
           <w:b/>
-          <w:color w:val="1A1A1A"/>
-          <w:sz w:val="25"/>
+          <w:sz w:val="24"/>
         </w:rPr>
-        <w:t>C-2　安裝 Git</w:t>
+        <w:t>Q5．登入時被學校網路擋下來？</w:t>
       </w:r>
     </w:p>
     <w:p>
       <w:pPr>
-        <w:keepNext w:val="0"/>
-        <w:spacing w:before="0" w:after="60" w:line="259" w:lineRule="auto"/>
+        <w:spacing w:after="120"/>
       </w:pPr>
       <w:r>
         <w:rPr>
           <w:rFonts w:ascii="Microsoft JhengHei" w:hAnsi="Microsoft JhengHei" w:eastAsia="Microsoft JhengHei"/>
           <w:b w:val="0"/>
-          <w:color w:val="1A1A1A"/>
-          <w:sz w:val="21"/>
+          <w:sz w:val="24"/>
         </w:rPr>
-        <w:t>到 git-scm.com 下載 Windows 版並安裝。安裝完成後，重新開啟 PowerShell 或終端機，依序貼上：</w:t>
+        <w:t>請在家先登入一次。當天到教室連上校內網路後，開啟兩套軟體各確認一次；有問題現場舉手，講師與助教會協助。</w:t>
       </w:r>
-    </w:p>
-    <w:tbl>
-      <w:tblPr>
-        <w:tblW w:type="auto" w:w="0"/>
-        <w:jc w:val="center"/>
-        <w:tblLayout w:type="autofit"/>
-        <w:tblLook w:firstColumn="1" w:firstRow="1" w:lastColumn="0" w:lastRow="0" w:noHBand="0" w:noVBand="1" w:val="04A0"/>
-      </w:tblPr>
-      <w:tblGrid>
-        <w:gridCol w:w="10262"/>
-      </w:tblGrid>
-      <w:tr>
-        <w:trPr>
-          <w:tblHeader w:val="true"/>
-        </w:trPr>
-        <w:tc>
-          <w:tcPr>
-            <w:tcW w:type="dxa" w:w="10262"/>
-            <w:vAlign w:val="center"/>
-            <w:shd w:fill="F5F7F8"/>
-            <w:tcBorders>
-              <w:top w:val="single" w:sz="8" w:color="B8CBC9"/>
-              <w:bottom w:val="single" w:sz="8" w:color="B8CBC9"/>
-              <w:left w:val="single" w:sz="8" w:color="B8CBC9"/>
-              <w:right w:val="single" w:sz="8" w:color="B8CBC9"/>
-            </w:tcBorders>
-          </w:tcPr>
-          <w:p>
-            <w:pPr>
-              <w:keepNext w:val="0"/>
-              <w:spacing w:before="0" w:after="20" w:line="259" w:lineRule="auto"/>
-            </w:pPr>
-            <w:r>
-              <w:rPr>
-                <w:rFonts w:ascii="Microsoft JhengHei" w:hAnsi="Microsoft JhengHei" w:eastAsia="Microsoft JhengHei"/>
-                <w:b/>
-                <w:color w:val="0E7C7B"/>
-                <w:sz w:val="20"/>
-              </w:rPr>
-              <w:t xml:space="preserve">驗收指令　</w:t>
-            </w:r>
-            <w:r>
-              <w:rPr>
-                <w:rFonts w:ascii="Microsoft JhengHei" w:hAnsi="Microsoft JhengHei" w:eastAsia="Microsoft JhengHei"/>
-                <w:b w:val="0"/>
-                <w:color w:val="1A1A1A"/>
-                <w:sz w:val="19"/>
-              </w:rPr>
-              <w:t>git --version</w:t>
-              <w:br/>
-              <w:t>git config --global user.name "你的姓名或慣用識別名稱"</w:t>
-              <w:br/>
-              <w:t>git config --global user.email "你的 GitHub 信箱"</w:t>
-              <w:br/>
-              <w:t>git config --global --get user.name</w:t>
-              <w:br/>
-              <w:t>git config --global --get user.email</w:t>
-            </w:r>
-          </w:p>
-        </w:tc>
-      </w:tr>
-    </w:tbl>
-    <w:p>
-      <w:pPr>
-        <w:spacing w:after="0"/>
-      </w:pPr>
     </w:p>
     <w:p>
       <w:pPr>
-        <w:pStyle w:val="Heading2"/>
-        <w:keepNext/>
-        <w:spacing w:before="100" w:after="80" w:line="259" w:lineRule="auto"/>
+        <w:spacing w:after="40"/>
       </w:pPr>
       <w:r>
         <w:rPr>
           <w:rFonts w:ascii="Microsoft JhengHei" w:hAnsi="Microsoft JhengHei" w:eastAsia="Microsoft JhengHei"/>
           <w:b/>
-          <w:color w:val="1A1A1A"/>
-          <w:sz w:val="25"/>
+          <w:sz w:val="24"/>
         </w:rPr>
-        <w:t>C-3　安裝並登入 GitHub CLI</w:t>
+        <w:t>Q6．按「Continue with Google」之後跳錯誤或一直轉？</w:t>
       </w:r>
     </w:p>
     <w:p>
       <w:pPr>
-        <w:keepNext w:val="0"/>
-        <w:spacing w:before="0" w:after="60" w:line="259" w:lineRule="auto"/>
+        <w:spacing w:after="120"/>
       </w:pPr>
       <w:r>
         <w:rPr>
           <w:rFonts w:ascii="Microsoft JhengHei" w:hAnsi="Microsoft JhengHei" w:eastAsia="Microsoft JhengHei"/>
           <w:b w:val="0"/>
-          <w:color w:val="1A1A1A"/>
-          <w:sz w:val="21"/>
+          <w:sz w:val="24"/>
         </w:rPr>
-        <w:t>到 cli.github.com 安裝 GitHub CLI。重新開啟終端機後執行 gh auth login，依畫面選 GitHub.com、HTTPS 與瀏覽器登入；最後執行 gh auth status。GitHub Desktop 可以另外安裝，但它是選配，不能取代這堂課讓 AI 自動建 repo 所需的 GitHub CLI。</w:t>
-      </w:r>
-    </w:p>
-    <w:tbl>
-      <w:tblPr>
-        <w:tblW w:type="auto" w:w="0"/>
-        <w:jc w:val="center"/>
-        <w:tblLayout w:type="autofit"/>
-        <w:tblLook w:firstColumn="1" w:firstRow="1" w:lastColumn="0" w:lastRow="0" w:noHBand="0" w:noVBand="1" w:val="04A0"/>
-      </w:tblPr>
-      <w:tblGrid>
-        <w:gridCol w:w="10262"/>
-      </w:tblGrid>
-      <w:tr>
-        <w:trPr>
-          <w:tblHeader w:val="true"/>
-        </w:trPr>
-        <w:tc>
-          <w:tcPr>
-            <w:tcW w:type="dxa" w:w="10262"/>
-            <w:vAlign w:val="center"/>
-            <w:shd w:fill="EAF4F3"/>
-            <w:tcBorders>
-              <w:top w:val="single" w:sz="8" w:color="B8CBC9"/>
-              <w:bottom w:val="single" w:sz="8" w:color="B8CBC9"/>
-              <w:left w:val="single" w:sz="8" w:color="B8CBC9"/>
-              <w:right w:val="single" w:sz="8" w:color="B8CBC9"/>
-            </w:tcBorders>
-          </w:tcPr>
-          <w:p>
-            <w:pPr>
-              <w:keepNext w:val="0"/>
-              <w:spacing w:before="0" w:after="20" w:line="259" w:lineRule="auto"/>
-            </w:pPr>
-            <w:r>
-              <w:rPr>
-                <w:rFonts w:ascii="Microsoft JhengHei" w:hAnsi="Microsoft JhengHei" w:eastAsia="Microsoft JhengHei"/>
-                <w:b/>
-                <w:color w:val="0E7C7B"/>
-                <w:sz w:val="20"/>
-              </w:rPr>
-              <w:t xml:space="preserve">通過訊號　</w:t>
-            </w:r>
-            <w:r>
-              <w:rPr>
-                <w:rFonts w:ascii="Microsoft JhengHei" w:hAnsi="Microsoft JhengHei" w:eastAsia="Microsoft JhengHei"/>
-                <w:b w:val="0"/>
-                <w:color w:val="1A1A1A"/>
-                <w:sz w:val="19"/>
-              </w:rPr>
-              <w:t>git --version 顯示版本；Git 作者姓名與 email 都有值；gh auth status 顯示已登入自己的 GitHub 帳號。第二台電腦也要先完成同樣的 Git 與 GitHub 登入，才能讀取 Private repo。</w:t>
-            </w:r>
-          </w:p>
-        </w:tc>
-      </w:tr>
-    </w:tbl>
-    <w:p>
-      <w:pPr>
-        <w:spacing w:after="0"/>
-      </w:pPr>
-    </w:p>
-    <w:p>
-      <w:r>
-        <w:br w:type="page"/>
+        <w:t>先換成個人的 @gmail.com 再登一次；學校配發的帳號（Workspace）有時會被管理端限制。</w:t>
       </w:r>
     </w:p>
     <w:p>
       <w:pPr>
-        <w:pStyle w:val="Heading1"/>
-        <w:keepNext/>
-        <w:spacing w:before="140" w:after="80" w:line="259" w:lineRule="auto"/>
-        <w:pBdr>
-          <w:bottom w:val="single" w:sz="10" w:space="4" w:color="D9A441"/>
-        </w:pBdr>
-      </w:pPr>
-      <w:r>
-        <w:rPr>
-          <w:rFonts w:ascii="Microsoft JhengHei" w:hAnsi="Microsoft JhengHei" w:eastAsia="Microsoft JhengHei"/>
-          <w:b/>
-          <w:color w:val="0E7C7B"/>
-          <w:sz w:val="32"/>
-        </w:rPr>
-        <w:t>四、建立 club2026，讓兩個 AI 開同一個資料夾</w:t>
-      </w:r>
-    </w:p>
-    <w:p>
-      <w:pPr>
-        <w:keepNext/>
-        <w:spacing w:before="100" w:after="40" w:line="259" w:lineRule="auto"/>
-      </w:pPr>
-      <w:r>
-        <w:rPr>
-          <w:rFonts w:ascii="Microsoft JhengHei" w:hAnsi="Microsoft JhengHei" w:eastAsia="Microsoft JhengHei"/>
-          <w:b/>
-          <w:color w:val="D9A441"/>
-          <w:sz w:val="22"/>
-        </w:rPr>
-        <w:t>D-1｜</w:t>
-      </w:r>
-      <w:r>
-        <w:rPr>
-          <w:rFonts w:ascii="Microsoft JhengHei" w:hAnsi="Microsoft JhengHei" w:eastAsia="Microsoft JhengHei"/>
-          <w:b/>
-          <w:color w:val="1A1A1A"/>
-          <w:sz w:val="22"/>
-        </w:rPr>
-        <w:t>解壓教材包</w:t>
-      </w:r>
-    </w:p>
-    <w:p>
-      <w:pPr>
-        <w:keepNext w:val="0"/>
-        <w:spacing w:before="0" w:after="60" w:line="259" w:lineRule="auto"/>
+        <w:spacing w:after="0"/>
+        <w:jc w:val="center"/>
       </w:pPr>
       <w:r>
         <w:rPr>
           <w:rFonts w:ascii="Microsoft JhengHei" w:hAnsi="Microsoft JhengHei" w:eastAsia="Microsoft JhengHei"/>
           <w:b w:val="0"/>
-          <w:color w:val="1A1A1A"/>
-          <w:sz w:val="21"/>
-        </w:rPr>
-        <w:t>把行前信中的教材包 ZIP 下載到本機，按右鍵選「解壓縮全部」。不要把 ZIP 原封不動丟進專案資料夾。</w:t>
-      </w:r>
-    </w:p>
-    <w:p>
-      <w:pPr>
-        <w:keepNext/>
-        <w:spacing w:before="100" w:after="40" w:line="259" w:lineRule="auto"/>
-      </w:pPr>
-      <w:r>
-        <w:rPr>
-          <w:rFonts w:ascii="Microsoft JhengHei" w:hAnsi="Microsoft JhengHei" w:eastAsia="Microsoft JhengHei"/>
-          <w:b/>
-          <w:color w:val="D9A441"/>
+          <w:color w:val="64748B"/>
           <w:sz w:val="22"/>
         </w:rPr>
-        <w:t>D-2｜</w:t>
-      </w:r>
-      <w:r>
-        <w:rPr>
-          <w:rFonts w:ascii="Microsoft JhengHei" w:hAnsi="Microsoft JhengHei" w:eastAsia="Microsoft JhengHei"/>
-          <w:b/>
-          <w:color w:val="1A1A1A"/>
-          <w:sz w:val="22"/>
-        </w:rPr>
-        <w:t>建立專案資料夾</w:t>
-      </w:r>
-    </w:p>
-    <w:p>
-      <w:pPr>
-        <w:keepNext w:val="0"/>
-        <w:spacing w:before="0" w:after="60" w:line="259" w:lineRule="auto"/>
-      </w:pPr>
-      <w:r>
-        <w:rPr>
-          <w:rFonts w:ascii="Microsoft JhengHei" w:hAnsi="Microsoft JhengHei" w:eastAsia="Microsoft JhengHei"/>
-          <w:b w:val="0"/>
-          <w:color w:val="1A1A1A"/>
-          <w:sz w:val="21"/>
-        </w:rPr>
-        <w:t>在本機建立 club2026。若桌面實際位於 OneDrive、Google 雲端硬碟或 Dropbox，請改放在不會自動同步的位置，避免同步程式和 AI 同時改檔。</w:t>
-      </w:r>
-    </w:p>
-    <w:p>
-      <w:pPr>
-        <w:keepNext/>
-        <w:spacing w:before="100" w:after="40" w:line="259" w:lineRule="auto"/>
-      </w:pPr>
-      <w:r>
-        <w:rPr>
-          <w:rFonts w:ascii="Microsoft JhengHei" w:hAnsi="Microsoft JhengHei" w:eastAsia="Microsoft JhengHei"/>
-          <w:b/>
-          <w:color w:val="D9A441"/>
-          <w:sz w:val="22"/>
-        </w:rPr>
-        <w:t>D-3｜</w:t>
-      </w:r>
-      <w:r>
-        <w:rPr>
-          <w:rFonts w:ascii="Microsoft JhengHei" w:hAnsi="Microsoft JhengHei" w:eastAsia="Microsoft JhengHei"/>
-          <w:b/>
-          <w:color w:val="1A1A1A"/>
-          <w:sz w:val="22"/>
-        </w:rPr>
-        <w:t>把三類資料放進去</w:t>
-      </w:r>
-    </w:p>
-    <w:p>
-      <w:pPr>
-        <w:keepNext w:val="0"/>
-        <w:spacing w:before="0" w:after="60" w:line="259" w:lineRule="auto"/>
-      </w:pPr>
-      <w:r>
-        <w:rPr>
-          <w:rFonts w:ascii="Microsoft JhengHei" w:hAnsi="Microsoft JhengHei" w:eastAsia="Microsoft JhengHei"/>
-          <w:b w:val="0"/>
-          <w:color w:val="1A1A1A"/>
-          <w:sz w:val="21"/>
-        </w:rPr>
-        <w:t>將解壓後教材包的全部內容複製進 club2026；再放入本校去除個資的社團計畫書，以及基金會成果報告書範本。完成後，club2026 應直接看得到 index.html、style.css、app.js 與其他教材檔。</w:t>
-      </w:r>
-    </w:p>
-    <w:tbl>
-      <w:tblPr>
-        <w:tblW w:type="auto" w:w="0"/>
-        <w:jc w:val="center"/>
-        <w:tblLayout w:type="autofit"/>
-        <w:tblLook w:firstColumn="1" w:firstRow="1" w:lastColumn="0" w:lastRow="0" w:noHBand="0" w:noVBand="1" w:val="04A0"/>
-      </w:tblPr>
-      <w:tblGrid>
-        <w:gridCol w:w="10262"/>
-      </w:tblGrid>
-      <w:tr>
-        <w:trPr>
-          <w:tblHeader w:val="true"/>
-        </w:trPr>
-        <w:tc>
-          <w:tcPr>
-            <w:tcW w:type="dxa" w:w="10262"/>
-            <w:vAlign w:val="center"/>
-            <w:shd w:fill="FFF3D6"/>
-            <w:tcBorders>
-              <w:top w:val="single" w:sz="8" w:color="B8CBC9"/>
-              <w:bottom w:val="single" w:sz="8" w:color="B8CBC9"/>
-              <w:left w:val="single" w:sz="8" w:color="B8CBC9"/>
-              <w:right w:val="single" w:sz="8" w:color="B8CBC9"/>
-            </w:tcBorders>
-          </w:tcPr>
-          <w:p>
-            <w:pPr>
-              <w:keepNext w:val="0"/>
-              <w:spacing w:before="0" w:after="20" w:line="259" w:lineRule="auto"/>
-            </w:pPr>
-            <w:r>
-              <w:rPr>
-                <w:rFonts w:ascii="Microsoft JhengHei" w:hAnsi="Microsoft JhengHei" w:eastAsia="Microsoft JhengHei"/>
-                <w:b/>
-                <w:color w:val="0E7C7B"/>
-                <w:sz w:val="20"/>
-              </w:rPr>
-              <w:t xml:space="preserve">個資煞車　</w:t>
-            </w:r>
-            <w:r>
-              <w:rPr>
-                <w:rFonts w:ascii="Microsoft JhengHei" w:hAnsi="Microsoft JhengHei" w:eastAsia="Microsoft JhengHei"/>
-                <w:b w:val="0"/>
-                <w:color w:val="1A1A1A"/>
-                <w:sz w:val="19"/>
-              </w:rPr>
-              <w:t>計畫書若含學生姓名、私人電話、住址或其他不適合交給 AI 的內容，先另存一份去除個資的副本。真實名單、出席、成績、聯絡資料與備份 JSON 留在學校核准的受控位置。</w:t>
-            </w:r>
-          </w:p>
-        </w:tc>
-      </w:tr>
-    </w:tbl>
-    <w:p>
-      <w:pPr>
-        <w:spacing w:after="0"/>
-      </w:pPr>
-    </w:p>
-    <w:p>
-      <w:pPr>
-        <w:keepNext/>
-        <w:spacing w:before="100" w:after="40" w:line="259" w:lineRule="auto"/>
-      </w:pPr>
-      <w:r>
-        <w:rPr>
-          <w:rFonts w:ascii="Microsoft JhengHei" w:hAnsi="Microsoft JhengHei" w:eastAsia="Microsoft JhengHei"/>
-          <w:b/>
-          <w:color w:val="D9A441"/>
-          <w:sz w:val="22"/>
-        </w:rPr>
-        <w:t>D-4｜</w:t>
-      </w:r>
-      <w:r>
-        <w:rPr>
-          <w:rFonts w:ascii="Microsoft JhengHei" w:hAnsi="Microsoft JhengHei" w:eastAsia="Microsoft JhengHei"/>
-          <w:b/>
-          <w:color w:val="1A1A1A"/>
-          <w:sz w:val="22"/>
-        </w:rPr>
-        <w:t>用 Codex 開啟整個 club2026</w:t>
-      </w:r>
-    </w:p>
-    <w:p>
-      <w:pPr>
-        <w:keepNext w:val="0"/>
-        <w:spacing w:before="0" w:after="60" w:line="259" w:lineRule="auto"/>
-      </w:pPr>
-      <w:r>
-        <w:rPr>
-          <w:rFonts w:ascii="Microsoft JhengHei" w:hAnsi="Microsoft JhengHei" w:eastAsia="Microsoft JhengHei"/>
-          <w:b w:val="0"/>
-          <w:color w:val="1A1A1A"/>
-          <w:sz w:val="21"/>
-        </w:rPr>
-        <w:t>開啟 ChatGPT 桌面版並切到 Codex。從輸入區附近的資料夾圖示或目前專案位置選擇 club2026 本身。不要只開其中一份 Word／PDF，也不要只把檔案上傳到聊天視窗。</w:t>
-      </w:r>
-    </w:p>
-    <w:p>
-      <w:pPr>
-        <w:keepNext/>
-        <w:spacing w:before="100" w:after="40" w:line="259" w:lineRule="auto"/>
-      </w:pPr>
-      <w:r>
-        <w:rPr>
-          <w:rFonts w:ascii="Microsoft JhengHei" w:hAnsi="Microsoft JhengHei" w:eastAsia="Microsoft JhengHei"/>
-          <w:b/>
-          <w:color w:val="D9A441"/>
-          <w:sz w:val="22"/>
-        </w:rPr>
-        <w:t>D-5｜</w:t>
-      </w:r>
-      <w:r>
-        <w:rPr>
-          <w:rFonts w:ascii="Microsoft JhengHei" w:hAnsi="Microsoft JhengHei" w:eastAsia="Microsoft JhengHei"/>
-          <w:b/>
-          <w:color w:val="1A1A1A"/>
-          <w:sz w:val="22"/>
-        </w:rPr>
-        <w:t>用 Antigravity 開啟同一個 club2026</w:t>
-      </w:r>
-    </w:p>
-    <w:p>
-      <w:pPr>
-        <w:keepNext w:val="0"/>
-        <w:spacing w:before="0" w:after="60" w:line="259" w:lineRule="auto"/>
-      </w:pPr>
-      <w:r>
-        <w:rPr>
-          <w:rFonts w:ascii="Microsoft JhengHei" w:hAnsi="Microsoft JhengHei" w:eastAsia="Microsoft JhengHei"/>
-          <w:b w:val="0"/>
-          <w:color w:val="1A1A1A"/>
-          <w:sz w:val="21"/>
-        </w:rPr>
-        <w:t>在 Antigravity 使用資料夾圖示、目前資料夾名稱，或 File → Open Folder，選擇同一個 club2026。兩邊名稱相同仍不夠，完整路徑也要相同。</w:t>
-      </w:r>
-    </w:p>
-    <w:p>
-      <w:pPr>
-        <w:keepNext/>
-        <w:spacing w:before="100" w:after="40" w:line="259" w:lineRule="auto"/>
-      </w:pPr>
-      <w:r>
-        <w:rPr>
-          <w:rFonts w:ascii="Microsoft JhengHei" w:hAnsi="Microsoft JhengHei" w:eastAsia="Microsoft JhengHei"/>
-          <w:b/>
-          <w:color w:val="D9A441"/>
-          <w:sz w:val="22"/>
-        </w:rPr>
-        <w:t>D-6｜</w:t>
-      </w:r>
-      <w:r>
-        <w:rPr>
-          <w:rFonts w:ascii="Microsoft JhengHei" w:hAnsi="Microsoft JhengHei" w:eastAsia="Microsoft JhengHei"/>
-          <w:b/>
-          <w:color w:val="1A1A1A"/>
-          <w:sz w:val="22"/>
-        </w:rPr>
-        <w:t>跑 60 秒唯讀測試</w:t>
-      </w:r>
-    </w:p>
-    <w:p>
-      <w:pPr>
-        <w:keepNext w:val="0"/>
-        <w:spacing w:before="0" w:after="60" w:line="259" w:lineRule="auto"/>
-      </w:pPr>
-      <w:r>
-        <w:rPr>
-          <w:rFonts w:ascii="Microsoft JhengHei" w:hAnsi="Microsoft JhengHei" w:eastAsia="Microsoft JhengHei"/>
-          <w:b w:val="0"/>
-          <w:color w:val="1A1A1A"/>
-          <w:sz w:val="21"/>
-        </w:rPr>
-        <w:t>在 Codex 與 Antigravity 各貼一次下面這段。兩邊列出的資料夾名稱、檔名與計畫書標題必須一致。</w:t>
-      </w:r>
-    </w:p>
-    <w:tbl>
-      <w:tblPr>
-        <w:tblW w:type="auto" w:w="0"/>
-        <w:jc w:val="center"/>
-        <w:tblLayout w:type="autofit"/>
-        <w:tblLook w:firstColumn="1" w:firstRow="1" w:lastColumn="0" w:lastRow="0" w:noHBand="0" w:noVBand="1" w:val="04A0"/>
-      </w:tblPr>
-      <w:tblGrid>
-        <w:gridCol w:w="10262"/>
-      </w:tblGrid>
-      <w:tr>
-        <w:trPr>
-          <w:tblHeader w:val="true"/>
-        </w:trPr>
-        <w:tc>
-          <w:tcPr>
-            <w:tcW w:type="dxa" w:w="10262"/>
-            <w:vAlign w:val="center"/>
-            <w:shd w:fill="EAF4F3"/>
-            <w:tcBorders>
-              <w:top w:val="single" w:sz="8" w:color="B8CBC9"/>
-              <w:bottom w:val="single" w:sz="8" w:color="B8CBC9"/>
-              <w:left w:val="single" w:sz="8" w:color="B8CBC9"/>
-              <w:right w:val="single" w:sz="8" w:color="B8CBC9"/>
-            </w:tcBorders>
-          </w:tcPr>
-          <w:p>
-            <w:pPr>
-              <w:keepNext w:val="0"/>
-              <w:spacing w:before="0" w:after="20" w:line="259" w:lineRule="auto"/>
-            </w:pPr>
-            <w:r>
-              <w:rPr>
-                <w:rFonts w:ascii="Microsoft JhengHei" w:hAnsi="Microsoft JhengHei" w:eastAsia="Microsoft JhengHei"/>
-                <w:b/>
-                <w:color w:val="0E7C7B"/>
-                <w:sz w:val="20"/>
-              </w:rPr>
-              <w:t xml:space="preserve">通過訊號　</w:t>
-            </w:r>
-            <w:r>
-              <w:rPr>
-                <w:rFonts w:ascii="Microsoft JhengHei" w:hAnsi="Microsoft JhengHei" w:eastAsia="Microsoft JhengHei"/>
-                <w:b w:val="0"/>
-                <w:color w:val="1A1A1A"/>
-                <w:sz w:val="19"/>
-              </w:rPr>
-              <w:t>兩個 AI 都讀得到 club2026、index.html、去識別計畫書與官方範本，而且測試過程沒有新增或修改檔案。</w:t>
-            </w:r>
-          </w:p>
-        </w:tc>
-      </w:tr>
-    </w:tbl>
-    <w:p>
-      <w:pPr>
-        <w:spacing w:after="0"/>
-      </w:pPr>
-    </w:p>
-    <w:tbl>
-      <w:tblPr>
-        <w:tblW w:type="auto" w:w="0"/>
-        <w:jc w:val="center"/>
-        <w:tblLayout w:type="autofit"/>
-        <w:tblLook w:firstColumn="1" w:firstRow="1" w:lastColumn="0" w:lastRow="0" w:noHBand="0" w:noVBand="1" w:val="04A0"/>
-      </w:tblPr>
-      <w:tblGrid>
-        <w:gridCol w:w="10262"/>
-      </w:tblGrid>
-      <w:tr>
-        <w:trPr>
-          <w:tblHeader w:val="true"/>
-        </w:trPr>
-        <w:tc>
-          <w:tcPr>
-            <w:tcW w:type="dxa" w:w="10262"/>
-            <w:vAlign w:val="center"/>
-            <w:shd w:fill="F5F7F8"/>
-            <w:tcBorders>
-              <w:top w:val="single" w:sz="8" w:color="B8CBC9"/>
-              <w:bottom w:val="single" w:sz="8" w:color="B8CBC9"/>
-              <w:left w:val="single" w:sz="8" w:color="B8CBC9"/>
-              <w:right w:val="single" w:sz="8" w:color="B8CBC9"/>
-            </w:tcBorders>
-          </w:tcPr>
-          <w:p>
-            <w:pPr>
-              <w:keepNext w:val="0"/>
-              <w:spacing w:before="0" w:after="20" w:line="259" w:lineRule="auto"/>
-            </w:pPr>
-            <w:r>
-              <w:rPr>
-                <w:rFonts w:ascii="Microsoft JhengHei" w:hAnsi="Microsoft JhengHei" w:eastAsia="Microsoft JhengHei"/>
-                <w:b/>
-                <w:color w:val="0E7C7B"/>
-                <w:sz w:val="20"/>
-              </w:rPr>
-              <w:t xml:space="preserve">測試提示詞　</w:t>
-            </w:r>
-            <w:r>
-              <w:rPr>
-                <w:rFonts w:ascii="Microsoft JhengHei" w:hAnsi="Microsoft JhengHei" w:eastAsia="Microsoft JhengHei"/>
-                <w:b w:val="0"/>
-                <w:color w:val="1A1A1A"/>
-                <w:sz w:val="19"/>
-              </w:rPr>
-              <w:t>請先告訴我目前開啟的資料夾名稱，再列出裡面所有檔名，一個一行。找出我的社團計畫書，讀第一頁並逐字回報正式標題。這次只讀，不要新增、修改或刪除任何檔案；看不到就直接說卡在哪裡，不要猜。</w:t>
-            </w:r>
-          </w:p>
-        </w:tc>
-      </w:tr>
-    </w:tbl>
-    <w:p>
-      <w:pPr>
-        <w:spacing w:after="0"/>
-      </w:pPr>
-    </w:p>
-    <w:p>
-      <w:r>
-        <w:br w:type="page"/>
-      </w:r>
-    </w:p>
-    <w:p>
-      <w:pPr>
-        <w:pStyle w:val="Heading1"/>
-        <w:keepNext/>
-        <w:spacing w:before="140" w:after="80" w:line="259" w:lineRule="auto"/>
-        <w:pBdr>
-          <w:bottom w:val="single" w:sz="10" w:space="4" w:color="D9A441"/>
-        </w:pBdr>
-      </w:pPr>
-      <w:r>
-        <w:rPr>
-          <w:rFonts w:ascii="Microsoft JhengHei" w:hAnsi="Microsoft JhengHei" w:eastAsia="Microsoft JhengHei"/>
-          <w:b/>
-          <w:color w:val="0E7C7B"/>
-          <w:sz w:val="32"/>
-        </w:rPr>
-        <w:t>五、卡住時照這張表排除</w:t>
-      </w:r>
-    </w:p>
-    <w:tbl>
-      <w:tblPr>
-        <w:tblW w:type="auto" w:w="0"/>
-        <w:jc w:val="center"/>
-        <w:tblLayout w:type="fixed"/>
-        <w:tblLook w:firstColumn="1" w:firstRow="1" w:lastColumn="0" w:lastRow="0" w:noHBand="0" w:noVBand="1" w:val="04A0"/>
-      </w:tblPr>
-      <w:tblGrid>
-        <w:gridCol w:w="5131"/>
-        <w:gridCol w:w="5131"/>
-      </w:tblGrid>
-      <w:tr>
-        <w:trPr>
-          <w:tblHeader w:val="true"/>
-        </w:trPr>
-        <w:tc>
-          <w:tcPr>
-            <w:tcW w:type="dxa" w:w="3402"/>
-            <w:shd w:fill="0E7C7B"/>
-          </w:tcPr>
-          <w:p>
-            <w:r>
-              <w:rPr>
-                <w:rFonts w:ascii="Microsoft JhengHei" w:hAnsi="Microsoft JhengHei" w:eastAsia="Microsoft JhengHei"/>
-                <w:b/>
-                <w:color w:val="FFFFFF"/>
-                <w:sz w:val="19"/>
-              </w:rPr>
-              <w:t>看到的狀況</w:t>
-            </w:r>
-          </w:p>
-        </w:tc>
-        <w:tc>
-          <w:tcPr>
-            <w:tcW w:type="dxa" w:w="6520"/>
-            <w:shd w:fill="0E7C7B"/>
-          </w:tcPr>
-          <w:p>
-            <w:r>
-              <w:rPr>
-                <w:rFonts w:ascii="Microsoft JhengHei" w:hAnsi="Microsoft JhengHei" w:eastAsia="Microsoft JhengHei"/>
-                <w:b/>
-                <w:color w:val="FFFFFF"/>
-                <w:sz w:val="19"/>
-              </w:rPr>
-              <w:t>處理方式</w:t>
-            </w:r>
-          </w:p>
-        </w:tc>
-      </w:tr>
-      <w:tr>
-        <w:tc>
-          <w:tcPr>
-            <w:tcW w:type="dxa" w:w="3402"/>
-            <w:tcBorders>
-              <w:top w:val="single" w:sz="6" w:color="B8CBC9"/>
-              <w:bottom w:val="single" w:sz="6" w:color="B8CBC9"/>
-              <w:left w:val="single" w:sz="6" w:color="B8CBC9"/>
-              <w:right w:val="single" w:sz="6" w:color="B8CBC9"/>
-            </w:tcBorders>
-          </w:tcPr>
-          <w:p>
-            <w:r>
-              <w:rPr>
-                <w:rFonts w:ascii="Microsoft JhengHei" w:hAnsi="Microsoft JhengHei" w:eastAsia="Microsoft JhengHei"/>
-                <w:b/>
-                <w:color w:val="0E7C7B"/>
-                <w:sz w:val="18"/>
-              </w:rPr>
-              <w:t>Microsoft Store 找不到官方 ChatGPT</w:t>
-            </w:r>
-          </w:p>
-        </w:tc>
-        <w:tc>
-          <w:tcPr>
-            <w:tcW w:type="dxa" w:w="6520"/>
-            <w:tcBorders>
-              <w:top w:val="single" w:sz="6" w:color="B8CBC9"/>
-              <w:bottom w:val="single" w:sz="6" w:color="B8CBC9"/>
-              <w:left w:val="single" w:sz="6" w:color="B8CBC9"/>
-              <w:right w:val="single" w:sz="6" w:color="B8CBC9"/>
-            </w:tcBorders>
-          </w:tcPr>
-          <w:p>
-            <w:r>
-              <w:rPr>
-                <w:rFonts w:ascii="Microsoft JhengHei" w:hAnsi="Microsoft JhengHei" w:eastAsia="Microsoft JhengHei"/>
-                <w:b w:val="0"/>
-                <w:color w:val="1A1A1A"/>
-                <w:sz w:val="18"/>
-              </w:rPr>
-              <w:t>先更新 Windows；也可改從 chatgpt.com/download 進入官方下載頁。不要從搜尋廣告或第三方下載站取得安裝檔。</w:t>
-            </w:r>
-          </w:p>
-        </w:tc>
-      </w:tr>
-      <w:tr>
-        <w:tc>
-          <w:tcPr>
-            <w:tcW w:type="dxa" w:w="3402"/>
-            <w:tcBorders>
-              <w:top w:val="single" w:sz="6" w:color="B8CBC9"/>
-              <w:bottom w:val="single" w:sz="6" w:color="B8CBC9"/>
-              <w:left w:val="single" w:sz="6" w:color="B8CBC9"/>
-              <w:right w:val="single" w:sz="6" w:color="B8CBC9"/>
-            </w:tcBorders>
-          </w:tcPr>
-          <w:p>
-            <w:r>
-              <w:rPr>
-                <w:rFonts w:ascii="Microsoft JhengHei" w:hAnsi="Microsoft JhengHei" w:eastAsia="Microsoft JhengHei"/>
-                <w:b/>
-                <w:color w:val="0E7C7B"/>
-                <w:sz w:val="18"/>
-              </w:rPr>
-              <w:t>Antigravity 安裝後沒跳出</w:t>
-            </w:r>
-          </w:p>
-        </w:tc>
-        <w:tc>
-          <w:tcPr>
-            <w:tcW w:type="dxa" w:w="6520"/>
-            <w:tcBorders>
-              <w:top w:val="single" w:sz="6" w:color="B8CBC9"/>
-              <w:bottom w:val="single" w:sz="6" w:color="B8CBC9"/>
-              <w:left w:val="single" w:sz="6" w:color="B8CBC9"/>
-              <w:right w:val="single" w:sz="6" w:color="B8CBC9"/>
-            </w:tcBorders>
-          </w:tcPr>
-          <w:p>
-            <w:r>
-              <w:rPr>
-                <w:rFonts w:ascii="Microsoft JhengHei" w:hAnsi="Microsoft JhengHei" w:eastAsia="Microsoft JhengHei"/>
-                <w:b w:val="0"/>
-                <w:color w:val="1A1A1A"/>
-                <w:sz w:val="18"/>
-              </w:rPr>
-              <w:t>等 1–2 分鐘，再從 Windows「開始」搜尋 Antigravity。超過 5 分鐘仍無反應，重新下載官方安裝檔。</w:t>
-            </w:r>
-          </w:p>
-        </w:tc>
-      </w:tr>
-      <w:tr>
-        <w:tc>
-          <w:tcPr>
-            <w:tcW w:type="dxa" w:w="3402"/>
-            <w:tcBorders>
-              <w:top w:val="single" w:sz="6" w:color="B8CBC9"/>
-              <w:bottom w:val="single" w:sz="6" w:color="B8CBC9"/>
-              <w:left w:val="single" w:sz="6" w:color="B8CBC9"/>
-              <w:right w:val="single" w:sz="6" w:color="B8CBC9"/>
-            </w:tcBorders>
-          </w:tcPr>
-          <w:p>
-            <w:r>
-              <w:rPr>
-                <w:rFonts w:ascii="Microsoft JhengHei" w:hAnsi="Microsoft JhengHei" w:eastAsia="Microsoft JhengHei"/>
-                <w:b/>
-                <w:color w:val="0E7C7B"/>
-                <w:sz w:val="18"/>
-              </w:rPr>
-              <w:t>公務電腦不能安裝</w:t>
-            </w:r>
-          </w:p>
-        </w:tc>
-        <w:tc>
-          <w:tcPr>
-            <w:tcW w:type="dxa" w:w="6520"/>
-            <w:tcBorders>
-              <w:top w:val="single" w:sz="6" w:color="B8CBC9"/>
-              <w:bottom w:val="single" w:sz="6" w:color="B8CBC9"/>
-              <w:left w:val="single" w:sz="6" w:color="B8CBC9"/>
-              <w:right w:val="single" w:sz="6" w:color="B8CBC9"/>
-            </w:tcBorders>
-          </w:tcPr>
-          <w:p>
-            <w:r>
-              <w:rPr>
-                <w:rFonts w:ascii="Microsoft JhengHei" w:hAnsi="Microsoft JhengHei" w:eastAsia="Microsoft JhengHei"/>
-                <w:b w:val="0"/>
-                <w:color w:val="1A1A1A"/>
-                <w:sz w:val="18"/>
-              </w:rPr>
-              <w:t>改用有安裝權限的個人筆電。課後才遇到問題時，不要只等講師現場救援，依本講義重做並保留完整錯誤訊息。</w:t>
-            </w:r>
-          </w:p>
-        </w:tc>
-      </w:tr>
-      <w:tr>
-        <w:tc>
-          <w:tcPr>
-            <w:tcW w:type="dxa" w:w="3402"/>
-            <w:tcBorders>
-              <w:top w:val="single" w:sz="6" w:color="B8CBC9"/>
-              <w:bottom w:val="single" w:sz="6" w:color="B8CBC9"/>
-              <w:left w:val="single" w:sz="6" w:color="B8CBC9"/>
-              <w:right w:val="single" w:sz="6" w:color="B8CBC9"/>
-            </w:tcBorders>
-          </w:tcPr>
-          <w:p>
-            <w:r>
-              <w:rPr>
-                <w:rFonts w:ascii="Microsoft JhengHei" w:hAnsi="Microsoft JhengHei" w:eastAsia="Microsoft JhengHei"/>
-                <w:b/>
-                <w:color w:val="0E7C7B"/>
-                <w:sz w:val="18"/>
-              </w:rPr>
-              <w:t>兩個 AI 都叫 club2026，內容卻不同</w:t>
-            </w:r>
-          </w:p>
-        </w:tc>
-        <w:tc>
-          <w:tcPr>
-            <w:tcW w:type="dxa" w:w="6520"/>
-            <w:tcBorders>
-              <w:top w:val="single" w:sz="6" w:color="B8CBC9"/>
-              <w:bottom w:val="single" w:sz="6" w:color="B8CBC9"/>
-              <w:left w:val="single" w:sz="6" w:color="B8CBC9"/>
-              <w:right w:val="single" w:sz="6" w:color="B8CBC9"/>
-            </w:tcBorders>
-          </w:tcPr>
-          <w:p>
-            <w:r>
-              <w:rPr>
-                <w:rFonts w:ascii="Microsoft JhengHei" w:hAnsi="Microsoft JhengHei" w:eastAsia="Microsoft JhengHei"/>
-                <w:b w:val="0"/>
-                <w:color w:val="1A1A1A"/>
-                <w:sz w:val="18"/>
-              </w:rPr>
-              <w:t>電腦可能有兩個同名資料夾。到檔案總管網址列複製完整路徑，逐字核對。</w:t>
-            </w:r>
-          </w:p>
-        </w:tc>
-      </w:tr>
-      <w:tr>
-        <w:tc>
-          <w:tcPr>
-            <w:tcW w:type="dxa" w:w="3402"/>
-            <w:tcBorders>
-              <w:top w:val="single" w:sz="6" w:color="B8CBC9"/>
-              <w:bottom w:val="single" w:sz="6" w:color="B8CBC9"/>
-              <w:left w:val="single" w:sz="6" w:color="B8CBC9"/>
-              <w:right w:val="single" w:sz="6" w:color="B8CBC9"/>
-            </w:tcBorders>
-          </w:tcPr>
-          <w:p>
-            <w:r>
-              <w:rPr>
-                <w:rFonts w:ascii="Microsoft JhengHei" w:hAnsi="Microsoft JhengHei" w:eastAsia="Microsoft JhengHei"/>
-                <w:b/>
-                <w:color w:val="0E7C7B"/>
-                <w:sz w:val="18"/>
-              </w:rPr>
-              <w:t>Git 第一個 commit 失敗</w:t>
-            </w:r>
-          </w:p>
-        </w:tc>
-        <w:tc>
-          <w:tcPr>
-            <w:tcW w:type="dxa" w:w="6520"/>
-            <w:tcBorders>
-              <w:top w:val="single" w:sz="6" w:color="B8CBC9"/>
-              <w:bottom w:val="single" w:sz="6" w:color="B8CBC9"/>
-              <w:left w:val="single" w:sz="6" w:color="B8CBC9"/>
-              <w:right w:val="single" w:sz="6" w:color="B8CBC9"/>
-            </w:tcBorders>
-          </w:tcPr>
-          <w:p>
-            <w:r>
-              <w:rPr>
-                <w:rFonts w:ascii="Microsoft JhengHei" w:hAnsi="Microsoft JhengHei" w:eastAsia="Microsoft JhengHei"/>
-                <w:b w:val="0"/>
-                <w:color w:val="1A1A1A"/>
-                <w:sz w:val="18"/>
-              </w:rPr>
-              <w:t>先執行 git config --global --get user.name 與 user.email；缺值就依 C-2 設定。</w:t>
-            </w:r>
-          </w:p>
-        </w:tc>
-      </w:tr>
-      <w:tr>
-        <w:tc>
-          <w:tcPr>
-            <w:tcW w:type="dxa" w:w="3402"/>
-            <w:tcBorders>
-              <w:top w:val="single" w:sz="6" w:color="B8CBC9"/>
-              <w:bottom w:val="single" w:sz="6" w:color="B8CBC9"/>
-              <w:left w:val="single" w:sz="6" w:color="B8CBC9"/>
-              <w:right w:val="single" w:sz="6" w:color="B8CBC9"/>
-            </w:tcBorders>
-          </w:tcPr>
-          <w:p>
-            <w:r>
-              <w:rPr>
-                <w:rFonts w:ascii="Microsoft JhengHei" w:hAnsi="Microsoft JhengHei" w:eastAsia="Microsoft JhengHei"/>
-                <w:b/>
-                <w:color w:val="0E7C7B"/>
-                <w:sz w:val="18"/>
-              </w:rPr>
-              <w:t>gh auth status 未登入</w:t>
-            </w:r>
-          </w:p>
-        </w:tc>
-        <w:tc>
-          <w:tcPr>
-            <w:tcW w:type="dxa" w:w="6520"/>
-            <w:tcBorders>
-              <w:top w:val="single" w:sz="6" w:color="B8CBC9"/>
-              <w:bottom w:val="single" w:sz="6" w:color="B8CBC9"/>
-              <w:left w:val="single" w:sz="6" w:color="B8CBC9"/>
-              <w:right w:val="single" w:sz="6" w:color="B8CBC9"/>
-            </w:tcBorders>
-          </w:tcPr>
-          <w:p>
-            <w:r>
-              <w:rPr>
-                <w:rFonts w:ascii="Microsoft JhengHei" w:hAnsi="Microsoft JhengHei" w:eastAsia="Microsoft JhengHei"/>
-                <w:b w:val="0"/>
-                <w:color w:val="1A1A1A"/>
-                <w:sz w:val="18"/>
-              </w:rPr>
-              <w:t>重新執行 gh auth login，完成瀏覽器授權，再回終端機重跑 gh auth status。</w:t>
-            </w:r>
-          </w:p>
-        </w:tc>
-      </w:tr>
-      <w:tr>
-        <w:tc>
-          <w:tcPr>
-            <w:tcW w:type="dxa" w:w="3402"/>
-            <w:tcBorders>
-              <w:top w:val="single" w:sz="6" w:color="B8CBC9"/>
-              <w:bottom w:val="single" w:sz="6" w:color="B8CBC9"/>
-              <w:left w:val="single" w:sz="6" w:color="B8CBC9"/>
-              <w:right w:val="single" w:sz="6" w:color="B8CBC9"/>
-            </w:tcBorders>
-          </w:tcPr>
-          <w:p>
-            <w:r>
-              <w:rPr>
-                <w:rFonts w:ascii="Microsoft JhengHei" w:hAnsi="Microsoft JhengHei" w:eastAsia="Microsoft JhengHei"/>
-                <w:b/>
-                <w:color w:val="0E7C7B"/>
-                <w:sz w:val="18"/>
-              </w:rPr>
-              <w:t>另一台 clone Private repo 失敗</w:t>
-            </w:r>
-          </w:p>
-        </w:tc>
-        <w:tc>
-          <w:tcPr>
-            <w:tcW w:type="dxa" w:w="6520"/>
-            <w:tcBorders>
-              <w:top w:val="single" w:sz="6" w:color="B8CBC9"/>
-              <w:bottom w:val="single" w:sz="6" w:color="B8CBC9"/>
-              <w:left w:val="single" w:sz="6" w:color="B8CBC9"/>
-              <w:right w:val="single" w:sz="6" w:color="B8CBC9"/>
-            </w:tcBorders>
-          </w:tcPr>
-          <w:p>
-            <w:r>
-              <w:rPr>
-                <w:rFonts w:ascii="Microsoft JhengHei" w:hAnsi="Microsoft JhengHei" w:eastAsia="Microsoft JhengHei"/>
-                <w:b w:val="0"/>
-                <w:color w:val="1A1A1A"/>
-                <w:sz w:val="18"/>
-              </w:rPr>
-              <w:t>確認第二台登入的是同一個或有權限的 GitHub 帳號，而且已先安裝 Git。</w:t>
-            </w:r>
-          </w:p>
-        </w:tc>
-      </w:tr>
-    </w:tbl>
-    <w:p>
-      <w:pPr>
-        <w:pStyle w:val="Heading1"/>
-        <w:keepNext/>
-        <w:spacing w:before="140" w:after="80" w:line="259" w:lineRule="auto"/>
-        <w:pBdr>
-          <w:bottom w:val="single" w:sz="10" w:space="4" w:color="D9A441"/>
-        </w:pBdr>
-      </w:pPr>
-      <w:r>
-        <w:rPr>
-          <w:rFonts w:ascii="Microsoft JhengHei" w:hAnsi="Microsoft JhengHei" w:eastAsia="Microsoft JhengHei"/>
-          <w:b/>
-          <w:color w:val="0E7C7B"/>
-          <w:sz w:val="32"/>
-        </w:rPr>
-        <w:t>出門前最後驗收</w:t>
-      </w:r>
-    </w:p>
-    <w:p>
-      <w:pPr>
-        <w:keepNext w:val="0"/>
-        <w:spacing w:before="0" w:after="30" w:line="259" w:lineRule="auto"/>
-        <w:ind w:left="283" w:hanging="227"/>
-      </w:pPr>
-      <w:r>
-        <w:rPr>
-          <w:rFonts w:ascii="Microsoft JhengHei" w:hAnsi="Microsoft JhengHei" w:eastAsia="Microsoft JhengHei"/>
-          <w:b/>
-          <w:color w:val="0E7C7B"/>
-          <w:sz w:val="21"/>
-        </w:rPr>
-        <w:t xml:space="preserve">□ </w:t>
-      </w:r>
-      <w:r>
-        <w:rPr>
-          <w:rFonts w:ascii="Microsoft JhengHei" w:hAnsi="Microsoft JhengHei" w:eastAsia="Microsoft JhengHei"/>
-          <w:b w:val="0"/>
-          <w:color w:val="1A1A1A"/>
-          <w:sz w:val="20"/>
-        </w:rPr>
-        <w:t>ChatGPT 已登入，能切到 Codex 並選取整個資料夾。</w:t>
-      </w:r>
-    </w:p>
-    <w:p>
-      <w:pPr>
-        <w:keepNext w:val="0"/>
-        <w:spacing w:before="0" w:after="30" w:line="259" w:lineRule="auto"/>
-        <w:ind w:left="283" w:hanging="227"/>
-      </w:pPr>
-      <w:r>
-        <w:rPr>
-          <w:rFonts w:ascii="Microsoft JhengHei" w:hAnsi="Microsoft JhengHei" w:eastAsia="Microsoft JhengHei"/>
-          <w:b/>
-          <w:color w:val="0E7C7B"/>
-          <w:sz w:val="21"/>
-        </w:rPr>
-        <w:t xml:space="preserve">□ </w:t>
-      </w:r>
-      <w:r>
-        <w:rPr>
-          <w:rFonts w:ascii="Microsoft JhengHei" w:hAnsi="Microsoft JhengHei" w:eastAsia="Microsoft JhengHei"/>
-          <w:b w:val="0"/>
-          <w:color w:val="1A1A1A"/>
-          <w:sz w:val="20"/>
-        </w:rPr>
-        <w:t>Antigravity 已登入，Security Preset＝Default，Artifact Review Policy＝Always Ask。</w:t>
-      </w:r>
-    </w:p>
-    <w:p>
-      <w:pPr>
-        <w:keepNext w:val="0"/>
-        <w:spacing w:before="0" w:after="30" w:line="259" w:lineRule="auto"/>
-        <w:ind w:left="283" w:hanging="227"/>
-      </w:pPr>
-      <w:r>
-        <w:rPr>
-          <w:rFonts w:ascii="Microsoft JhengHei" w:hAnsi="Microsoft JhengHei" w:eastAsia="Microsoft JhengHei"/>
-          <w:b/>
-          <w:color w:val="0E7C7B"/>
-          <w:sz w:val="21"/>
-        </w:rPr>
-        <w:t xml:space="preserve">□ </w:t>
-      </w:r>
-      <w:r>
-        <w:rPr>
-          <w:rFonts w:ascii="Microsoft JhengHei" w:hAnsi="Microsoft JhengHei" w:eastAsia="Microsoft JhengHei"/>
-          <w:b w:val="0"/>
-          <w:color w:val="1A1A1A"/>
-          <w:sz w:val="20"/>
-        </w:rPr>
-        <w:t>GitHub 帳號已驗證；git --version、Git 作者資料、gh auth status 全部通過。</w:t>
-      </w:r>
-    </w:p>
-    <w:p>
-      <w:pPr>
-        <w:keepNext w:val="0"/>
-        <w:spacing w:before="0" w:after="30" w:line="259" w:lineRule="auto"/>
-        <w:ind w:left="283" w:hanging="227"/>
-      </w:pPr>
-      <w:r>
-        <w:rPr>
-          <w:rFonts w:ascii="Microsoft JhengHei" w:hAnsi="Microsoft JhengHei" w:eastAsia="Microsoft JhengHei"/>
-          <w:b/>
-          <w:color w:val="0E7C7B"/>
-          <w:sz w:val="21"/>
-        </w:rPr>
-        <w:t xml:space="preserve">□ </w:t>
-      </w:r>
-      <w:r>
-        <w:rPr>
-          <w:rFonts w:ascii="Microsoft JhengHei" w:hAnsi="Microsoft JhengHei" w:eastAsia="Microsoft JhengHei"/>
-          <w:b w:val="0"/>
-          <w:color w:val="1A1A1A"/>
-          <w:sz w:val="20"/>
-        </w:rPr>
-        <w:t>club2026 內已有解壓後教材、去識別計畫書與官方成果報告書範本。</w:t>
-      </w:r>
-    </w:p>
-    <w:p>
-      <w:pPr>
-        <w:keepNext w:val="0"/>
-        <w:spacing w:before="0" w:after="30" w:line="259" w:lineRule="auto"/>
-        <w:ind w:left="283" w:hanging="227"/>
-      </w:pPr>
-      <w:r>
-        <w:rPr>
-          <w:rFonts w:ascii="Microsoft JhengHei" w:hAnsi="Microsoft JhengHei" w:eastAsia="Microsoft JhengHei"/>
-          <w:b/>
-          <w:color w:val="0E7C7B"/>
-          <w:sz w:val="21"/>
-        </w:rPr>
-        <w:t xml:space="preserve">□ </w:t>
-      </w:r>
-      <w:r>
-        <w:rPr>
-          <w:rFonts w:ascii="Microsoft JhengHei" w:hAnsi="Microsoft JhengHei" w:eastAsia="Microsoft JhengHei"/>
-          <w:b w:val="0"/>
-          <w:color w:val="1A1A1A"/>
-          <w:sz w:val="20"/>
-        </w:rPr>
-        <w:t>Codex 與 Antigravity 開啟的 club2026 完整路徑相同，60 秒唯讀測試結果一致。</w:t>
-      </w:r>
-    </w:p>
-    <w:p>
-      <w:pPr>
-        <w:keepNext w:val="0"/>
-        <w:spacing w:before="0" w:after="30" w:line="259" w:lineRule="auto"/>
-        <w:ind w:left="283" w:hanging="227"/>
-      </w:pPr>
-      <w:r>
-        <w:rPr>
-          <w:rFonts w:ascii="Microsoft JhengHei" w:hAnsi="Microsoft JhengHei" w:eastAsia="Microsoft JhengHei"/>
-          <w:b/>
-          <w:color w:val="0E7C7B"/>
-          <w:sz w:val="21"/>
-        </w:rPr>
-        <w:t xml:space="preserve">□ </w:t>
-      </w:r>
-      <w:r>
-        <w:rPr>
-          <w:rFonts w:ascii="Microsoft JhengHei" w:hAnsi="Microsoft JhengHei" w:eastAsia="Microsoft JhengHei"/>
-          <w:b w:val="0"/>
-          <w:color w:val="1A1A1A"/>
-          <w:sz w:val="20"/>
-        </w:rPr>
-        <w:t>雙擊 club2026 裡的 index.html，瀏覽器能顯示教材首頁。</w:t>
-      </w:r>
-    </w:p>
-    <w:tbl>
-      <w:tblPr>
-        <w:tblW w:type="auto" w:w="0"/>
-        <w:jc w:val="center"/>
-        <w:tblLayout w:type="autofit"/>
-        <w:tblLook w:firstColumn="1" w:firstRow="1" w:lastColumn="0" w:lastRow="0" w:noHBand="0" w:noVBand="1" w:val="04A0"/>
-      </w:tblPr>
-      <w:tblGrid>
-        <w:gridCol w:w="10262"/>
-      </w:tblGrid>
-      <w:tr>
-        <w:trPr>
-          <w:tblHeader w:val="true"/>
-        </w:trPr>
-        <w:tc>
-          <w:tcPr>
-            <w:tcW w:type="dxa" w:w="10262"/>
-            <w:vAlign w:val="center"/>
-            <w:shd w:fill="EAF4F3"/>
-            <w:tcBorders>
-              <w:top w:val="single" w:sz="8" w:color="B8CBC9"/>
-              <w:bottom w:val="single" w:sz="8" w:color="B8CBC9"/>
-              <w:left w:val="single" w:sz="8" w:color="B8CBC9"/>
-              <w:right w:val="single" w:sz="8" w:color="B8CBC9"/>
-            </w:tcBorders>
-          </w:tcPr>
-          <w:p>
-            <w:pPr>
-              <w:keepNext w:val="0"/>
-              <w:spacing w:before="0" w:after="20" w:line="259" w:lineRule="auto"/>
-            </w:pPr>
-            <w:r>
-              <w:rPr>
-                <w:rFonts w:ascii="Microsoft JhengHei" w:hAnsi="Microsoft JhengHei" w:eastAsia="Microsoft JhengHei"/>
-                <w:b/>
-                <w:color w:val="0E7C7B"/>
-                <w:sz w:val="20"/>
-              </w:rPr>
-              <w:t xml:space="preserve">課後再做一次　</w:t>
-            </w:r>
-            <w:r>
-              <w:rPr>
-                <w:rFonts w:ascii="Microsoft JhengHei" w:hAnsi="Microsoft JhengHei" w:eastAsia="Microsoft JhengHei"/>
-                <w:b w:val="0"/>
-                <w:color w:val="1A1A1A"/>
-                <w:sz w:val="19"/>
-              </w:rPr>
-              <w:t>先開 index.html，依序走「行前安裝 → 關 0 → 方法 → 關 1 → 關 3 → 關 2 → 關 4 → 關 5 → 關 6」。每關都要完成提示詞、修正與驗收清單，再進下一關。</w:t>
-            </w:r>
-          </w:p>
-        </w:tc>
-      </w:tr>
-    </w:tbl>
-    <w:p>
-      <w:pPr>
-        <w:spacing w:after="0"/>
-      </w:pPr>
-    </w:p>
-    <w:p>
-      <w:pPr>
-        <w:keepNext w:val="0"/>
-        <w:spacing w:before="0" w:after="60" w:line="259" w:lineRule="auto"/>
-      </w:pPr>
-      <w:r>
-        <w:rPr>
-          <w:rFonts w:ascii="Microsoft JhengHei" w:hAnsi="Microsoft JhengHei" w:eastAsia="Microsoft JhengHei"/>
-          <w:b w:val="0"/>
-          <w:color w:val="1A1A1A"/>
-          <w:sz w:val="19"/>
-        </w:rPr>
-        <w:t>聯絡：仿生與環境實驗室助理 陳若瑜、游豐兆｜erntmap@gmail.com｜03-8905179</w:t>
+        <w:t>聯絡我們：仿生與環境實驗室助理 陳若瑜、游豐兆｜erntmap@gmail.com｜03-8905179</w:t>
       </w:r>
     </w:p>
     <w:sectPr>
-      <w:headerReference w:type="default" r:id="rId9"/>
-      <w:footerReference w:type="default" r:id="rId10"/>
       <w:pgSz w:w="11906" w:h="16838"/>
-      <w:pgMar w:top="709" w:right="822" w:bottom="709" w:left="822" w:header="312" w:footer="312" w:gutter="0"/>
+      <w:pgMar w:top="1134" w:right="1134" w:bottom="1134" w:left="1134" w:header="720" w:footer="720" w:gutter="0"/>
       <w:cols w:space="720"/>
       <w:docGrid w:linePitch="360"/>
     </w:sectPr>
   </w:body>
 </w:document>
-</file>
-
-<file path=word/footer1.xml><?xml version="1.0" encoding="utf-8"?>
-<w:ftr xmlns:m="http://schemas.openxmlformats.org/officeDocument/2006/math" xmlns:mc="http://schemas.openxmlformats.org/markup-compatibility/2006" xmlns:mo="http://schemas.microsoft.com/office/mac/office/2008/main" xmlns:mv="urn:schemas-microsoft-com:mac:vml" xmlns:o="urn:schemas-microsoft-com:office:office" xmlns:r="http://schemas.openxmlformats.org/officeDocument/2006/relationships" xmlns:v="urn:schemas-microsoft-com:vml" xmlns:w10="urn:schemas-microsoft-com:office:word" xmlns:w14="http://schemas.microsoft.com/office/word/2010/wordml" xmlns:w="http://schemas.openxmlformats.org/wordprocessingml/2006/main" xmlns:wne="http://schemas.microsoft.com/office/word/2006/wordml" xmlns:wp14="http://schemas.microsoft.com/office/word/2010/wordprocessingDrawing" xmlns:wp="http://schemas.openxmlformats.org/drawingml/2006/wordprocessingDrawing" xmlns:wpc="http://schemas.microsoft.com/office/word/2010/wordprocessingCanvas" xmlns:wpg="http://schemas.microsoft.com/office/word/2010/wordprocessingGroup" xmlns:wpi="http://schemas.microsoft.com/office/word/2010/wordprocessingInk" xmlns:wps="http://schemas.microsoft.com/office/word/2010/wordprocessingShape" mc:Ignorable="w14 wp14">
-  <w:p>
-    <w:pPr>
-      <w:pStyle w:val="Footer"/>
-      <w:jc w:val="center"/>
-    </w:pPr>
-    <w:r>
-      <w:rPr>
-        <w:rFonts w:ascii="Microsoft JhengHei" w:hAnsi="Microsoft JhengHei" w:eastAsia="Microsoft JhengHei"/>
-        <w:b w:val="0"/>
-        <w:color w:val="52616B"/>
-        <w:sz w:val="16"/>
-      </w:rPr>
-      <w:t>仰望教育基金會 × 國立東華大學｜學員課後可照本講義重做</w:t>
-    </w:r>
-  </w:p>
-</w:ftr>
-</file>
-
-<file path=word/header1.xml><?xml version="1.0" encoding="utf-8"?>
-<w:hdr xmlns:m="http://schemas.openxmlformats.org/officeDocument/2006/math" xmlns:mc="http://schemas.openxmlformats.org/markup-compatibility/2006" xmlns:mo="http://schemas.microsoft.com/office/mac/office/2008/main" xmlns:mv="urn:schemas-microsoft-com:mac:vml" xmlns:o="urn:schemas-microsoft-com:office:office" xmlns:r="http://schemas.openxmlformats.org/officeDocument/2006/relationships" xmlns:v="urn:schemas-microsoft-com:vml" xmlns:w10="urn:schemas-microsoft-com:office:word" xmlns:w14="http://schemas.microsoft.com/office/word/2010/wordml" xmlns:w="http://schemas.openxmlformats.org/wordprocessingml/2006/main" xmlns:wne="http://schemas.microsoft.com/office/word/2006/wordml" xmlns:wp14="http://schemas.microsoft.com/office/word/2010/wordprocessingDrawing" xmlns:wp="http://schemas.openxmlformats.org/drawingml/2006/wordprocessingDrawing" xmlns:wpc="http://schemas.microsoft.com/office/word/2010/wordprocessingCanvas" xmlns:wpg="http://schemas.microsoft.com/office/word/2010/wordprocessingGroup" xmlns:wpi="http://schemas.microsoft.com/office/word/2010/wordprocessingInk" xmlns:wps="http://schemas.microsoft.com/office/word/2010/wordprocessingShape" mc:Ignorable="w14 wp14">
-  <w:p>
-    <w:pPr>
-      <w:pStyle w:val="Header"/>
-      <w:jc w:val="right"/>
-    </w:pPr>
-    <w:r>
-      <w:rPr>
-        <w:rFonts w:ascii="Microsoft JhengHei" w:hAnsi="Microsoft JhengHei" w:eastAsia="Microsoft JhengHei"/>
-        <w:b w:val="0"/>
-        <w:color w:val="52616B"/>
-        <w:sz w:val="17"/>
-      </w:rPr>
-      <w:t>2026/8/19 花蓮教師研習｜行前安裝與關 0</w:t>
-    </w:r>
-  </w:p>
-</w:hdr>
 </file>
 
 <file path=word/numbering.xml><?xml version="1.0" encoding="utf-8"?>
@@ -3202,10 +1546,6 @@
     <w:name w:val="Normal"/>
     <w:qFormat/>
     <w:rsid w:val="00FC693F"/>
-    <w:rPr>
-      <w:rFonts w:ascii="Microsoft JhengHei" w:hAnsi="Microsoft JhengHei" w:eastAsia="Microsoft JhengHei"/>
-      <w:sz w:val="21"/>
-    </w:rPr>
   </w:style>
   <w:style w:type="paragraph" w:styleId="Header">
     <w:name w:val="header"/>
